--- a/downloads/teacher/ai-5-week-01.docx
+++ b/downloads/teacher/ai-5-week-01.docx
@@ -2157,6 +2157,396 @@
         <w:t>For your Image-pattern Network Investigation, save the input, procedure, observed result and limitation of this check. Label this worked example as practice; use a different, previously unreviewed case when checking independent understanding.</w:t>
       </w:r>
     </w:p>
+    <w:p>
+      <w:pPr>
+        <w:pStyle w:val="Heading1"/>
+      </w:pPr>
+      <w:r>
+        <w:t>07. Prepare, teach and assess</w:t>
+      </w:r>
+    </w:p>
+    <w:p>
+      <w:r>
+        <w:t>Teaching target: Encode a record using a fixed feature order and units</w:t>
+      </w:r>
+    </w:p>
+    <w:p>
+      <w:r>
+        <w:t>Prepare the labelled worked-case picture, the matching workbook, fictional input cards and a place for individual responses. Check a local Python 3 environment before class; have a paper-trace version ready.</w:t>
+      </w:r>
+    </w:p>
+    <w:tbl>
+      <w:tblPr>
+        <w:tblStyle w:val="LightShading-Accent1"/>
+        <w:tblW w:type="auto" w:w="0"/>
+        <w:tblLook w:firstColumn="1" w:firstRow="1" w:lastColumn="0" w:lastRow="0" w:noHBand="0" w:noVBand="1" w:val="04A0"/>
+      </w:tblPr>
+      <w:tblGrid>
+        <w:gridCol w:w="3408"/>
+        <w:gridCol w:w="3408"/>
+        <w:gridCol w:w="3408"/>
+      </w:tblGrid>
+      <w:tr>
+        <w:trPr>
+          <w:tblHeader/>
+        </w:trPr>
+        <w:tc>
+          <w:tcPr>
+            <w:tcW w:type="dxa" w:w="3408"/>
+          </w:tcPr>
+          <w:p>
+            <w:r>
+              <w:t>Session</w:t>
+            </w:r>
+          </w:p>
+        </w:tc>
+        <w:tc>
+          <w:tcPr>
+            <w:tcW w:type="dxa" w:w="3408"/>
+          </w:tcPr>
+          <w:p>
+            <w:r>
+              <w:t>Plan</w:t>
+            </w:r>
+          </w:p>
+        </w:tc>
+        <w:tc>
+          <w:tcPr>
+            <w:tcW w:type="dxa" w:w="3408"/>
+          </w:tcPr>
+          <w:p>
+            <w:r>
+              <w:t>Resources</w:t>
+            </w:r>
+          </w:p>
+        </w:tc>
+      </w:tr>
+      <w:tr>
+        <w:tc>
+          <w:tcPr>
+            <w:tcW w:type="dxa" w:w="3408"/>
+          </w:tcPr>
+          <w:p>
+            <w:r>
+              <w:t>Session 1 · Understand · 45 min</w:t>
+            </w:r>
+          </w:p>
+        </w:tc>
+        <w:tc>
+          <w:tcPr>
+            <w:tcW w:type="dxa" w:w="3408"/>
+          </w:tcPr>
+          <w:p>
+            <w:r>
+              <w:t>0–7: recall and prerequisite; 7–15: inspect the concrete case and predict; 15–30: teacher models the worked trace; 30–40: learners explain a step using the text and visual; 40–45: check the core idea.</w:t>
+            </w:r>
+          </w:p>
+        </w:tc>
+        <w:tc>
+          <w:tcPr>
+            <w:tcW w:type="dxa" w:w="3408"/>
+          </w:tcPr>
+          <w:p>
+            <w:r>
+              <w:t>Sections 1–6; record the brief recall in the workbook.</w:t>
+            </w:r>
+          </w:p>
+        </w:tc>
+      </w:tr>
+      <w:tr>
+        <w:tc>
+          <w:tcPr>
+            <w:tcW w:type="dxa" w:w="3408"/>
+          </w:tcPr>
+          <w:p>
+            <w:r>
+              <w:t>Session 2 · Practise · 45 min</w:t>
+            </w:r>
+          </w:p>
+        </w:tc>
+        <w:tc>
+          <w:tcPr>
+            <w:tcW w:type="dxa" w:w="3408"/>
+          </w:tcPr>
+          <w:p>
+            <w:r>
+              <w:t>0–5: retrieve the procedure; 5–15: W2 completion practice; 15–23: explain and check with a partner; 23–30: each learner answers the misconception check; 30–40: targeted reteaching or a harder variation; 40–45: prepare the investigation.</w:t>
+            </w:r>
+          </w:p>
+        </w:tc>
+        <w:tc>
+          <w:tcPr>
+            <w:tcW w:type="dxa" w:w="3408"/>
+          </w:tcPr>
+          <w:p>
+            <w:r>
+              <w:t>Sections 7–10; use the matching workbook W2 and misconception check.</w:t>
+            </w:r>
+          </w:p>
+        </w:tc>
+      </w:tr>
+      <w:tr>
+        <w:tc>
+          <w:tcPr>
+            <w:tcW w:type="dxa" w:w="3408"/>
+          </w:tcPr>
+          <w:p>
+            <w:r>
+              <w:t>Session 3 · Investigate and transfer · 45 min</w:t>
+            </w:r>
+          </w:p>
+        </w:tc>
+        <w:tc>
+          <w:tcPr>
+            <w:tcW w:type="dxa" w:w="3408"/>
+          </w:tcPr>
+          <w:p>
+            <w:r>
+              <w:t>0–5: retrieve the decision rule; 5–20: investigate or trace; 20–30: start the independent case; 30–38: connect the project; 38–43: act on feedback; 43–45: plan the return check.</w:t>
+            </w:r>
+          </w:p>
+        </w:tc>
+        <w:tc>
+          <w:tcPr>
+            <w:tcW w:type="dxa" w:w="3408"/>
+          </w:tcPr>
+          <w:p>
+            <w:r>
+              <w:t>Sections 9 and 11–14. Give extra time to finish the full task set; use Section 15 when the week includes a coding lab.</w:t>
+            </w:r>
+          </w:p>
+        </w:tc>
+      </w:tr>
+    </w:tbl>
+    <w:p>
+      <w:r>
+        <w:t>Before class, solve the supported practice: A new record has width 60 mm and height 10 mm. Give its vector in the agreed cm schema, and name one error in [60, 10].</w:t>
+      </w:r>
+    </w:p>
+    <w:p>
+      <w:r>
+        <w:t>Reasoned practice answer: Teacher explanation: The vector is [6, 1]. [60, 10] uses mm numbers where cm numbers are expected, scaling both measurements tenfold.</w:t>
+      </w:r>
+    </w:p>
+    <w:p>
+      <w:r>
+        <w:t>Check every learner before discussion: Use the worked case for Representing inputs as vectors. Proposed explanation: “Order does not matter”. Decide whether this explanation is supported. Point to the step or supplied fact that decides; explain your repair if needed.</w:t>
+      </w:r>
+    </w:p>
+    <w:p>
+      <w:r>
+        <w:t>Misconception repair: A and B use the same numbers but assign them to different features. Read each position by name.</w:t>
+      </w:r>
+    </w:p>
+    <w:p>
+      <w:r>
+        <w:t>Support: read the exact case aloud, enlarge the labelled picture, supply input cards and model only the first deciding step. Accept a spoken explanation or drawing; retain the reasoning goal.</w:t>
+      </w:r>
+    </w:p>
+    <w:p>
+      <w:r>
+        <w:t>Extension: Swap only A’s vector order before prediction. Require a prediction and a reason before comparing. Expected result: The encoded input becomes [7, 2], numerically identical to B’s original input. Reason: Changing coordinate order changes feature meaning even if the numbers are unchanged.</w:t>
+      </w:r>
+    </w:p>
+    <w:p>
+      <w:r>
+        <w:t>Independent assessment: withhold the reserved answer until the learner has attempted the new case. Record support separately from correctness.</w:t>
+      </w:r>
+    </w:p>
+    <w:tbl>
+      <w:tblPr>
+        <w:tblStyle w:val="LightShading-Accent1"/>
+        <w:tblW w:type="auto" w:w="0"/>
+        <w:tblLook w:firstColumn="1" w:firstRow="1" w:lastColumn="0" w:lastRow="0" w:noHBand="0" w:noVBand="1" w:val="04A0"/>
+      </w:tblPr>
+      <w:tblGrid>
+        <w:gridCol w:w="2556"/>
+        <w:gridCol w:w="2556"/>
+        <w:gridCol w:w="2556"/>
+        <w:gridCol w:w="2556"/>
+      </w:tblGrid>
+      <w:tr>
+        <w:trPr>
+          <w:tblHeader/>
+        </w:trPr>
+        <w:tc>
+          <w:tcPr>
+            <w:tcW w:type="dxa" w:w="2556"/>
+          </w:tcPr>
+          <w:p>
+            <w:r>
+              <w:t>Criterion</w:t>
+            </w:r>
+          </w:p>
+        </w:tc>
+        <w:tc>
+          <w:tcPr>
+            <w:tcW w:type="dxa" w:w="2556"/>
+          </w:tcPr>
+          <w:p>
+            <w:r>
+              <w:t>Not yet</w:t>
+            </w:r>
+          </w:p>
+        </w:tc>
+        <w:tc>
+          <w:tcPr>
+            <w:tcW w:type="dxa" w:w="2556"/>
+          </w:tcPr>
+          <w:p>
+            <w:r>
+              <w:t>With support</w:t>
+            </w:r>
+          </w:p>
+        </w:tc>
+        <w:tc>
+          <w:tcPr>
+            <w:tcW w:type="dxa" w:w="2556"/>
+          </w:tcPr>
+          <w:p>
+            <w:r>
+              <w:t>Independent</w:t>
+            </w:r>
+          </w:p>
+        </w:tc>
+      </w:tr>
+      <w:tr>
+        <w:tc>
+          <w:tcPr>
+            <w:tcW w:type="dxa" w:w="2556"/>
+          </w:tcPr>
+          <w:p>
+            <w:r>
+              <w:t>Explanation</w:t>
+            </w:r>
+          </w:p>
+        </w:tc>
+        <w:tc>
+          <w:tcPr>
+            <w:tcW w:type="dxa" w:w="2556"/>
+          </w:tcPr>
+          <w:p>
+            <w:r>
+              <w:t>Names an answer without a deciding fact</w:t>
+            </w:r>
+          </w:p>
+        </w:tc>
+        <w:tc>
+          <w:tcPr>
+            <w:tcW w:type="dxa" w:w="2556"/>
+          </w:tcPr>
+          <w:p>
+            <w:r>
+              <w:t>Uses a hint to link fact and decision</w:t>
+            </w:r>
+          </w:p>
+        </w:tc>
+        <w:tc>
+          <w:tcPr>
+            <w:tcW w:type="dxa" w:w="2556"/>
+          </w:tcPr>
+          <w:p>
+            <w:r>
+              <w:t>Explains the deciding fact in own words</w:t>
+            </w:r>
+          </w:p>
+        </w:tc>
+      </w:tr>
+      <w:tr>
+        <w:tc>
+          <w:tcPr>
+            <w:tcW w:type="dxa" w:w="2556"/>
+          </w:tcPr>
+          <w:p>
+            <w:r>
+              <w:t>Trace or test</w:t>
+            </w:r>
+          </w:p>
+        </w:tc>
+        <w:tc>
+          <w:tcPr>
+            <w:tcW w:type="dxa" w:w="2556"/>
+          </w:tcPr>
+          <w:p>
+            <w:r>
+              <w:t>Cannot connect input and result</w:t>
+            </w:r>
+          </w:p>
+        </w:tc>
+        <w:tc>
+          <w:tcPr>
+            <w:tcW w:type="dxa" w:w="2556"/>
+          </w:tcPr>
+          <w:p>
+            <w:r>
+              <w:t>Completes steps with prompts</w:t>
+            </w:r>
+          </w:p>
+        </w:tc>
+        <w:tc>
+          <w:tcPr>
+            <w:tcW w:type="dxa" w:w="2556"/>
+          </w:tcPr>
+          <w:p>
+            <w:r>
+              <w:t>Traces or tests a changed case accurately</w:t>
+            </w:r>
+          </w:p>
+        </w:tc>
+      </w:tr>
+      <w:tr>
+        <w:tc>
+          <w:tcPr>
+            <w:tcW w:type="dxa" w:w="2556"/>
+          </w:tcPr>
+          <w:p>
+            <w:r>
+              <w:t>Limits and revision</w:t>
+            </w:r>
+          </w:p>
+        </w:tc>
+        <w:tc>
+          <w:tcPr>
+            <w:tcW w:type="dxa" w:w="2556"/>
+          </w:tcPr>
+          <w:p>
+            <w:r>
+              <w:t>Claims more than evidence supports</w:t>
+            </w:r>
+          </w:p>
+        </w:tc>
+        <w:tc>
+          <w:tcPr>
+            <w:tcW w:type="dxa" w:w="2556"/>
+          </w:tcPr>
+          <w:p>
+            <w:r>
+              <w:t>Names a limit after a prompt</w:t>
+            </w:r>
+          </w:p>
+        </w:tc>
+        <w:tc>
+          <w:tcPr>
+            <w:tcW w:type="dxa" w:w="2556"/>
+          </w:tcPr>
+          <w:p>
+            <w:r>
+              <w:t>States a defensible limit and useful next test</w:t>
+            </w:r>
+          </w:p>
+        </w:tc>
+      </w:tr>
+    </w:tbl>
+    <w:p>
+      <w:r>
+        <w:t>Project checkpoint: Frame the need. Name the user, the problem, allowed inputs and a safe simple starting method.</w:t>
+      </w:r>
+    </w:p>
+    <w:p>
+      <w:r>
+        <w:t>Use the weekly teacher answer for topic-specific reasoning. A saved progress tick is an activity record; judge mastery from the learner’s explanation and evidence.</w:t>
+      </w:r>
+    </w:p>
     <w:sectPr>
       <w:pgSz w:w="12240" w:h="15840"/>
       <w:pgMar w:top="936" w:right="1008" w:bottom="936" w:left="1008" w:header="720" w:footer="720" w:gutter="0"/>

--- a/downloads/teacher/ai-5-week-01.docx
+++ b/downloads/teacher/ai-5-week-01.docx
@@ -2547,6 +2547,39 @@
         <w:t>Use the weekly teacher answer for topic-specific reasoning. A saved progress tick is an activity record; judge mastery from the learner’s explanation and evidence.</w:t>
       </w:r>
     </w:p>
+    <w:p>
+      <w:pPr>
+        <w:pStyle w:val="Heading1"/>
+      </w:pPr>
+      <w:r>
+        <w:t>08. Use feedback, labs and repair paths</w:t>
+      </w:r>
+    </w:p>
+    <w:p>
+      <w:r>
+        <w:t>Use the two formative questions as supported practice, not as independent mastery scores. Discuss the deciding evidence rather than accepting a guessed selection.</w:t>
+      </w:r>
+    </w:p>
+    <w:p>
+      <w:r>
+        <w:t>The feedback comes from the reviewed public worked case. Do not reveal the separately reserved independent teacher answer until the learner has attempted that case.</w:t>
+      </w:r>
+    </w:p>
+    <w:p>
+      <w:r>
+        <w:t>Ask students to predict before running code. Preserve errors and actual outputs; collect a changed test and an explanation. The branch-boundary and indexing lessons deliberately include failure cases.</w:t>
+      </w:r>
+    </w:p>
+    <w:p>
+      <w:r>
+        <w:t>Use the earlier worked-explanation links to address a specific missing building block, then return to the current question. Adapt this suggestion after observing the learner; it is not an automatic diagnosis.</w:t>
+      </w:r>
+    </w:p>
+    <w:p>
+      <w:r>
+        <w:t>Collect the completed-work portfolio as evidence. Record support separately from correctness, and assess explanation, trace/test and limitations. Progress ticks and quiz selections alone do not establish mastery.</w:t>
+      </w:r>
+    </w:p>
     <w:sectPr>
       <w:pgSz w:w="12240" w:h="15840"/>
       <w:pgMar w:top="936" w:right="1008" w:bottom="936" w:left="1008" w:header="720" w:footer="720" w:gutter="0"/>

--- a/downloads/teacher/ai-5-week-01.docx
+++ b/downloads/teacher/ai-5-week-01.docx
@@ -29,15 +29,26 @@
       </w:r>
     </w:p>
     <w:p>
-      <w:pPr>
-        <w:pStyle w:val="Heading3"/>
-      </w:pPr>
-      <w:r>
-        <w:t>Teach the learning cycle</w:t>
+      <w:r>
+        <w:t>Prepare Representing inputs as vectors: check the target, prerequisites, resources and adaptable teaching schedule.</w:t>
       </w:r>
     </w:p>
     <w:p>
-      <w:r>
+      <w:pPr>
+        <w:pStyle w:val="Heading3"/>
+      </w:pPr>
+      <w:r>
+        <w:t>Teach the learning cycle</w:t>
+      </w:r>
+    </w:p>
+    <w:p>
+      <w:pPr>
+        <w:spacing w:line="336" w:lineRule="auto" w:after="180"/>
+      </w:pPr>
+      <w:r>
+        <w:rPr>
+          <w:b w:val="0"/>
+        </w:rPr>
         <w:t>Primary target: Encode a record using a fixed feature order and units</w:t>
       </w:r>
     </w:p>
@@ -185,16 +196,37 @@
       </w:tr>
     </w:tbl>
     <w:p>
-      <w:r>
-        <w:t>This is a starting allocation of 135 minutes, not a validated duration. Preserve all named topics. Schedule extra time for connected examples, the full investigation, independent cases and project building. Repeated copies of a case share one recorded attempt; they are not new evidence.</w:t>
+      <w:pPr>
+        <w:spacing w:line="336" w:lineRule="auto" w:after="180"/>
+      </w:pPr>
+      <w:r>
+        <w:rPr>
+          <w:b w:val="0"/>
+        </w:rPr>
+        <w:t>This is a starting allocation of 135 minutes, not a validated duration. Preserve all named topics. Schedule extra time for connected examples, the full investigation, independent cases and project building.</w:t>
       </w:r>
     </w:p>
     <w:p>
       <w:pPr>
-        <w:pStyle w:val="Heading3"/>
-      </w:pPr>
-      <w:r>
-        <w:t>Retrieval answer guidance</w:t>
+        <w:spacing w:line="336" w:lineRule="auto" w:after="180"/>
+      </w:pPr>
+      <w:r>
+        <w:rPr>
+          <w:b w:val="0"/>
+        </w:rPr>
+        <w:t xml:space="preserve">Repeated copies of a case share one recorded attempt; they are not new </w:t>
+      </w:r>
+      <w:r>
+        <w:rPr>
+          <w:b/>
+        </w:rPr>
+        <w:t>evidence</w:t>
+      </w:r>
+      <w:r>
+        <w:rPr>
+          <w:b w:val="0"/>
+        </w:rPr>
+        <w:t>.</w:t>
       </w:r>
     </w:p>
     <w:p>
@@ -202,86 +234,230 @@
         <w:pStyle w:val="Heading3"/>
       </w:pPr>
       <w:r>
-        <w:t>ML Builder Expo</w:t>
+        <w:t>Retrieval answer guidance</w:t>
       </w:r>
     </w:p>
     <w:p>
-      <w:r>
-        <w:t>Without opening the old lesson, explain one key idea from ML Builder Expo. Give an example and a mistake that the idea helps you avoid.</w:t>
+      <w:pPr>
+        <w:pStyle w:val="Heading3"/>
+      </w:pPr>
+      <w:r>
+        <w:t>ML Builder Expo</w:t>
       </w:r>
     </w:p>
     <w:p>
-      <w:r>
-        <w:t>Look for: Defend the project using traceable evidence</w:t>
+      <w:pPr>
+        <w:spacing w:line="336" w:lineRule="auto" w:after="180"/>
+      </w:pPr>
+      <w:r>
+        <w:rPr>
+          <w:b w:val="0"/>
+        </w:rPr>
+        <w:t>Without opening the old lesson, explain one key idea from ML Builder Expo. Give an example and a mistake that the idea helps you avoid.</w:t>
       </w:r>
     </w:p>
     <w:p>
-      <w:r>
-        <w:t>Reference example, not the only acceptable wording: Teacher explanation: A valid response names the fictional task, reports an auditable baseline/candidate comparison with denominator, and restricts the claim to the evaluated setup.</w:t>
+      <w:pPr>
+        <w:spacing w:line="336" w:lineRule="auto" w:after="180"/>
+      </w:pPr>
+      <w:r>
+        <w:rPr>
+          <w:b w:val="0"/>
+        </w:rPr>
+        <w:t xml:space="preserve">Look for: Defend the project using traceable </w:t>
+      </w:r>
+      <w:r>
+        <w:rPr>
+          <w:b/>
+        </w:rPr>
+        <w:t>evidence</w:t>
       </w:r>
     </w:p>
     <w:p>
-      <w:r>
-        <w:t>Begin Grade 9 by connecting the Grade 8 feature table to an ordered numerical input. Students should name every component before calculating. Use two 45-minute sessions. Avoid treating a vector as a mysterious neural object: the learning target is a precise data contract, including order, units, missing values and the distinction between inputs and targets.</w:t>
+      <w:pPr>
+        <w:spacing w:line="336" w:lineRule="auto" w:after="180"/>
+      </w:pPr>
+      <w:r>
+        <w:rPr>
+          <w:b w:val="0"/>
+        </w:rPr>
+        <w:t>Reference example, not the only acceptable wording: Teacher explanation: A valid response names the fictional task, reports an auditable baseline/candidate comparison with denominator, and restricts the claim to the evaluated setup.</w:t>
       </w:r>
     </w:p>
     <w:p>
       <w:pPr>
-        <w:pStyle w:val="Heading3"/>
-      </w:pPr>
-      <w:r>
-        <w:t>Outcomes</w:t>
+        <w:spacing w:line="336" w:lineRule="auto" w:after="180"/>
+      </w:pPr>
+      <w:r>
+        <w:rPr>
+          <w:b w:val="0"/>
+        </w:rPr>
+        <w:t xml:space="preserve">Begin Grade 9 by connecting the Grade 8 feature table to an ordered numerical </w:t>
+      </w:r>
+      <w:r>
+        <w:rPr>
+          <w:b/>
+        </w:rPr>
+        <w:t>input</w:t>
+      </w:r>
+      <w:r>
+        <w:rPr>
+          <w:b w:val="0"/>
+        </w:rPr>
+        <w:t xml:space="preserve">. Students should name every </w:t>
+      </w:r>
+      <w:r>
+        <w:rPr>
+          <w:b/>
+        </w:rPr>
+        <w:t>component</w:t>
+      </w:r>
+      <w:r>
+        <w:rPr>
+          <w:b w:val="0"/>
+        </w:rPr>
+        <w:t xml:space="preserve"> before calculating. Use two 45-minute sessions.</w:t>
       </w:r>
     </w:p>
     <w:p>
-      <w:r>
-        <w:t>Encode a record using a fixed feature order and units</w:t>
+      <w:pPr>
+        <w:spacing w:line="336" w:lineRule="auto" w:after="180"/>
+      </w:pPr>
+      <w:r>
+        <w:rPr>
+          <w:b w:val="0"/>
+        </w:rPr>
+        <w:t xml:space="preserve">Avoid treating a </w:t>
+      </w:r>
+      <w:r>
+        <w:rPr>
+          <w:b/>
+        </w:rPr>
+        <w:t>vector</w:t>
+      </w:r>
+      <w:r>
+        <w:rPr>
+          <w:b w:val="0"/>
+        </w:rPr>
+        <w:t xml:space="preserve"> as a mysterious neural object: the learning target is a precise data contract, including order, units, missing values and the distinction between </w:t>
+      </w:r>
+      <w:r>
+        <w:rPr>
+          <w:b/>
+        </w:rPr>
+        <w:t>input</w:t>
+      </w:r>
+      <w:r>
+        <w:rPr>
+          <w:b w:val="0"/>
+        </w:rPr>
+        <w:t>s and targets.</w:t>
       </w:r>
     </w:p>
     <w:p>
-      <w:r>
-        <w:t>Distinguish a vector dimension from the number of examples</w:t>
+      <w:pPr>
+        <w:pStyle w:val="Heading3"/>
+      </w:pPr>
+      <w:r>
+        <w:t>Outcomes</w:t>
       </w:r>
     </w:p>
     <w:p>
-      <w:r>
-        <w:t>Detect missing values and target leakage before computation</w:t>
+      <w:pPr>
+        <w:spacing w:line="336" w:lineRule="auto" w:after="180"/>
+      </w:pPr>
+      <w:r>
+        <w:rPr>
+          <w:b w:val="0"/>
+        </w:rPr>
+        <w:t>Encode a record using a fixed feature order and units</w:t>
       </w:r>
     </w:p>
     <w:p>
       <w:pPr>
-        <w:pStyle w:val="Heading3"/>
-      </w:pPr>
-      <w:r>
-        <w:t>Preparation</w:t>
+        <w:spacing w:line="336" w:lineRule="auto" w:after="180"/>
+      </w:pPr>
+      <w:r>
+        <w:rPr>
+          <w:b w:val="0"/>
+        </w:rPr>
+        <w:t xml:space="preserve">Distinguish a </w:t>
+      </w:r>
+      <w:r>
+        <w:rPr>
+          <w:b/>
+        </w:rPr>
+        <w:t>vector</w:t>
+      </w:r>
+      <w:r>
+        <w:rPr>
+          <w:b w:val="0"/>
+        </w:rPr>
+        <w:t xml:space="preserve"> </w:t>
+      </w:r>
+      <w:r>
+        <w:rPr>
+          <w:b/>
+        </w:rPr>
+        <w:t>dimension</w:t>
+      </w:r>
+      <w:r>
+        <w:rPr>
+          <w:b w:val="0"/>
+        </w:rPr>
+        <w:t xml:space="preserve"> from the number of examples</w:t>
       </w:r>
     </w:p>
     <w:p>
-      <w:r>
-        <w:t>Printed lesson and workbook; paper and pencil</w:t>
+      <w:pPr>
+        <w:spacing w:line="336" w:lineRule="auto" w:after="180"/>
+      </w:pPr>
+      <w:r>
+        <w:rPr>
+          <w:b w:val="0"/>
+        </w:rPr>
+        <w:t>Detect missing values and target leakage before computation</w:t>
       </w:r>
     </w:p>
     <w:p>
-      <w:r>
-        <w:t>Calculator and optional local Python 3 editor; no packages or AI accounts needed</w:t>
+      <w:pPr>
+        <w:pStyle w:val="Heading3"/>
+      </w:pPr>
+      <w:r>
+        <w:t>Preparation</w:t>
       </w:r>
     </w:p>
     <w:p>
-      <w:r>
-        <w:t>Use the fictional examples supplied; prepare the fresh retry before class</w:t>
+      <w:pPr>
+        <w:spacing w:line="336" w:lineRule="auto" w:after="180"/>
+      </w:pPr>
+      <w:r>
+        <w:rPr>
+          <w:b w:val="0"/>
+        </w:rPr>
+        <w:t>Printed lesson and workbook; paper and pencil</w:t>
       </w:r>
     </w:p>
     <w:p>
       <w:pPr>
-        <w:pStyle w:val="Heading3"/>
-      </w:pPr>
-      <w:r>
-        <w:t>Prerequisite answer</w:t>
+        <w:spacing w:line="336" w:lineRule="auto" w:after="180"/>
+      </w:pPr>
+      <w:r>
+        <w:rPr>
+          <w:b w:val="0"/>
+        </w:rPr>
+        <w:t>Calculator and optional local Python 3 editor; no packages or AI accounts needed</w:t>
       </w:r>
     </w:p>
     <w:p>
-      <w:r>
-        <w:t>The class is the target being predicted. Supplying that answer as an input leaks information that would not be available for a new prediction.</w:t>
+      <w:pPr>
+        <w:spacing w:line="336" w:lineRule="auto" w:after="180"/>
+      </w:pPr>
+      <w:r>
+        <w:rPr>
+          <w:b w:val="0"/>
+        </w:rPr>
+        <w:t>Use the fictional examples supplied; prepare the fresh retry before class</w:t>
       </w:r>
     </w:p>
     <w:p>
@@ -289,50 +465,364 @@
         <w:pStyle w:val="Heading3"/>
       </w:pPr>
       <w:r>
-        <w:t>End goal for the pictorial case</w:t>
+        <w:t>Prerequisite answer</w:t>
       </w:r>
     </w:p>
     <w:p>
-      <w:r>
-        <w:t>By the end, I can explain representing inputs as vectors using a traced example and a stated limitation.</w:t>
+      <w:pPr>
+        <w:spacing w:line="336" w:lineRule="auto" w:after="180"/>
+      </w:pPr>
+      <w:r>
+        <w:rPr>
+          <w:b w:val="0"/>
+        </w:rPr>
+        <w:t xml:space="preserve">The class is the target being predicted. Supplying that answer as an </w:t>
+      </w:r>
+      <w:r>
+        <w:rPr>
+          <w:b/>
+        </w:rPr>
+        <w:t>input</w:t>
+      </w:r>
+      <w:r>
+        <w:rPr>
+          <w:b w:val="0"/>
+        </w:rPr>
+        <w:t xml:space="preserve"> leaks information that would not be available for a new </w:t>
+      </w:r>
+      <w:r>
+        <w:rPr>
+          <w:b/>
+        </w:rPr>
+        <w:t>prediction</w:t>
+      </w:r>
+      <w:r>
+        <w:rPr>
+          <w:b w:val="0"/>
+        </w:rPr>
+        <w:t>.</w:t>
       </w:r>
     </w:p>
     <w:p>
-      <w:r>
-        <w:t>This added worked case illustrates the week’s main idea. Retain all original and connected topics; schedule its practice within the teaching cycle.</w:t>
+      <w:pPr>
+        <w:pStyle w:val="Heading3"/>
+      </w:pPr>
+      <w:r>
+        <w:t>End goal for the pictorial case</w:t>
       </w:r>
     </w:p>
     <w:p>
       <w:pPr>
-        <w:pStyle w:val="Heading1"/>
-      </w:pPr>
-      <w:r>
-        <w:t>02. Explain and model the mechanism</w:t>
+        <w:spacing w:line="336" w:lineRule="auto" w:after="180"/>
+      </w:pPr>
+      <w:r>
+        <w:rPr>
+          <w:b w:val="0"/>
+        </w:rPr>
+        <w:t xml:space="preserve">By the end, I can explain representing </w:t>
+      </w:r>
+      <w:r>
+        <w:rPr>
+          <w:b/>
+        </w:rPr>
+        <w:t>input</w:t>
+      </w:r>
+      <w:r>
+        <w:rPr>
+          <w:b w:val="0"/>
+        </w:rPr>
+        <w:t xml:space="preserve">s as </w:t>
+      </w:r>
+      <w:r>
+        <w:rPr>
+          <w:b/>
+        </w:rPr>
+        <w:t>vector</w:t>
+      </w:r>
+      <w:r>
+        <w:rPr>
+          <w:b w:val="0"/>
+        </w:rPr>
+        <w:t>s using a traced example and a stated limitation.</w:t>
       </w:r>
     </w:p>
     <w:p>
-      <w:r>
-        <w:t>A neural network receives numbers in a specified order. Before learning how it computes, we need to represent one example without losing the meaning of its fields. A vector is an ordered list: [4, 2] can mean width 4 cm and height 2 cm if that is the declared order. Reversing the two numbers describes a different rectangle under the same schema.</w:t>
+      <w:pPr>
+        <w:spacing w:line="336" w:lineRule="auto" w:after="180"/>
+      </w:pPr>
+      <w:r>
+        <w:rPr>
+          <w:b w:val="0"/>
+        </w:rPr>
+        <w:t>This added worked case illustrates the week’s main idea. Retain all original and connected topics; schedule its practice within the teaching cycle.</w:t>
       </w:r>
     </w:p>
     <w:p>
-      <w:r>
-        <w:t>For this fictional parcel investigation, use [width in cm, height in cm]. Width and height must both be present and greater than zero. The vector has dimension 2 because it contains two components. Record IDs identify examples; they do not measure the parcel. The target class is stored separately.</w:t>
+      <w:pPr>
+        <w:pStyle w:val="Heading1"/>
+      </w:pPr>
+      <w:r>
+        <w:t>02. Explain and model the mechanism</w:t>
       </w:r>
     </w:p>
     <w:p>
       <w:r>
-        <w:t>There are three examples, each with two features. Stacking their vectors makes a table with three rows and two columns. Do not confuse the number of rows with the dimension of one input.</w:t>
+        <w:t>Model Representing inputs as vectors using the supplied case, labelled mechanism and reasoning. Make the scope of each conclusion explicit.</w:t>
       </w:r>
     </w:p>
     <w:p>
-      <w:r>
-        <w:t>Read fields by name, convert to the declared units, validate, and only then write the vector. Parcel D has width 50 mm and height 30 mm. Because 10 mm equals 1 cm, its encoded vector is [5, 3]. Writing [50, 30] would preserve the numbers while changing the physical meaning by a factor of ten.</w:t>
+      <w:pPr>
+        <w:pStyle w:val="Heading3"/>
+      </w:pPr>
+      <w:r>
+        <w:t>Explain Representing inputs as vectors · 1</w:t>
       </w:r>
     </w:p>
     <w:p>
-      <w:r>
-        <w:t>This short function assumes each supplied value is a number in mm or None for missing. It is a classroom example, not a complete input validator. Trace the conversion before running it. The function represents data; it does not fit a model or predict a class.</w:t>
+      <w:pPr>
+        <w:spacing w:line="336" w:lineRule="auto" w:after="180"/>
+      </w:pPr>
+      <w:r>
+        <w:rPr>
+          <w:b w:val="0"/>
+        </w:rPr>
+        <w:t>A neural network receives numbers in a specified order. Before learning how it computes, we need to represent one example without losing the meaning of its fields.</w:t>
+      </w:r>
+    </w:p>
+    <w:p>
+      <w:pPr>
+        <w:spacing w:line="336" w:lineRule="auto" w:after="180"/>
+      </w:pPr>
+      <w:r>
+        <w:rPr>
+          <w:b w:val="0"/>
+        </w:rPr>
+        <w:t xml:space="preserve">A </w:t>
+      </w:r>
+      <w:r>
+        <w:rPr>
+          <w:b/>
+        </w:rPr>
+        <w:t>vector</w:t>
+      </w:r>
+      <w:r>
+        <w:rPr>
+          <w:b w:val="0"/>
+        </w:rPr>
+        <w:t xml:space="preserve"> is an ordered list: [4, 2] can mean width 4 cm and height 2 cm if that is the declared order. Reversing the two numbers describes a different rectangle under the same </w:t>
+      </w:r>
+      <w:r>
+        <w:rPr>
+          <w:b/>
+        </w:rPr>
+        <w:t>schema</w:t>
+      </w:r>
+      <w:r>
+        <w:rPr>
+          <w:b w:val="0"/>
+        </w:rPr>
+        <w:t>.</w:t>
+      </w:r>
+    </w:p>
+    <w:p>
+      <w:pPr>
+        <w:pStyle w:val="Heading3"/>
+      </w:pPr>
+      <w:r>
+        <w:t>Explain Representing inputs as vectors · 2</w:t>
+      </w:r>
+    </w:p>
+    <w:p>
+      <w:pPr>
+        <w:spacing w:line="336" w:lineRule="auto" w:after="180"/>
+      </w:pPr>
+      <w:r>
+        <w:rPr>
+          <w:b w:val="0"/>
+        </w:rPr>
+        <w:t xml:space="preserve">For this fictional parcel investigation, use [width in cm, height in cm]. Width and height must both be present and greater than zero. The </w:t>
+      </w:r>
+      <w:r>
+        <w:rPr>
+          <w:b/>
+        </w:rPr>
+        <w:t>vector</w:t>
+      </w:r>
+      <w:r>
+        <w:rPr>
+          <w:b w:val="0"/>
+        </w:rPr>
+        <w:t xml:space="preserve"> has </w:t>
+      </w:r>
+      <w:r>
+        <w:rPr>
+          <w:b/>
+        </w:rPr>
+        <w:t>dimension</w:t>
+      </w:r>
+      <w:r>
+        <w:rPr>
+          <w:b w:val="0"/>
+        </w:rPr>
+        <w:t xml:space="preserve"> 2 because it contains two </w:t>
+      </w:r>
+      <w:r>
+        <w:rPr>
+          <w:b/>
+        </w:rPr>
+        <w:t>component</w:t>
+      </w:r>
+      <w:r>
+        <w:rPr>
+          <w:b w:val="0"/>
+        </w:rPr>
+        <w:t>s.</w:t>
+      </w:r>
+    </w:p>
+    <w:p>
+      <w:pPr>
+        <w:spacing w:line="336" w:lineRule="auto" w:after="180"/>
+      </w:pPr>
+      <w:r>
+        <w:rPr>
+          <w:b w:val="0"/>
+        </w:rPr>
+        <w:t>Record IDs identify examples; they do not measure the parcel. The target class is stored separately.</w:t>
+      </w:r>
+    </w:p>
+    <w:p>
+      <w:pPr>
+        <w:spacing w:line="336" w:lineRule="auto" w:after="180"/>
+      </w:pPr>
+      <w:r>
+        <w:rPr>
+          <w:b w:val="0"/>
+        </w:rPr>
+        <w:t xml:space="preserve">There are three examples, each with two features. Stacking their </w:t>
+      </w:r>
+      <w:r>
+        <w:rPr>
+          <w:b/>
+        </w:rPr>
+        <w:t>vector</w:t>
+      </w:r>
+      <w:r>
+        <w:rPr>
+          <w:b w:val="0"/>
+        </w:rPr>
+        <w:t xml:space="preserve">s makes a table with three rows and two columns. Do not confuse the number of rows with the </w:t>
+      </w:r>
+      <w:r>
+        <w:rPr>
+          <w:b/>
+        </w:rPr>
+        <w:t>dimension</w:t>
+      </w:r>
+      <w:r>
+        <w:rPr>
+          <w:b w:val="0"/>
+        </w:rPr>
+        <w:t xml:space="preserve"> of one </w:t>
+      </w:r>
+      <w:r>
+        <w:rPr>
+          <w:b/>
+        </w:rPr>
+        <w:t>input</w:t>
+      </w:r>
+      <w:r>
+        <w:rPr>
+          <w:b w:val="0"/>
+        </w:rPr>
+        <w:t>.</w:t>
+      </w:r>
+    </w:p>
+    <w:p>
+      <w:pPr>
+        <w:pStyle w:val="Heading3"/>
+      </w:pPr>
+      <w:r>
+        <w:t>Explain Representing inputs as vectors · 3</w:t>
+      </w:r>
+    </w:p>
+    <w:p>
+      <w:pPr>
+        <w:spacing w:line="336" w:lineRule="auto" w:after="180"/>
+      </w:pPr>
+      <w:r>
+        <w:rPr>
+          <w:b w:val="0"/>
+        </w:rPr>
+        <w:t xml:space="preserve">Read fields by name, convert to the declared units, validate, and only then write the </w:t>
+      </w:r>
+      <w:r>
+        <w:rPr>
+          <w:b/>
+        </w:rPr>
+        <w:t>vector</w:t>
+      </w:r>
+      <w:r>
+        <w:rPr>
+          <w:b w:val="0"/>
+        </w:rPr>
+        <w:t xml:space="preserve">. Parcel D has width 50 mm and height 30 mm. Because 10 mm equals 1 cm, its encoded </w:t>
+      </w:r>
+      <w:r>
+        <w:rPr>
+          <w:b/>
+        </w:rPr>
+        <w:t>vector</w:t>
+      </w:r>
+      <w:r>
+        <w:rPr>
+          <w:b w:val="0"/>
+        </w:rPr>
+        <w:t xml:space="preserve"> is [5, 3].</w:t>
+      </w:r>
+    </w:p>
+    <w:p>
+      <w:pPr>
+        <w:spacing w:line="336" w:lineRule="auto" w:after="180"/>
+      </w:pPr>
+      <w:r>
+        <w:rPr>
+          <w:b w:val="0"/>
+        </w:rPr>
+        <w:t>Writing [50, 30] would preserve the numbers while changing the physical meaning by a factor of ten.</w:t>
+      </w:r>
+    </w:p>
+    <w:p>
+      <w:pPr>
+        <w:spacing w:line="336" w:lineRule="auto" w:after="180"/>
+      </w:pPr>
+      <w:r>
+        <w:rPr>
+          <w:b w:val="0"/>
+        </w:rPr>
+        <w:t xml:space="preserve">This short function assumes each supplied value is a number in mm or None for missing. It is a classroom example, not a complete </w:t>
+      </w:r>
+      <w:r>
+        <w:rPr>
+          <w:b/>
+        </w:rPr>
+        <w:t>input</w:t>
+      </w:r>
+      <w:r>
+        <w:rPr>
+          <w:b w:val="0"/>
+        </w:rPr>
+        <w:t xml:space="preserve"> validator. Trace the conversion before running it.</w:t>
+      </w:r>
+    </w:p>
+    <w:p>
+      <w:pPr>
+        <w:spacing w:line="336" w:lineRule="auto" w:after="180"/>
+      </w:pPr>
+      <w:r>
+        <w:rPr>
+          <w:b w:val="0"/>
+        </w:rPr>
+        <w:t>The function represents data; it does not fit a model or predict a class.</w:t>
       </w:r>
     </w:p>
     <w:tbl>
@@ -616,21 +1106,111 @@
       </w:r>
     </w:p>
     <w:p>
-      <w:r>
-        <w:t>Guided E: [2, 7]. The reversed [7, 2] means width 7 cm and height 2 cm, a different measurement pair. Exit: [4, 2] reveals only width and height under the schema. It cannot reveal the omitted distinction causing different labels; the same deterministic input receives the same output.</w:t>
+      <w:pPr>
+        <w:pStyle w:val="Heading3"/>
+      </w:pPr>
+      <w:r>
+        <w:t>Explain Representing inputs as vectors · 4</w:t>
       </w:r>
     </w:p>
     <w:p>
       <w:pPr>
-        <w:pStyle w:val="Heading3"/>
-      </w:pPr>
-      <w:r>
-        <w:t>Model the reasoning aloud</w:t>
+        <w:spacing w:line="336" w:lineRule="auto" w:after="180"/>
+      </w:pPr>
+      <w:r>
+        <w:rPr>
+          <w:b w:val="0"/>
+        </w:rPr>
+        <w:t xml:space="preserve">Guided E: [2, 7]. The reversed [7, 2] means width 7 cm and height 2 cm, a different measurement pair. Exit: [4, 2] reveals only width and height under the </w:t>
+      </w:r>
+      <w:r>
+        <w:rPr>
+          <w:b/>
+        </w:rPr>
+        <w:t>schema</w:t>
+      </w:r>
+      <w:r>
+        <w:rPr>
+          <w:b w:val="0"/>
+        </w:rPr>
+        <w:t>.</w:t>
       </w:r>
     </w:p>
     <w:p>
-      <w:r>
-        <w:t>Use the complete worked example below before asking learners to complete W2. Reveal a small part, invite a prediction, then explain the deciding step. These teacher notes contain solutions; do not reveal the independent case answer during modelling.</w:t>
+      <w:pPr>
+        <w:spacing w:line="336" w:lineRule="auto" w:after="180"/>
+      </w:pPr>
+      <w:r>
+        <w:rPr>
+          <w:b w:val="0"/>
+        </w:rPr>
+        <w:t xml:space="preserve">It cannot reveal the omitted distinction causing different labels; the same deterministic </w:t>
+      </w:r>
+      <w:r>
+        <w:rPr>
+          <w:b/>
+        </w:rPr>
+        <w:t>input</w:t>
+      </w:r>
+      <w:r>
+        <w:rPr>
+          <w:b w:val="0"/>
+        </w:rPr>
+        <w:t xml:space="preserve"> receives the same </w:t>
+      </w:r>
+      <w:r>
+        <w:rPr>
+          <w:b/>
+        </w:rPr>
+        <w:t>output</w:t>
+      </w:r>
+      <w:r>
+        <w:rPr>
+          <w:b w:val="0"/>
+        </w:rPr>
+        <w:t>.</w:t>
+      </w:r>
+    </w:p>
+    <w:p>
+      <w:pPr>
+        <w:pStyle w:val="Heading3"/>
+      </w:pPr>
+      <w:r>
+        <w:t>Model the reasoning aloud</w:t>
+      </w:r>
+    </w:p>
+    <w:p>
+      <w:pPr>
+        <w:spacing w:line="336" w:lineRule="auto" w:after="180"/>
+      </w:pPr>
+      <w:r>
+        <w:rPr>
+          <w:b w:val="0"/>
+        </w:rPr>
+        <w:t xml:space="preserve">Use the complete worked example below before asking learners to complete W2. Reveal a small part, invite a </w:t>
+      </w:r>
+      <w:r>
+        <w:rPr>
+          <w:b/>
+        </w:rPr>
+        <w:t>prediction</w:t>
+      </w:r>
+      <w:r>
+        <w:rPr>
+          <w:b w:val="0"/>
+        </w:rPr>
+        <w:t>, then explain the deciding step.</w:t>
+      </w:r>
+    </w:p>
+    <w:p>
+      <w:pPr>
+        <w:spacing w:line="336" w:lineRule="auto" w:after="180"/>
+      </w:pPr>
+      <w:r>
+        <w:rPr>
+          <w:b w:val="0"/>
+        </w:rPr>
+        <w:t>These teacher notes contain solutions; do not reveal the independent case answer during modelling.</w:t>
       </w:r>
     </w:p>
     <w:p>
@@ -920,7 +1500,13 @@
       </w:tr>
     </w:tbl>
     <w:p>
-      <w:r>
+      <w:pPr>
+        <w:spacing w:line="336" w:lineRule="auto" w:after="180"/>
+      </w:pPr>
+      <w:r>
+        <w:rPr>
+          <w:b w:val="0"/>
+        </w:rPr>
         <w:t>Use the diagram and verbal explanation together. Ask learners to match a sentence to a specific visual step; do not assign learners fixed visual or auditory learning styles.</w:t>
       </w:r>
     </w:p>
@@ -933,8 +1519,26 @@
       </w:r>
     </w:p>
     <w:p>
-      <w:r>
-        <w:t>Encode the same pixel measurements in a fixed vector order.</w:t>
+      <w:pPr>
+        <w:spacing w:line="336" w:lineRule="auto" w:after="180"/>
+      </w:pPr>
+      <w:r>
+        <w:rPr>
+          <w:b w:val="0"/>
+        </w:rPr>
+        <w:t xml:space="preserve">Encode the same pixel measurements in a fixed </w:t>
+      </w:r>
+      <w:r>
+        <w:rPr>
+          <w:b/>
+        </w:rPr>
+        <w:t>vector</w:t>
+      </w:r>
+      <w:r>
+        <w:rPr>
+          <w:b w:val="0"/>
+        </w:rPr>
+        <w:t xml:space="preserve"> order.</w:t>
       </w:r>
     </w:p>
     <w:p>
@@ -946,13 +1550,55 @@
       </w:r>
     </w:p>
     <w:p>
-      <w:r>
-        <w:t>Toy image features are [left_brightness, right_brightness], each = 0..10. ImageA has left2, right7; imageB has left7, right2.</w:t>
+      <w:pPr>
+        <w:pStyle w:val="Heading3"/>
+      </w:pPr>
+      <w:r>
+        <w:t>Supplied facts</w:t>
       </w:r>
     </w:p>
     <w:p>
-      <w:r>
-        <w:t>All inputs and outcomes in this worked example are invented classroom data; no real model run is claimed.</w:t>
+      <w:pPr>
+        <w:spacing w:line="336" w:lineRule="auto" w:after="180"/>
+        <w:shd w:fill="F1F6FC"/>
+      </w:pPr>
+      <w:r>
+        <w:rPr>
+          <w:b w:val="0"/>
+        </w:rPr>
+        <w:t>Toy image features are [left_brightness, right_brightness], each = 0..10. ImageA has left2, right7; imageB has left7, right2.</w:t>
+      </w:r>
+    </w:p>
+    <w:p>
+      <w:pPr>
+        <w:pStyle w:val="Heading3"/>
+      </w:pPr>
+      <w:r>
+        <w:t>Supplied facts</w:t>
+      </w:r>
+    </w:p>
+    <w:p>
+      <w:pPr>
+        <w:spacing w:line="336" w:lineRule="auto" w:after="180"/>
+        <w:shd w:fill="F1F6FC"/>
+      </w:pPr>
+      <w:r>
+        <w:rPr>
+          <w:b w:val="0"/>
+        </w:rPr>
+        <w:t xml:space="preserve">All </w:t>
+      </w:r>
+      <w:r>
+        <w:rPr>
+          <w:b/>
+        </w:rPr>
+        <w:t>input</w:t>
+      </w:r>
+      <w:r>
+        <w:rPr>
+          <w:b w:val="0"/>
+        </w:rPr>
+        <w:t>s and outcomes in this worked example are invented classroom data; no real model run is claimed.</w:t>
       </w:r>
     </w:p>
     <w:p>
@@ -1115,21 +1761,47 @@
       </w:r>
     </w:p>
     <w:p>
-      <w:r>
-        <w:t>A vector is an ordered list, so the position of a number carries meaning. Here the first number always means left brightness. Adding the two measurements keeps total brightness but discards which side is brighter. A network receives the representation we give it; it cannot recover a lost distinction just because it has more layers.</w:t>
+      <w:pPr>
+        <w:pStyle w:val="Heading3"/>
+      </w:pPr>
+      <w:r>
+        <w:t>Why the result follows</w:t>
       </w:r>
     </w:p>
     <w:p>
       <w:pPr>
-        <w:pStyle w:val="Heading3"/>
-      </w:pPr>
-      <w:r>
-        <w:t>What this example does not establish</w:t>
+        <w:spacing w:line="336" w:lineRule="auto" w:after="180"/>
+        <w:shd w:fill="F1F6FC"/>
+      </w:pPr>
+      <w:r>
+        <w:rPr>
+          <w:b w:val="0"/>
+        </w:rPr>
+        <w:t xml:space="preserve">A </w:t>
+      </w:r>
+      <w:r>
+        <w:rPr>
+          <w:b/>
+        </w:rPr>
+        <w:t>vector</w:t>
+      </w:r>
+      <w:r>
+        <w:rPr>
+          <w:b w:val="0"/>
+        </w:rPr>
+        <w:t xml:space="preserve"> is an ordered list, so the position of a number carries meaning. Here the first number always means left brightness. Adding the two measurements keeps total brightness but discards which side is brighter.</w:t>
       </w:r>
     </w:p>
     <w:p>
-      <w:r>
-        <w:t>These two features are simplified measurements, not a complete image representation or evidence of learned vision.</w:t>
+      <w:pPr>
+        <w:spacing w:line="336" w:lineRule="auto" w:after="180"/>
+        <w:shd w:fill="F1F6FC"/>
+      </w:pPr>
+      <w:r>
+        <w:rPr>
+          <w:b w:val="0"/>
+        </w:rPr>
+        <w:t>A network receives the representation we give it; it cannot recover a lost distinction just because it has more layers.</w:t>
       </w:r>
     </w:p>
     <w:p>
@@ -1137,22 +1809,47 @@
         <w:pStyle w:val="Heading3"/>
       </w:pPr>
       <w:r>
-        <w:t>Change one thing in the pictured case</w:t>
+        <w:t>What this example does not establish</w:t>
       </w:r>
     </w:p>
     <w:p>
-      <w:r>
-        <w:t>Change: Swap only A’s vector order before prediction.</w:t>
+      <w:pPr>
+        <w:pStyle w:val="Heading3"/>
+      </w:pPr>
+      <w:r>
+        <w:t>Keep the stated limit</w:t>
       </w:r>
     </w:p>
     <w:p>
-      <w:r>
-        <w:t>Prediction: The encoded input becomes [7, 2], numerically identical to B’s original input.</w:t>
+      <w:pPr>
+        <w:spacing w:line="336" w:lineRule="auto" w:after="180"/>
+        <w:shd w:fill="FFF5E6"/>
+      </w:pPr>
+      <w:r>
+        <w:rPr>
+          <w:b w:val="0"/>
+        </w:rPr>
+        <w:t xml:space="preserve">These two features are simplified measurements, not a complete image representation or </w:t>
+      </w:r>
+      <w:r>
+        <w:rPr>
+          <w:b/>
+        </w:rPr>
+        <w:t>evidence</w:t>
+      </w:r>
+      <w:r>
+        <w:rPr>
+          <w:b w:val="0"/>
+        </w:rPr>
+        <w:t xml:space="preserve"> of learned vision.</w:t>
       </w:r>
     </w:p>
     <w:p>
-      <w:r>
-        <w:t>Reason: Changing coordinate order changes feature meaning even if the numbers are unchanged.</w:t>
+      <w:pPr>
+        <w:pStyle w:val="Heading3"/>
+      </w:pPr>
+      <w:r>
+        <w:t>Change one thing in the pictured case</w:t>
       </w:r>
     </w:p>
     <w:p>
@@ -1160,20 +1857,188 @@
         <w:pStyle w:val="Heading3"/>
       </w:pPr>
       <w:r>
-        <w:t>Ask while showing the picture</w:t>
+        <w:t>Change one thing</w:t>
       </w:r>
     </w:p>
     <w:p>
-      <w:r>
-        <w:t>Cover the result. Ask learners to name the inputs and predict the next step. Uncover one step, connect the icon to the actual procedure, and explain its evidence. Then change the supplied condition and compare. The picture is a representation; it does not document execution of a real AI model.</w:t>
+      <w:pPr>
+        <w:spacing w:line="336" w:lineRule="auto" w:after="180"/>
+        <w:shd w:fill="F5F1FB"/>
+      </w:pPr>
+      <w:r>
+        <w:rPr>
+          <w:b w:val="0"/>
+        </w:rPr>
+        <w:t xml:space="preserve">Change: Swap only A’s </w:t>
+      </w:r>
+      <w:r>
+        <w:rPr>
+          <w:b/>
+        </w:rPr>
+        <w:t>vector</w:t>
+      </w:r>
+      <w:r>
+        <w:rPr>
+          <w:b w:val="0"/>
+        </w:rPr>
+        <w:t xml:space="preserve"> order before </w:t>
+      </w:r>
+      <w:r>
+        <w:rPr>
+          <w:b/>
+        </w:rPr>
+        <w:t>prediction</w:t>
+      </w:r>
+      <w:r>
+        <w:rPr>
+          <w:b w:val="0"/>
+        </w:rPr>
+        <w:t>.</w:t>
       </w:r>
     </w:p>
     <w:p>
       <w:pPr>
+        <w:pStyle w:val="Heading3"/>
+      </w:pPr>
+      <w:r>
+        <w:t>Predicted result</w:t>
+      </w:r>
+    </w:p>
+    <w:p>
+      <w:pPr>
+        <w:spacing w:line="336" w:lineRule="auto" w:after="180"/>
+        <w:shd w:fill="F1F6FC"/>
+      </w:pPr>
+      <w:r>
+        <w:rPr>
+          <w:b/>
+        </w:rPr>
+        <w:t>Prediction</w:t>
+      </w:r>
+      <w:r>
+        <w:rPr>
+          <w:b w:val="0"/>
+        </w:rPr>
+        <w:t xml:space="preserve">: The encoded </w:t>
+      </w:r>
+      <w:r>
+        <w:rPr>
+          <w:b/>
+        </w:rPr>
+        <w:t>input</w:t>
+      </w:r>
+      <w:r>
+        <w:rPr>
+          <w:b w:val="0"/>
+        </w:rPr>
+        <w:t xml:space="preserve"> becomes [7, 2], numerically identical to B’s original </w:t>
+      </w:r>
+      <w:r>
+        <w:rPr>
+          <w:b/>
+        </w:rPr>
+        <w:t>input</w:t>
+      </w:r>
+      <w:r>
+        <w:rPr>
+          <w:b w:val="0"/>
+        </w:rPr>
+        <w:t>.</w:t>
+      </w:r>
+    </w:p>
+    <w:p>
+      <w:pPr>
+        <w:pStyle w:val="Heading3"/>
+      </w:pPr>
+      <w:r>
+        <w:t>Why the result follows</w:t>
+      </w:r>
+    </w:p>
+    <w:p>
+      <w:pPr>
+        <w:spacing w:line="336" w:lineRule="auto" w:after="180"/>
+        <w:shd w:fill="F1F6FC"/>
+      </w:pPr>
+      <w:r>
+        <w:rPr>
+          <w:b w:val="0"/>
+        </w:rPr>
+        <w:t>Reason: Changing coordinate order changes feature meaning even if the numbers are unchanged.</w:t>
+      </w:r>
+    </w:p>
+    <w:p>
+      <w:pPr>
+        <w:pStyle w:val="Heading3"/>
+      </w:pPr>
+      <w:r>
+        <w:t>Ask while showing the picture</w:t>
+      </w:r>
+    </w:p>
+    <w:p>
+      <w:pPr>
+        <w:pStyle w:val="Heading3"/>
+      </w:pPr>
+      <w:r>
+        <w:t>Ask while showing the picture · 5</w:t>
+      </w:r>
+    </w:p>
+    <w:p>
+      <w:pPr>
+        <w:spacing w:line="336" w:lineRule="auto" w:after="180"/>
+      </w:pPr>
+      <w:r>
+        <w:rPr>
+          <w:b w:val="0"/>
+        </w:rPr>
+        <w:t xml:space="preserve">Cover the result. Ask learners to name the </w:t>
+      </w:r>
+      <w:r>
+        <w:rPr>
+          <w:b/>
+        </w:rPr>
+        <w:t>input</w:t>
+      </w:r>
+      <w:r>
+        <w:rPr>
+          <w:b w:val="0"/>
+        </w:rPr>
+        <w:t xml:space="preserve">s and predict the next step. Uncover one step, connect the icon to the actual procedure, and explain its </w:t>
+      </w:r>
+      <w:r>
+        <w:rPr>
+          <w:b/>
+        </w:rPr>
+        <w:t>evidence</w:t>
+      </w:r>
+      <w:r>
+        <w:rPr>
+          <w:b w:val="0"/>
+        </w:rPr>
+        <w:t>. Then change the supplied condition and compare.</w:t>
+      </w:r>
+    </w:p>
+    <w:p>
+      <w:pPr>
+        <w:spacing w:line="336" w:lineRule="auto" w:after="180"/>
+      </w:pPr>
+      <w:r>
+        <w:rPr>
+          <w:b w:val="0"/>
+        </w:rPr>
+        <w:t>The picture is a representation; it does not document execution of a real AI model.</w:t>
+      </w:r>
+    </w:p>
+    <w:p>
+      <w:pPr>
         <w:pStyle w:val="Heading1"/>
       </w:pPr>
       <w:r>
         <w:t>03. Demonstrate and guide practice</w:t>
+      </w:r>
+    </w:p>
+    <w:p>
+      <w:r>
+        <w:t>Demonstrate Representing inputs as vectors, reduce support deliberately and check individual reasoning before discussing answers.</w:t>
       </w:r>
     </w:p>
     <w:tbl>
@@ -1389,36 +2254,124 @@
       </w:tr>
     </w:tbl>
     <w:p>
-      <w:r>
-        <w:t>Use the worked example in Sections 3 and 6. Collect a prediction before revealing its result; ask the learner to point to each intermediate fact.</w:t>
+      <w:pPr>
+        <w:spacing w:line="336" w:lineRule="auto" w:after="180"/>
+      </w:pPr>
+      <w:r>
+        <w:rPr>
+          <w:b w:val="0"/>
+        </w:rPr>
+        <w:t xml:space="preserve">Use the worked example in Sections 3 and 6. Collect a </w:t>
+      </w:r>
+      <w:r>
+        <w:rPr>
+          <w:b/>
+        </w:rPr>
+        <w:t>prediction</w:t>
+      </w:r>
+      <w:r>
+        <w:rPr>
+          <w:b w:val="0"/>
+        </w:rPr>
+        <w:t xml:space="preserve"> before revealing its result; ask the learner to point to each intermediate fact.</w:t>
       </w:r>
     </w:p>
     <w:p>
-      <w:r>
-        <w:t>Provide empty boxes labelled with feature names and units. Accept a correct spoken explanation before written notation. Extension: propose two different real objects that share the same two-feature vector, then identify an additional measurable feature available before prediction.</w:t>
+      <w:pPr>
+        <w:spacing w:line="336" w:lineRule="auto" w:after="180"/>
+      </w:pPr>
+      <w:r>
+        <w:rPr>
+          <w:b w:val="0"/>
+        </w:rPr>
+        <w:t>Provide empty boxes labelled with feature names and units. Accept a correct spoken explanation before written notation.</w:t>
       </w:r>
     </w:p>
     <w:p>
       <w:pPr>
-        <w:pStyle w:val="Heading3"/>
-      </w:pPr>
-      <w:r>
-        <w:t>Reduce help deliberately</w:t>
+        <w:spacing w:line="336" w:lineRule="auto" w:after="180"/>
+      </w:pPr>
+      <w:r>
+        <w:rPr>
+          <w:b w:val="0"/>
+        </w:rPr>
+        <w:t xml:space="preserve">Extension: propose two different real objects that share the same two-feature </w:t>
+      </w:r>
+      <w:r>
+        <w:rPr>
+          <w:b/>
+        </w:rPr>
+        <w:t>vector</w:t>
+      </w:r>
+      <w:r>
+        <w:rPr>
+          <w:b w:val="0"/>
+        </w:rPr>
+        <w:t xml:space="preserve">, then identify an additional measurable feature available before </w:t>
+      </w:r>
+      <w:r>
+        <w:rPr>
+          <w:b/>
+        </w:rPr>
+        <w:t>prediction</w:t>
+      </w:r>
+      <w:r>
+        <w:rPr>
+          <w:b w:val="0"/>
+        </w:rPr>
+        <w:t>.</w:t>
       </w:r>
     </w:p>
     <w:p>
-      <w:r>
-        <w:t>Completion task: A new record has width 60 mm and height 10 mm. Give its vector in the agreed cm schema, and name one error in [60, 10].</w:t>
+      <w:pPr>
+        <w:pStyle w:val="Heading3"/>
+      </w:pPr>
+      <w:r>
+        <w:t>Reduce help deliberately</w:t>
       </w:r>
     </w:p>
     <w:p>
-      <w:r>
-        <w:t>Teacher check: Teacher explanation: The vector is [6, 1]. [60, 10] uses mm numbers where cm numbers are expected, scaling both measurements tenfold.</w:t>
+      <w:pPr>
+        <w:pStyle w:val="Heading3"/>
+      </w:pPr>
+      <w:r>
+        <w:t>Completion practice</w:t>
       </w:r>
     </w:p>
     <w:p>
-      <w:r>
-        <w:t>Start by identifying the given inputs together. Leave the intermediate steps blank. If needed, model one step, then withdraw that help on the next step. Move to a full trace only when the partial trace is understood. For partners, alternate explainer and checker; collect a response from every learner before discussion.</w:t>
+      <w:pPr>
+        <w:spacing w:line="336" w:lineRule="auto" w:after="180"/>
+        <w:shd w:fill="F5F1FB"/>
+      </w:pPr>
+      <w:r>
+        <w:rPr>
+          <w:b w:val="0"/>
+        </w:rPr>
+        <w:t xml:space="preserve">Completion task: A new record has width 60 mm and height 10 mm. Give its </w:t>
+      </w:r>
+      <w:r>
+        <w:rPr>
+          <w:b/>
+        </w:rPr>
+        <w:t>vector</w:t>
+      </w:r>
+      <w:r>
+        <w:rPr>
+          <w:b w:val="0"/>
+        </w:rPr>
+        <w:t xml:space="preserve"> in the agreed cm </w:t>
+      </w:r>
+      <w:r>
+        <w:rPr>
+          <w:b/>
+        </w:rPr>
+        <w:t>schema</w:t>
+      </w:r>
+      <w:r>
+        <w:rPr>
+          <w:b w:val="0"/>
+        </w:rPr>
+        <w:t>, and name one error in [60, 10].</w:t>
       </w:r>
     </w:p>
     <w:p>
@@ -1426,22 +2379,65 @@
         <w:pStyle w:val="Heading3"/>
       </w:pPr>
       <w:r>
-        <w:t>Individual reasoning check</w:t>
+        <w:t>Reasoning to listen for</w:t>
       </w:r>
     </w:p>
     <w:p>
-      <w:r>
-        <w:t>Use the worked case for Representing inputs as vectors. Proposed explanation: “Order does not matter”. Decide whether this explanation is supported. Point to the step or supplied fact that decides; explain your repair if needed.</w:t>
+      <w:pPr>
+        <w:spacing w:line="336" w:lineRule="auto" w:after="180"/>
+        <w:shd w:fill="F1F6FC"/>
+      </w:pPr>
+      <w:r>
+        <w:rPr>
+          <w:b w:val="0"/>
+        </w:rPr>
+        <w:t xml:space="preserve">Teacher check: Teacher explanation: The </w:t>
+      </w:r>
+      <w:r>
+        <w:rPr>
+          <w:b/>
+        </w:rPr>
+        <w:t>vector</w:t>
+      </w:r>
+      <w:r>
+        <w:rPr>
+          <w:b w:val="0"/>
+        </w:rPr>
+        <w:t xml:space="preserve"> is [6, 1]. [60, 10] uses mm numbers where cm numbers are expected, scaling both measurements tenfold.</w:t>
       </w:r>
     </w:p>
     <w:p>
-      <w:r>
-        <w:t>Expected correction: A and B use the same numbers but assign them to different features. Read each position by name.</w:t>
+      <w:pPr>
+        <w:spacing w:line="336" w:lineRule="auto" w:after="180"/>
+      </w:pPr>
+      <w:r>
+        <w:rPr>
+          <w:b w:val="0"/>
+        </w:rPr>
+        <w:t xml:space="preserve">Start by identifying the given </w:t>
+      </w:r>
+      <w:r>
+        <w:rPr>
+          <w:b/>
+        </w:rPr>
+        <w:t>input</w:t>
+      </w:r>
+      <w:r>
+        <w:rPr>
+          <w:b w:val="0"/>
+        </w:rPr>
+        <w:t>s together. Leave the intermediate steps blank. If needed, model one step, then withdraw that help on the next step. Move to a full trace only when the partial trace is understood.</w:t>
       </w:r>
     </w:p>
     <w:p>
-      <w:r>
-        <w:t>Collect explanations, not only yes/no votes. If a misunderstanding is common, re-model the relevant step for the class. If it affects a few learners, give a short targeted group explanation while others solve a more demanding variation.</w:t>
+      <w:pPr>
+        <w:spacing w:line="336" w:lineRule="auto" w:after="180"/>
+      </w:pPr>
+      <w:r>
+        <w:rPr>
+          <w:b w:val="0"/>
+        </w:rPr>
+        <w:t>For partners, alternate explainer and checker; collect a response from every learner before discussion.</w:t>
       </w:r>
     </w:p>
     <w:p>
@@ -1449,63 +2445,391 @@
         <w:pStyle w:val="Heading3"/>
       </w:pPr>
       <w:r>
-        <w:t>Pictorial practice question</w:t>
+        <w:t>Individual reasoning check</w:t>
       </w:r>
     </w:p>
     <w:p>
-      <w:r>
-        <w:t>Why does equal total brightness not make A and B identical inputs? Point to the relevant step in the picture, then write the changed result and the rule or evidence that supports it.</w:t>
+      <w:pPr>
+        <w:spacing w:line="336" w:lineRule="auto" w:after="180"/>
+      </w:pPr>
+      <w:r>
+        <w:rPr>
+          <w:b w:val="0"/>
+        </w:rPr>
+        <w:t xml:space="preserve">Use the worked case for Representing </w:t>
+      </w:r>
+      <w:r>
+        <w:rPr>
+          <w:b/>
+        </w:rPr>
+        <w:t>input</w:t>
+      </w:r>
+      <w:r>
+        <w:rPr>
+          <w:b w:val="0"/>
+        </w:rPr>
+        <w:t xml:space="preserve">s as </w:t>
+      </w:r>
+      <w:r>
+        <w:rPr>
+          <w:b/>
+        </w:rPr>
+        <w:t>vector</w:t>
+      </w:r>
+      <w:r>
+        <w:rPr>
+          <w:b w:val="0"/>
+        </w:rPr>
+        <w:t>s. Proposed explanation: “Order does not matter”. Decide whether this explanation is supported.</w:t>
       </w:r>
     </w:p>
     <w:p>
       <w:pPr>
-        <w:pStyle w:val="Heading3"/>
-      </w:pPr>
-      <w:r>
-        <w:t>Reasoned teacher answer</w:t>
+        <w:spacing w:line="336" w:lineRule="auto" w:after="180"/>
+      </w:pPr>
+      <w:r>
+        <w:rPr>
+          <w:b w:val="0"/>
+        </w:rPr>
+        <w:t>Point to the step or supplied fact that decides; explain your repair if needed.</w:t>
       </w:r>
     </w:p>
     <w:p>
-      <w:r>
-        <w:t>A and B place brightness in different positions. The ordered vectors distinguish left/right structure; their common sum 9 loses that distinction. Changed-case check: The encoded input becomes [7, 2], numerically identical to B’s original input. Changing coordinate order changes feature meaning even if the numbers are unchanged.</w:t>
+      <w:pPr>
+        <w:pStyle w:val="Heading3"/>
+      </w:pPr>
+      <w:r>
+        <w:t>Expected repair</w:t>
       </w:r>
     </w:p>
     <w:p>
-      <w:r>
-        <w:t>Changed-case reasoning: The encoded input becomes [7, 2], numerically identical to B’s original input. Changing coordinate order changes feature meaning even if the numbers are unchanged.</w:t>
+      <w:pPr>
+        <w:spacing w:line="336" w:lineRule="auto" w:after="180"/>
+        <w:shd w:fill="F1F6FC"/>
+      </w:pPr>
+      <w:r>
+        <w:rPr>
+          <w:b w:val="0"/>
+        </w:rPr>
+        <w:t>Expected correction: A and B use the same numbers but assign them to different features. Read each position by name.</w:t>
       </w:r>
     </w:p>
     <w:p>
-      <w:r>
-        <w:t>Collect each learner’s explanation before discussion. Use the first missing connection between input, deciding step and result to choose support. This question is worked-case practice, not fresh mastery evidence.</w:t>
+      <w:pPr>
+        <w:spacing w:line="336" w:lineRule="auto" w:after="180"/>
+      </w:pPr>
+      <w:r>
+        <w:rPr>
+          <w:b w:val="0"/>
+        </w:rPr>
+        <w:t>Collect explanations, not only yes/no votes. If a misunderstanding is common, re-model the relevant step for the class.</w:t>
       </w:r>
     </w:p>
     <w:p>
       <w:pPr>
-        <w:pStyle w:val="Heading1"/>
-      </w:pPr>
-      <w:r>
-        <w:t>04. Run the investigation and diagnose misconceptions</w:t>
+        <w:spacing w:line="336" w:lineRule="auto" w:after="180"/>
+      </w:pPr>
+      <w:r>
+        <w:rPr>
+          <w:b w:val="0"/>
+        </w:rPr>
+        <w:t>If it affects a few learners, give a short targeted group explanation while others solve a more demanding variation.</w:t>
       </w:r>
     </w:p>
     <w:p>
-      <w:r>
-        <w:t>Order does not matter: A and B use the same numbers but assign them to different features. Read each position by name.</w:t>
+      <w:pPr>
+        <w:pStyle w:val="Heading3"/>
+      </w:pPr>
+      <w:r>
+        <w:t>Pictorial practice question</w:t>
       </w:r>
     </w:p>
     <w:p>
-      <w:r>
-        <w:t>More rows increase vector dimension: Rows count examples; components count features of one example.</w:t>
+      <w:pPr>
+        <w:spacing w:line="336" w:lineRule="auto" w:after="180"/>
+      </w:pPr>
+      <w:r>
+        <w:rPr>
+          <w:b w:val="0"/>
+        </w:rPr>
+        <w:t xml:space="preserve">Why does equal total brightness not make A and B identical </w:t>
+      </w:r>
+      <w:r>
+        <w:rPr>
+          <w:b/>
+        </w:rPr>
+        <w:t>input</w:t>
+      </w:r>
+      <w:r>
+        <w:rPr>
+          <w:b w:val="0"/>
+        </w:rPr>
+        <w:t xml:space="preserve">s? Point to the relevant step in the picture, then write the changed result and the rule or </w:t>
+      </w:r>
+      <w:r>
+        <w:rPr>
+          <w:b/>
+        </w:rPr>
+        <w:t>evidence</w:t>
+      </w:r>
+      <w:r>
+        <w:rPr>
+          <w:b w:val="0"/>
+        </w:rPr>
+        <w:t xml:space="preserve"> that supports it.</w:t>
       </w:r>
     </w:p>
     <w:p>
-      <w:r>
-        <w:t>A missing value is zero: Whether zero is valid depends on the field. Missing means unknown, and is not interchangeable with a measured zero.</w:t>
+      <w:pPr>
+        <w:pStyle w:val="Heading3"/>
+      </w:pPr>
+      <w:r>
+        <w:t>Reasoned teacher answer</w:t>
       </w:r>
     </w:p>
     <w:p>
-      <w:r>
-        <w:t>Use Section 9 for the evidence ledger. Add a boundary or missing-input case and record the expected response before checking. More successful repeats of one case do not establish wider coverage.</w:t>
+      <w:pPr>
+        <w:spacing w:line="336" w:lineRule="auto" w:after="180"/>
+      </w:pPr>
+      <w:r>
+        <w:rPr>
+          <w:b w:val="0"/>
+        </w:rPr>
+        <w:t xml:space="preserve">A and B place brightness in different positions. The ordered </w:t>
+      </w:r>
+      <w:r>
+        <w:rPr>
+          <w:b/>
+        </w:rPr>
+        <w:t>vector</w:t>
+      </w:r>
+      <w:r>
+        <w:rPr>
+          <w:b w:val="0"/>
+        </w:rPr>
+        <w:t>s distinguish left/right structure; their common sum 9 loses that distinction.</w:t>
+      </w:r>
+    </w:p>
+    <w:p>
+      <w:pPr>
+        <w:spacing w:line="336" w:lineRule="auto" w:after="180"/>
+      </w:pPr>
+      <w:r>
+        <w:rPr>
+          <w:b w:val="0"/>
+        </w:rPr>
+        <w:t xml:space="preserve">Changed-case check: The encoded </w:t>
+      </w:r>
+      <w:r>
+        <w:rPr>
+          <w:b/>
+        </w:rPr>
+        <w:t>input</w:t>
+      </w:r>
+      <w:r>
+        <w:rPr>
+          <w:b w:val="0"/>
+        </w:rPr>
+        <w:t xml:space="preserve"> becomes [7, 2], numerically identical to B’s original </w:t>
+      </w:r>
+      <w:r>
+        <w:rPr>
+          <w:b/>
+        </w:rPr>
+        <w:t>input</w:t>
+      </w:r>
+      <w:r>
+        <w:rPr>
+          <w:b w:val="0"/>
+        </w:rPr>
+        <w:t>. Changing coordinate order changes feature meaning even if the numbers are unchanged.</w:t>
+      </w:r>
+    </w:p>
+    <w:p>
+      <w:pPr>
+        <w:spacing w:line="336" w:lineRule="auto" w:after="180"/>
+      </w:pPr>
+      <w:r>
+        <w:rPr>
+          <w:b w:val="0"/>
+        </w:rPr>
+        <w:t xml:space="preserve">Changed-case reasoning: The encoded </w:t>
+      </w:r>
+      <w:r>
+        <w:rPr>
+          <w:b/>
+        </w:rPr>
+        <w:t>input</w:t>
+      </w:r>
+      <w:r>
+        <w:rPr>
+          <w:b w:val="0"/>
+        </w:rPr>
+        <w:t xml:space="preserve"> becomes [7, 2], numerically identical to B’s original </w:t>
+      </w:r>
+      <w:r>
+        <w:rPr>
+          <w:b/>
+        </w:rPr>
+        <w:t>input</w:t>
+      </w:r>
+      <w:r>
+        <w:rPr>
+          <w:b w:val="0"/>
+        </w:rPr>
+        <w:t>. Changing coordinate order changes feature meaning even if the numbers are unchanged.</w:t>
+      </w:r>
+    </w:p>
+    <w:p>
+      <w:pPr>
+        <w:spacing w:line="336" w:lineRule="auto" w:after="180"/>
+      </w:pPr>
+      <w:r>
+        <w:rPr>
+          <w:b w:val="0"/>
+        </w:rPr>
+        <w:t xml:space="preserve">Collect each learner’s explanation before discussion. Use the first missing connection between </w:t>
+      </w:r>
+      <w:r>
+        <w:rPr>
+          <w:b/>
+        </w:rPr>
+        <w:t>input</w:t>
+      </w:r>
+      <w:r>
+        <w:rPr>
+          <w:b w:val="0"/>
+        </w:rPr>
+        <w:t xml:space="preserve">, deciding step and result to choose support. This question is worked-case practice, not fresh mastery </w:t>
+      </w:r>
+      <w:r>
+        <w:rPr>
+          <w:b/>
+        </w:rPr>
+        <w:t>evidence</w:t>
+      </w:r>
+      <w:r>
+        <w:rPr>
+          <w:b w:val="0"/>
+        </w:rPr>
+        <w:t>.</w:t>
+      </w:r>
+    </w:p>
+    <w:p>
+      <w:pPr>
+        <w:pStyle w:val="Heading1"/>
+      </w:pPr>
+      <w:r>
+        <w:t>04. Run the investigation and diagnose misconceptions</w:t>
+      </w:r>
+    </w:p>
+    <w:p>
+      <w:r>
+        <w:t>Run the Representing inputs as vectors investigation and use the first unsupported step to choose a teaching response.</w:t>
+      </w:r>
+    </w:p>
+    <w:p>
+      <w:pPr>
+        <w:spacing w:line="336" w:lineRule="auto" w:after="180"/>
+      </w:pPr>
+      <w:r>
+        <w:rPr>
+          <w:b w:val="0"/>
+        </w:rPr>
+        <w:t>Order does not matter: A and B use the same numbers but assign them to different features. Read each position by name.</w:t>
+      </w:r>
+    </w:p>
+    <w:p>
+      <w:pPr>
+        <w:spacing w:line="336" w:lineRule="auto" w:after="180"/>
+      </w:pPr>
+      <w:r>
+        <w:rPr>
+          <w:b w:val="0"/>
+        </w:rPr>
+        <w:t xml:space="preserve">More rows increase </w:t>
+      </w:r>
+      <w:r>
+        <w:rPr>
+          <w:b/>
+        </w:rPr>
+        <w:t>vector</w:t>
+      </w:r>
+      <w:r>
+        <w:rPr>
+          <w:b w:val="0"/>
+        </w:rPr>
+        <w:t xml:space="preserve"> </w:t>
+      </w:r>
+      <w:r>
+        <w:rPr>
+          <w:b/>
+        </w:rPr>
+        <w:t>dimension</w:t>
+      </w:r>
+      <w:r>
+        <w:rPr>
+          <w:b w:val="0"/>
+        </w:rPr>
+        <w:t xml:space="preserve">: Rows count examples; </w:t>
+      </w:r>
+      <w:r>
+        <w:rPr>
+          <w:b/>
+        </w:rPr>
+        <w:t>component</w:t>
+      </w:r>
+      <w:r>
+        <w:rPr>
+          <w:b w:val="0"/>
+        </w:rPr>
+        <w:t>s count features of one example.</w:t>
+      </w:r>
+    </w:p>
+    <w:p>
+      <w:pPr>
+        <w:spacing w:line="336" w:lineRule="auto" w:after="180"/>
+      </w:pPr>
+      <w:r>
+        <w:rPr>
+          <w:b w:val="0"/>
+        </w:rPr>
+        <w:t>A missing value is zero: Whether zero is valid depends on the field. Missing means unknown, and is not interchangeable with a measured zero.</w:t>
+      </w:r>
+    </w:p>
+    <w:p>
+      <w:pPr>
+        <w:spacing w:line="336" w:lineRule="auto" w:after="180"/>
+      </w:pPr>
+      <w:r>
+        <w:rPr>
+          <w:b w:val="0"/>
+        </w:rPr>
+        <w:t xml:space="preserve">Use Section 9 for the </w:t>
+      </w:r>
+      <w:r>
+        <w:rPr>
+          <w:b/>
+        </w:rPr>
+        <w:t>evidence</w:t>
+      </w:r>
+      <w:r>
+        <w:rPr>
+          <w:b w:val="0"/>
+        </w:rPr>
+        <w:t xml:space="preserve"> ledger. Add a boundary or missing-</w:t>
+      </w:r>
+      <w:r>
+        <w:rPr>
+          <w:b/>
+        </w:rPr>
+        <w:t>input</w:t>
+      </w:r>
+      <w:r>
+        <w:rPr>
+          <w:b w:val="0"/>
+        </w:rPr>
+        <w:t xml:space="preserve"> case and record the expected response before checking. More successful repeats of one case do not establish wider coverage.</w:t>
       </w:r>
     </w:p>
     <w:p>
@@ -1663,29 +2987,38 @@
       </w:tr>
     </w:tbl>
     <w:p>
-      <w:r>
-        <w:t>Offer an oral explanation, drawing, enlarged visual or fewer examples when that removes a reading/writing barrier. Keep the same reasoning goal. Stretch secure learners by changing a boundary or assumption and asking them to defend the effect, not simply by assigning more of the same questions.</w:t>
+      <w:pPr>
+        <w:spacing w:line="336" w:lineRule="auto" w:after="180"/>
+      </w:pPr>
+      <w:r>
+        <w:rPr>
+          <w:b w:val="0"/>
+        </w:rPr>
+        <w:t>Offer an oral explanation, drawing, enlarged visual or fewer examples when that removes a reading/writing barrier. Keep the same reasoning goal.</w:t>
       </w:r>
     </w:p>
     <w:p>
       <w:pPr>
-        <w:pStyle w:val="Heading1"/>
-      </w:pPr>
-      <w:r>
-        <w:t>05. Assess and explain the answers</w:t>
+        <w:spacing w:line="336" w:lineRule="auto" w:after="180"/>
+      </w:pPr>
+      <w:r>
+        <w:rPr>
+          <w:b w:val="0"/>
+        </w:rPr>
+        <w:t>Stretch secure learners by changing a boundary or assumption and asking them to defend the effect, not simply by assigning more of the same questions.</w:t>
       </w:r>
     </w:p>
     <w:p>
       <w:pPr>
-        <w:pStyle w:val="Heading3"/>
-      </w:pPr>
-      <w:r>
-        <w:t>Guided and exit questions</w:t>
+        <w:pStyle w:val="Heading1"/>
+      </w:pPr>
+      <w:r>
+        <w:t>05. Assess and explain the answers</w:t>
       </w:r>
     </w:p>
     <w:p>
       <w:r>
-        <w:t>Guided E: [2, 7]. The reversed [7, 2] means width 7 cm and height 2 cm, a different measurement pair. Exit: [4, 2] reveals only width and height under the schema. It cannot reveal the omitted distinction causing different labels; the same deterministic input receives the same output.</w:t>
+        <w:t>Use the Representing inputs as vectors questions, teacher keys and criteria after the relevant attempts. Previously discussed cases are practice; protect the separately selected independent task.</w:t>
       </w:r>
     </w:p>
     <w:p>
@@ -1693,17 +3026,65 @@
         <w:pStyle w:val="Heading3"/>
       </w:pPr>
       <w:r>
-        <w:t>W1 Encode the records</w:t>
+        <w:t>Guided and exit questions</w:t>
       </w:r>
     </w:p>
     <w:p>
-      <w:r>
-        <w:t>Write A, B and C as ordered pairs from the lesson. State the dimension of each and the shape of the stacked table.</w:t>
+      <w:pPr>
+        <w:spacing w:line="336" w:lineRule="auto" w:after="180"/>
+      </w:pPr>
+      <w:r>
+        <w:rPr>
+          <w:b w:val="0"/>
+        </w:rPr>
+        <w:t xml:space="preserve">Guided E: [2, 7]. The reversed [7, 2] means width 7 cm and height 2 cm, a different measurement pair. Exit: [4, 2] reveals only width and height under the </w:t>
+      </w:r>
+      <w:r>
+        <w:rPr>
+          <w:b/>
+        </w:rPr>
+        <w:t>schema</w:t>
+      </w:r>
+      <w:r>
+        <w:rPr>
+          <w:b w:val="0"/>
+        </w:rPr>
+        <w:t>.</w:t>
       </w:r>
     </w:p>
     <w:p>
-      <w:r>
-        <w:t>Teacher explanation: A [4, 2], B [2, 4], C [3, 3]. Each has dimension 2. The table has 3 rows and 2 columns.</w:t>
+      <w:pPr>
+        <w:spacing w:line="336" w:lineRule="auto" w:after="180"/>
+      </w:pPr>
+      <w:r>
+        <w:rPr>
+          <w:b w:val="0"/>
+        </w:rPr>
+        <w:t xml:space="preserve">It cannot reveal the omitted distinction causing different labels; the same deterministic </w:t>
+      </w:r>
+      <w:r>
+        <w:rPr>
+          <w:b/>
+        </w:rPr>
+        <w:t>input</w:t>
+      </w:r>
+      <w:r>
+        <w:rPr>
+          <w:b w:val="0"/>
+        </w:rPr>
+        <w:t xml:space="preserve"> receives the same </w:t>
+      </w:r>
+      <w:r>
+        <w:rPr>
+          <w:b/>
+        </w:rPr>
+        <w:t>output</w:t>
+      </w:r>
+      <w:r>
+        <w:rPr>
+          <w:b w:val="0"/>
+        </w:rPr>
+        <w:t>.</w:t>
       </w:r>
     </w:p>
     <w:p>
@@ -1711,17 +3092,39 @@
         <w:pStyle w:val="Heading3"/>
       </w:pPr>
       <w:r>
-        <w:t>W2 Convert before encoding</w:t>
+        <w:t>W1 Encode the records</w:t>
       </w:r>
     </w:p>
     <w:p>
-      <w:r>
-        <w:t>A new record has width 60 mm and height 10 mm. Give its vector in the agreed cm schema, and name one error in [60, 10].</w:t>
+      <w:pPr>
+        <w:pStyle w:val="Heading3"/>
+      </w:pPr>
+      <w:r>
+        <w:t>Workbook question · W1</w:t>
       </w:r>
     </w:p>
     <w:p>
-      <w:r>
-        <w:t>Teacher explanation: The vector is [6, 1]. [60, 10] uses mm numbers where cm numbers are expected, scaling both measurements tenfold.</w:t>
+      <w:pPr>
+        <w:spacing w:line="336" w:lineRule="auto" w:after="180"/>
+        <w:shd w:fill="F5F1FB"/>
+      </w:pPr>
+      <w:r>
+        <w:rPr>
+          <w:b w:val="0"/>
+        </w:rPr>
+        <w:t xml:space="preserve">Write A, B and C as ordered pairs from the lesson. State the </w:t>
+      </w:r>
+      <w:r>
+        <w:rPr>
+          <w:b/>
+        </w:rPr>
+        <w:t>dimension</w:t>
+      </w:r>
+      <w:r>
+        <w:rPr>
+          <w:b w:val="0"/>
+        </w:rPr>
+        <w:t xml:space="preserve"> of each and the shape of the stacked table.</w:t>
       </w:r>
     </w:p>
     <w:p>
@@ -1729,17 +3132,39 @@
         <w:pStyle w:val="Heading3"/>
       </w:pPr>
       <w:r>
-        <w:t>W3 Handle missing information</w:t>
+        <w:t>Teacher reasoning · W1</w:t>
       </w:r>
     </w:p>
     <w:p>
-      <w:r>
-        <w:t>Width is 4 cm and height is missing. A teammate writes [4, 0]. Explain why this is invalid and give the action required by this schema.</w:t>
+      <w:pPr>
+        <w:spacing w:line="336" w:lineRule="auto" w:after="180"/>
+        <w:shd w:fill="F1F6FC"/>
+      </w:pPr>
+      <w:r>
+        <w:rPr>
+          <w:b w:val="0"/>
+        </w:rPr>
+        <w:t xml:space="preserve">Teacher explanation: A [4, 2], B [2, 4], C [3, 3]. Each has </w:t>
+      </w:r>
+      <w:r>
+        <w:rPr>
+          <w:b/>
+        </w:rPr>
+        <w:t>dimension</w:t>
+      </w:r>
+      <w:r>
+        <w:rPr>
+          <w:b w:val="0"/>
+        </w:rPr>
+        <w:t xml:space="preserve"> 2. The table has 3 rows and 2 columns.</w:t>
       </w:r>
     </w:p>
     <w:p>
-      <w:r>
-        <w:t>Teacher explanation: Missing is not measured zero. Height must be present and positive; reject the record and request a valid measurement before encoding.</w:t>
+      <w:pPr>
+        <w:pStyle w:val="Heading3"/>
+      </w:pPr>
+      <w:r>
+        <w:t>W2 Convert before encoding</w:t>
       </w:r>
     </w:p>
     <w:p>
@@ -1747,61 +3172,143 @@
         <w:pStyle w:val="Heading3"/>
       </w:pPr>
       <w:r>
-        <w:t>W4 Apply a new schema independently</w:t>
+        <w:t>Workbook question · W2</w:t>
       </w:r>
     </w:p>
     <w:p>
-      <w:r>
-        <w:t>A new toy battery task uses [temperature in degrees C, voltage in V, age in days]. Record K has voltage 5, age 12, temperature 18. Record L has temperature 20, voltage 4, age 0. Encode both; state the vector dimension and table shape. Age zero is valid. The future failure label is also supplied in the data file: should it be appended?</w:t>
+      <w:pPr>
+        <w:spacing w:line="336" w:lineRule="auto" w:after="180"/>
+        <w:shd w:fill="F5F1FB"/>
+      </w:pPr>
+      <w:r>
+        <w:rPr>
+          <w:b w:val="0"/>
+        </w:rPr>
+        <w:t xml:space="preserve">A new record has width 60 mm and height 10 mm. Give its </w:t>
+      </w:r>
+      <w:r>
+        <w:rPr>
+          <w:b/>
+        </w:rPr>
+        <w:t>vector</w:t>
+      </w:r>
+      <w:r>
+        <w:rPr>
+          <w:b w:val="0"/>
+        </w:rPr>
+        <w:t xml:space="preserve"> in the agreed cm </w:t>
+      </w:r>
+      <w:r>
+        <w:rPr>
+          <w:b/>
+        </w:rPr>
+        <w:t>schema</w:t>
+      </w:r>
+      <w:r>
+        <w:rPr>
+          <w:b w:val="0"/>
+        </w:rPr>
+        <w:t>, and name one error in [60, 10].</w:t>
       </w:r>
     </w:p>
     <w:p>
-      <w:r>
-        <w:t>Teacher explanation: K [18, 5, 12], L [20, 4, 0]. Dimension 3, table 2 rows by 3 columns. Age zero is a valid known value. Exclude the future failure target from inputs; it is not available at prediction time.</w:t>
+      <w:pPr>
+        <w:pStyle w:val="Heading3"/>
+      </w:pPr>
+      <w:r>
+        <w:t>Teacher reasoning · W2</w:t>
       </w:r>
     </w:p>
     <w:p>
       <w:pPr>
-        <w:pStyle w:val="Heading3"/>
-      </w:pPr>
-      <w:r>
-        <w:t>W5 Explain a collision</w:t>
+        <w:spacing w:line="336" w:lineRule="auto" w:after="180"/>
+        <w:shd w:fill="F1F6FC"/>
+      </w:pPr>
+      <w:r>
+        <w:rPr>
+          <w:b w:val="0"/>
+        </w:rPr>
+        <w:t xml:space="preserve">Teacher explanation: The </w:t>
+      </w:r>
+      <w:r>
+        <w:rPr>
+          <w:b/>
+        </w:rPr>
+        <w:t>vector</w:t>
+      </w:r>
+      <w:r>
+        <w:rPr>
+          <w:b w:val="0"/>
+        </w:rPr>
+        <w:t xml:space="preserve"> is [6, 1]. [60, 10] uses mm numbers where cm numbers are expected, scaling both measurements tenfold.</w:t>
       </w:r>
     </w:p>
     <w:p>
-      <w:r>
-        <w:t>Two parcels have the same width and height but different material and target class. Explain why adding more examples alone cannot let this deterministic two-feature model tell these two inputs apart.</w:t>
+      <w:pPr>
+        <w:pStyle w:val="Heading3"/>
+      </w:pPr>
+      <w:r>
+        <w:t>W3 Handle missing information</w:t>
       </w:r>
     </w:p>
     <w:p>
-      <w:r>
-        <w:t>Teacher explanation: The two input vectors are identical, so the fixed deterministic computation returns the same output. Additional rows do not create a missing distinction in these two vectors; a relevant available feature or an explicit uncertainty policy may be needed.</w:t>
+      <w:pPr>
+        <w:pStyle w:val="Heading3"/>
+      </w:pPr>
+      <w:r>
+        <w:t>Workbook question · W3</w:t>
       </w:r>
     </w:p>
     <w:p>
       <w:pPr>
-        <w:pStyle w:val="Heading3"/>
-      </w:pPr>
-      <w:r>
-        <w:t>Independent assessment and fresh retry</w:t>
+        <w:spacing w:line="336" w:lineRule="auto" w:after="180"/>
+        <w:shd w:fill="F5F1FB"/>
+      </w:pPr>
+      <w:r>
+        <w:rPr>
+          <w:b w:val="0"/>
+        </w:rPr>
+        <w:t xml:space="preserve">Width is 4 cm and height is missing. A teammate writes [4, 0]. Explain why this is invalid and give the action required by this </w:t>
+      </w:r>
+      <w:r>
+        <w:rPr>
+          <w:b/>
+        </w:rPr>
+        <w:t>schema</w:t>
+      </w:r>
+      <w:r>
+        <w:rPr>
+          <w:b w:val="0"/>
+        </w:rPr>
+        <w:t>.</w:t>
       </w:r>
     </w:p>
     <w:p>
-      <w:r>
-        <w:t>Assess W4 for named order, all values retained, dimension 3, two-row shape and exclusion of the future label. Fresh retry: schema [mass in g, length in cm]; two records (length 4, mass 12) and (mass 9, length 6) encode as [12, 4] and [9, 6], dimension 2, table 2 by 2. Ask why an absent mass must not become zero without a declared policy.</w:t>
+      <w:pPr>
+        <w:pStyle w:val="Heading3"/>
+      </w:pPr>
+      <w:r>
+        <w:t>Teacher reasoning · W3</w:t>
       </w:r>
     </w:p>
     <w:p>
       <w:pPr>
-        <w:pStyle w:val="Heading3"/>
-      </w:pPr>
-      <w:r>
-        <w:t>Assess independent transfer</w:t>
+        <w:spacing w:line="336" w:lineRule="auto" w:after="180"/>
+        <w:shd w:fill="F1F6FC"/>
+      </w:pPr>
+      <w:r>
+        <w:rPr>
+          <w:b w:val="0"/>
+        </w:rPr>
+        <w:t>Teacher explanation: Missing is not measured zero. Height must be present and positive; reject the record and request a valid measurement before encoding.</w:t>
       </w:r>
     </w:p>
     <w:p>
-      <w:r>
-        <w:t>Selected case: A new toy battery task uses [temperature in degrees C, voltage in V, age in days]. Record K has voltage 5, age 12, temperature 18. Record L has temperature 20, voltage 4, age 0. Encode both; state the vector dimension and table shape. Age zero is valid. The future failure label is also supplied in the data file: should it be appended?</w:t>
+      <w:pPr>
+        <w:pStyle w:val="Heading3"/>
+      </w:pPr>
+      <w:r>
+        <w:t>W4 Apply a new schema independently</w:t>
       </w:r>
     </w:p>
     <w:p>
@@ -1809,12 +3316,447 @@
         <w:pStyle w:val="Heading3"/>
       </w:pPr>
       <w:r>
-        <w:t>Selected case answer</w:t>
+        <w:t>Workbook question · W4</w:t>
       </w:r>
     </w:p>
     <w:p>
-      <w:r>
-        <w:t>Teacher explanation: K [18, 5, 12], L [20, 4, 0]. Dimension 3, table 2 rows by 3 columns. Age zero is a valid known value. Exclude the future failure target from inputs; it is not available at prediction time.</w:t>
+      <w:pPr>
+        <w:spacing w:line="336" w:lineRule="auto" w:after="180"/>
+        <w:shd w:fill="F5F1FB"/>
+      </w:pPr>
+      <w:r>
+        <w:rPr>
+          <w:b w:val="0"/>
+        </w:rPr>
+        <w:t>A new toy battery task uses [temperature in degrees C, voltage in V, age in days]. Record K has voltage 5, age 12, temperature 18. Record L has temperature 20, voltage 4, age 0.</w:t>
+      </w:r>
+    </w:p>
+    <w:p>
+      <w:pPr>
+        <w:spacing w:line="336" w:lineRule="auto" w:after="180"/>
+        <w:shd w:fill="F5F1FB"/>
+      </w:pPr>
+      <w:r>
+        <w:rPr>
+          <w:b w:val="0"/>
+        </w:rPr>
+        <w:t xml:space="preserve">Encode both; state the </w:t>
+      </w:r>
+      <w:r>
+        <w:rPr>
+          <w:b/>
+        </w:rPr>
+        <w:t>vector</w:t>
+      </w:r>
+      <w:r>
+        <w:rPr>
+          <w:b w:val="0"/>
+        </w:rPr>
+        <w:t xml:space="preserve"> </w:t>
+      </w:r>
+      <w:r>
+        <w:rPr>
+          <w:b/>
+        </w:rPr>
+        <w:t>dimension</w:t>
+      </w:r>
+      <w:r>
+        <w:rPr>
+          <w:b w:val="0"/>
+        </w:rPr>
+        <w:t xml:space="preserve"> and table shape. Age zero is valid. The future failure label is also supplied in the data file: should it be appended?</w:t>
+      </w:r>
+    </w:p>
+    <w:p>
+      <w:pPr>
+        <w:pStyle w:val="Heading3"/>
+      </w:pPr>
+      <w:r>
+        <w:t>Teacher reasoning · W4</w:t>
+      </w:r>
+    </w:p>
+    <w:p>
+      <w:pPr>
+        <w:spacing w:line="336" w:lineRule="auto" w:after="180"/>
+        <w:shd w:fill="F1F6FC"/>
+      </w:pPr>
+      <w:r>
+        <w:rPr>
+          <w:b w:val="0"/>
+        </w:rPr>
+        <w:t xml:space="preserve">Teacher explanation: K [18, 5, 12], L [20, 4, 0]. </w:t>
+      </w:r>
+      <w:r>
+        <w:rPr>
+          <w:b/>
+        </w:rPr>
+        <w:t>Dimension</w:t>
+      </w:r>
+      <w:r>
+        <w:rPr>
+          <w:b w:val="0"/>
+        </w:rPr>
+        <w:t xml:space="preserve"> 3, table 2 rows by 3 columns. Age zero is a valid known value. Exclude the future failure target from </w:t>
+      </w:r>
+      <w:r>
+        <w:rPr>
+          <w:b/>
+        </w:rPr>
+        <w:t>input</w:t>
+      </w:r>
+      <w:r>
+        <w:rPr>
+          <w:b w:val="0"/>
+        </w:rPr>
+        <w:t xml:space="preserve">s; it is not available at </w:t>
+      </w:r>
+      <w:r>
+        <w:rPr>
+          <w:b/>
+        </w:rPr>
+        <w:t>prediction</w:t>
+      </w:r>
+      <w:r>
+        <w:rPr>
+          <w:b w:val="0"/>
+        </w:rPr>
+        <w:t xml:space="preserve"> time.</w:t>
+      </w:r>
+    </w:p>
+    <w:p>
+      <w:pPr>
+        <w:pStyle w:val="Heading3"/>
+      </w:pPr>
+      <w:r>
+        <w:t>W5 Explain a collision</w:t>
+      </w:r>
+    </w:p>
+    <w:p>
+      <w:pPr>
+        <w:pStyle w:val="Heading3"/>
+      </w:pPr>
+      <w:r>
+        <w:t>Workbook question · W5</w:t>
+      </w:r>
+    </w:p>
+    <w:p>
+      <w:pPr>
+        <w:spacing w:line="336" w:lineRule="auto" w:after="180"/>
+        <w:shd w:fill="F5F1FB"/>
+      </w:pPr>
+      <w:r>
+        <w:rPr>
+          <w:b w:val="0"/>
+        </w:rPr>
+        <w:t xml:space="preserve">Two parcels have the same width and height but different material and target class. Explain why adding more examples alone cannot let this deterministic two-feature model tell these two </w:t>
+      </w:r>
+      <w:r>
+        <w:rPr>
+          <w:b/>
+        </w:rPr>
+        <w:t>input</w:t>
+      </w:r>
+      <w:r>
+        <w:rPr>
+          <w:b w:val="0"/>
+        </w:rPr>
+        <w:t>s apart.</w:t>
+      </w:r>
+    </w:p>
+    <w:p>
+      <w:pPr>
+        <w:pStyle w:val="Heading3"/>
+      </w:pPr>
+      <w:r>
+        <w:t>Teacher reasoning · W5</w:t>
+      </w:r>
+    </w:p>
+    <w:p>
+      <w:pPr>
+        <w:spacing w:line="336" w:lineRule="auto" w:after="180"/>
+        <w:shd w:fill="F1F6FC"/>
+      </w:pPr>
+      <w:r>
+        <w:rPr>
+          <w:b w:val="0"/>
+        </w:rPr>
+        <w:t xml:space="preserve">Teacher explanation: The two </w:t>
+      </w:r>
+      <w:r>
+        <w:rPr>
+          <w:b/>
+        </w:rPr>
+        <w:t>input</w:t>
+      </w:r>
+      <w:r>
+        <w:rPr>
+          <w:b w:val="0"/>
+        </w:rPr>
+        <w:t xml:space="preserve"> </w:t>
+      </w:r>
+      <w:r>
+        <w:rPr>
+          <w:b/>
+        </w:rPr>
+        <w:t>vector</w:t>
+      </w:r>
+      <w:r>
+        <w:rPr>
+          <w:b w:val="0"/>
+        </w:rPr>
+        <w:t xml:space="preserve">s are identical, so the fixed deterministic computation returns the same </w:t>
+      </w:r>
+      <w:r>
+        <w:rPr>
+          <w:b/>
+        </w:rPr>
+        <w:t>output</w:t>
+      </w:r>
+      <w:r>
+        <w:rPr>
+          <w:b w:val="0"/>
+        </w:rPr>
+        <w:t>.</w:t>
+      </w:r>
+    </w:p>
+    <w:p>
+      <w:pPr>
+        <w:spacing w:line="336" w:lineRule="auto" w:after="180"/>
+        <w:shd w:fill="F1F6FC"/>
+      </w:pPr>
+      <w:r>
+        <w:rPr>
+          <w:b w:val="0"/>
+        </w:rPr>
+        <w:t xml:space="preserve">Additional rows do not create a missing distinction in these two </w:t>
+      </w:r>
+      <w:r>
+        <w:rPr>
+          <w:b/>
+        </w:rPr>
+        <w:t>vector</w:t>
+      </w:r>
+      <w:r>
+        <w:rPr>
+          <w:b w:val="0"/>
+        </w:rPr>
+        <w:t>s; a relevant available feature or an explicit uncertainty policy may be needed.</w:t>
+      </w:r>
+    </w:p>
+    <w:p>
+      <w:pPr>
+        <w:pStyle w:val="Heading3"/>
+      </w:pPr>
+      <w:r>
+        <w:t>Independent assessment and fresh retry</w:t>
+      </w:r>
+    </w:p>
+    <w:p>
+      <w:pPr>
+        <w:pStyle w:val="Heading3"/>
+      </w:pPr>
+      <w:r>
+        <w:t>Teacher key · Independent assessment and fresh retry</w:t>
+      </w:r>
+    </w:p>
+    <w:p>
+      <w:pPr>
+        <w:spacing w:line="336" w:lineRule="auto" w:after="180"/>
+        <w:shd w:fill="F1F6FC"/>
+      </w:pPr>
+      <w:r>
+        <w:rPr>
+          <w:b w:val="0"/>
+        </w:rPr>
+        <w:t xml:space="preserve">Assess W4 for named order, all values retained, </w:t>
+      </w:r>
+      <w:r>
+        <w:rPr>
+          <w:b/>
+        </w:rPr>
+        <w:t>dimension</w:t>
+      </w:r>
+      <w:r>
+        <w:rPr>
+          <w:b w:val="0"/>
+        </w:rPr>
+        <w:t xml:space="preserve"> 3, two-row shape and exclusion of the future label.</w:t>
+      </w:r>
+    </w:p>
+    <w:p>
+      <w:pPr>
+        <w:spacing w:line="336" w:lineRule="auto" w:after="180"/>
+        <w:shd w:fill="F1F6FC"/>
+      </w:pPr>
+      <w:r>
+        <w:rPr>
+          <w:b w:val="0"/>
+        </w:rPr>
+        <w:t xml:space="preserve">Fresh retry: </w:t>
+      </w:r>
+      <w:r>
+        <w:rPr>
+          <w:b/>
+        </w:rPr>
+        <w:t>schema</w:t>
+      </w:r>
+      <w:r>
+        <w:rPr>
+          <w:b w:val="0"/>
+        </w:rPr>
+        <w:t xml:space="preserve"> [mass in g, length in cm]; two records (length 4, mass 12) and (mass 9, length 6) encode as [12, 4] and [9, 6], </w:t>
+      </w:r>
+      <w:r>
+        <w:rPr>
+          <w:b/>
+        </w:rPr>
+        <w:t>dimension</w:t>
+      </w:r>
+      <w:r>
+        <w:rPr>
+          <w:b w:val="0"/>
+        </w:rPr>
+        <w:t xml:space="preserve"> 2, table 2 by 2.</w:t>
+      </w:r>
+    </w:p>
+    <w:p>
+      <w:pPr>
+        <w:spacing w:line="336" w:lineRule="auto" w:after="180"/>
+        <w:shd w:fill="F1F6FC"/>
+      </w:pPr>
+      <w:r>
+        <w:rPr>
+          <w:b w:val="0"/>
+        </w:rPr>
+        <w:t>Ask why an absent mass must not become zero without a declared policy.</w:t>
+      </w:r>
+    </w:p>
+    <w:p>
+      <w:pPr>
+        <w:pStyle w:val="Heading3"/>
+      </w:pPr>
+      <w:r>
+        <w:t>Assess independent transfer</w:t>
+      </w:r>
+    </w:p>
+    <w:p>
+      <w:pPr>
+        <w:pStyle w:val="Heading3"/>
+      </w:pPr>
+      <w:r>
+        <w:t>Independent question · withhold the key</w:t>
+      </w:r>
+    </w:p>
+    <w:p>
+      <w:pPr>
+        <w:spacing w:line="336" w:lineRule="auto" w:after="180"/>
+        <w:shd w:fill="F5F1FB"/>
+      </w:pPr>
+      <w:r>
+        <w:rPr>
+          <w:b w:val="0"/>
+        </w:rPr>
+        <w:t>Selected case: A new toy battery task uses [temperature in degrees C, voltage in V, age in days]. Record K has voltage 5, age 12, temperature 18. Record L has temperature 20, voltage 4, age 0.</w:t>
+      </w:r>
+    </w:p>
+    <w:p>
+      <w:pPr>
+        <w:spacing w:line="336" w:lineRule="auto" w:after="180"/>
+        <w:shd w:fill="F5F1FB"/>
+      </w:pPr>
+      <w:r>
+        <w:rPr>
+          <w:b w:val="0"/>
+        </w:rPr>
+        <w:t xml:space="preserve">Encode both; state the </w:t>
+      </w:r>
+      <w:r>
+        <w:rPr>
+          <w:b/>
+        </w:rPr>
+        <w:t>vector</w:t>
+      </w:r>
+      <w:r>
+        <w:rPr>
+          <w:b w:val="0"/>
+        </w:rPr>
+        <w:t xml:space="preserve"> </w:t>
+      </w:r>
+      <w:r>
+        <w:rPr>
+          <w:b/>
+        </w:rPr>
+        <w:t>dimension</w:t>
+      </w:r>
+      <w:r>
+        <w:rPr>
+          <w:b w:val="0"/>
+        </w:rPr>
+        <w:t xml:space="preserve"> and table shape. Age zero is valid. The future failure label is also supplied in the data file: should it be appended?</w:t>
+      </w:r>
+    </w:p>
+    <w:p>
+      <w:pPr>
+        <w:pStyle w:val="Heading3"/>
+      </w:pPr>
+      <w:r>
+        <w:t>Selected case answer</w:t>
+      </w:r>
+    </w:p>
+    <w:p>
+      <w:pPr>
+        <w:pStyle w:val="Heading3"/>
+      </w:pPr>
+      <w:r>
+        <w:t>Teacher key · Selected case answer</w:t>
+      </w:r>
+    </w:p>
+    <w:p>
+      <w:pPr>
+        <w:spacing w:line="336" w:lineRule="auto" w:after="180"/>
+        <w:shd w:fill="F1F6FC"/>
+      </w:pPr>
+      <w:r>
+        <w:rPr>
+          <w:b w:val="0"/>
+        </w:rPr>
+        <w:t xml:space="preserve">Teacher explanation: K [18, 5, 12], L [20, 4, 0]. </w:t>
+      </w:r>
+      <w:r>
+        <w:rPr>
+          <w:b/>
+        </w:rPr>
+        <w:t>Dimension</w:t>
+      </w:r>
+      <w:r>
+        <w:rPr>
+          <w:b w:val="0"/>
+        </w:rPr>
+        <w:t xml:space="preserve"> 3, table 2 rows by 3 columns. Age zero is a valid known value. Exclude the future failure target from </w:t>
+      </w:r>
+      <w:r>
+        <w:rPr>
+          <w:b/>
+        </w:rPr>
+        <w:t>input</w:t>
+      </w:r>
+      <w:r>
+        <w:rPr>
+          <w:b w:val="0"/>
+        </w:rPr>
+        <w:t xml:space="preserve">s; it is not available at </w:t>
+      </w:r>
+      <w:r>
+        <w:rPr>
+          <w:b/>
+        </w:rPr>
+        <w:t>prediction</w:t>
+      </w:r>
+      <w:r>
+        <w:rPr>
+          <w:b w:val="0"/>
+        </w:rPr>
+        <w:t xml:space="preserve"> time.</w:t>
       </w:r>
     </w:p>
     <w:tbl>
@@ -1920,67 +3862,317 @@
       </w:tr>
     </w:tbl>
     <w:p>
-      <w:r>
-        <w:t>Record each dimension as not yet, with support, or independent. Accept a valid alternative procedure with a defensible trace. Do not penalise an honestly recorded model failure if the learner correctly explains its evidence and limits.</w:t>
+      <w:pPr>
+        <w:pStyle w:val="Heading3"/>
+      </w:pPr>
+      <w:r>
+        <w:t>Teacher key · Selected case answer</w:t>
       </w:r>
     </w:p>
     <w:p>
       <w:pPr>
-        <w:pStyle w:val="Heading3"/>
-      </w:pPr>
-      <w:r>
-        <w:t>Feedback that the learner uses</w:t>
+        <w:spacing w:line="336" w:lineRule="auto" w:after="180"/>
+        <w:shd w:fill="F1F6FC"/>
+      </w:pPr>
+      <w:r>
+        <w:rPr>
+          <w:b w:val="0"/>
+        </w:rPr>
+        <w:t xml:space="preserve">Record each </w:t>
+      </w:r>
+      <w:r>
+        <w:rPr>
+          <w:b/>
+        </w:rPr>
+        <w:t>dimension</w:t>
+      </w:r>
+      <w:r>
+        <w:rPr>
+          <w:b w:val="0"/>
+        </w:rPr>
+        <w:t xml:space="preserve"> as not yet, with support, or independent. Accept a valid alternative procedure with a defensible trace.</w:t>
       </w:r>
     </w:p>
     <w:p>
-      <w:r>
-        <w:t>Name the earliest unsupported step and give one action to repair it. Have the learner make that repair now and explain why. Then assess the relevant skill on a fresh, fully specified case. Confirm it was not previously practised with feedback; solve and check the new case before assigning it. A follow-up design prompt is a starting brief, not automatically an equivalent test.</w:t>
+      <w:pPr>
+        <w:spacing w:line="336" w:lineRule="auto" w:after="180"/>
+        <w:shd w:fill="F1F6FC"/>
+      </w:pPr>
+      <w:r>
+        <w:rPr>
+          <w:b w:val="0"/>
+        </w:rPr>
+        <w:t xml:space="preserve">Do not penalise an honestly recorded model failure if the learner correctly explains its </w:t>
+      </w:r>
+      <w:r>
+        <w:rPr>
+          <w:b/>
+        </w:rPr>
+        <w:t>evidence</w:t>
+      </w:r>
+      <w:r>
+        <w:rPr>
+          <w:b w:val="0"/>
+        </w:rPr>
+        <w:t xml:space="preserve"> and limits.</w:t>
       </w:r>
     </w:p>
     <w:p>
       <w:pPr>
-        <w:pStyle w:val="Heading1"/>
-      </w:pPr>
-      <w:r>
-        <w:t>06. Connect the project, support and next lesson</w:t>
+        <w:pStyle w:val="Heading3"/>
+      </w:pPr>
+      <w:r>
+        <w:t>Feedback that the learner uses</w:t>
       </w:r>
     </w:p>
     <w:p>
-      <w:r>
-        <w:t>Add a labelled representing inputs as vectors evidence sheet to Image-pattern Network Investigation. Show how you can encode a record using a fixed feature order and units. Use the supplied fictional case and keep its inputs, intermediate steps, calculation or prediction, and limitation. Connect this record to last week’s record; a matching answer without a trace is insufficient.</w:t>
+      <w:pPr>
+        <w:spacing w:line="336" w:lineRule="auto" w:after="180"/>
+      </w:pPr>
+      <w:r>
+        <w:rPr>
+          <w:b w:val="0"/>
+        </w:rPr>
+        <w:t>Name the earliest unsupported step and give one action to repair it. Have the learner make that repair now and explain why. Then assess the relevant skill on a fresh, fully specified case.</w:t>
       </w:r>
     </w:p>
     <w:p>
-      <w:r>
-        <w:t>Provide empty boxes labelled with feature names and units. Accept a correct spoken explanation before written notation. Extension: propose two different real objects that share the same two-feature vector, then identify an additional measurable feature available before prediction.</w:t>
+      <w:pPr>
+        <w:spacing w:line="336" w:lineRule="auto" w:after="180"/>
+      </w:pPr>
+      <w:r>
+        <w:rPr>
+          <w:b w:val="0"/>
+        </w:rPr>
+        <w:t>Confirm it was not previously practised with feedback; solve and check the new case before assigning it. A follow-up design prompt is a starting brief, not automatically an equivalent test.</w:t>
       </w:r>
     </w:p>
     <w:p>
-      <w:r>
-        <w:t>Week 2 uses the ordered components in dot products. Revisit order and signed multiplication before introducing weights.</w:t>
+      <w:pPr>
+        <w:pStyle w:val="Heading1"/>
+      </w:pPr>
+      <w:r>
+        <w:t>06. Connect the project, support and next lesson</w:t>
       </w:r>
     </w:p>
     <w:p>
       <w:r>
-        <w:t>Retain the project ledger and assess a changed case after support. Check the relevant prerequisite before carrying this component forward.</w:t>
+        <w:t>Connect Representing inputs as vectors to Image-pattern Network Investigation, adapt support and plan a later changed-case check.</w:t>
       </w:r>
     </w:p>
     <w:p>
       <w:pPr>
-        <w:pStyle w:val="Heading3"/>
-      </w:pPr>
-      <w:r>
-        <w:t>Plan the delayed return</w:t>
+        <w:spacing w:line="336" w:lineRule="auto" w:after="180"/>
+      </w:pPr>
+      <w:r>
+        <w:rPr>
+          <w:b w:val="0"/>
+        </w:rPr>
+        <w:t xml:space="preserve">Add a labelled representing </w:t>
+      </w:r>
+      <w:r>
+        <w:rPr>
+          <w:b/>
+        </w:rPr>
+        <w:t>input</w:t>
+      </w:r>
+      <w:r>
+        <w:rPr>
+          <w:b w:val="0"/>
+        </w:rPr>
+        <w:t xml:space="preserve">s as </w:t>
+      </w:r>
+      <w:r>
+        <w:rPr>
+          <w:b/>
+        </w:rPr>
+        <w:t>vector</w:t>
+      </w:r>
+      <w:r>
+        <w:rPr>
+          <w:b w:val="0"/>
+        </w:rPr>
+        <w:t xml:space="preserve">s </w:t>
+      </w:r>
+      <w:r>
+        <w:rPr>
+          <w:b/>
+        </w:rPr>
+        <w:t>evidence</w:t>
+      </w:r>
+      <w:r>
+        <w:rPr>
+          <w:b w:val="0"/>
+        </w:rPr>
+        <w:t xml:space="preserve"> sheet to Image-pattern Network Investigation. Show how you can encode a record using a fixed feature order and units.</w:t>
       </w:r>
     </w:p>
     <w:p>
-      <w:r>
-        <w:t>Suggested return points in this level: ai-5/2, ai-5/4, ai-5/7. Use actual classroom dates, adjusting for holidays and gaps. One, three and six teaching weeks are scheduling choices, not a claimed optimal spacing.</w:t>
+      <w:pPr>
+        <w:spacing w:line="336" w:lineRule="auto" w:after="180"/>
+      </w:pPr>
+      <w:r>
+        <w:rPr>
+          <w:b w:val="0"/>
+        </w:rPr>
+        <w:t xml:space="preserve">Use the supplied fictional case and keep its </w:t>
+      </w:r>
+      <w:r>
+        <w:rPr>
+          <w:b/>
+        </w:rPr>
+        <w:t>input</w:t>
+      </w:r>
+      <w:r>
+        <w:rPr>
+          <w:b w:val="0"/>
+        </w:rPr>
+        <w:t xml:space="preserve">s, intermediate steps, calculation or </w:t>
+      </w:r>
+      <w:r>
+        <w:rPr>
+          <w:b/>
+        </w:rPr>
+        <w:t>prediction</w:t>
+      </w:r>
+      <w:r>
+        <w:rPr>
+          <w:b w:val="0"/>
+        </w:rPr>
+        <w:t>, and limitation. Connect this record to last week’s record; a matching answer without a trace is insufficient.</w:t>
       </w:r>
     </w:p>
     <w:p>
-      <w:r>
-        <w:t>At a delayed check, ask for the idea from memory and a changed application. Compare with the earlier independent response and record support used. For a new level, revisit the previous capstone before checking the new prerequisites.</w:t>
+      <w:pPr>
+        <w:spacing w:line="336" w:lineRule="auto" w:after="180"/>
+      </w:pPr>
+      <w:r>
+        <w:rPr>
+          <w:b w:val="0"/>
+        </w:rPr>
+        <w:t>Provide empty boxes labelled with feature names and units. Accept a correct spoken explanation before written notation.</w:t>
+      </w:r>
+    </w:p>
+    <w:p>
+      <w:pPr>
+        <w:spacing w:line="336" w:lineRule="auto" w:after="180"/>
+      </w:pPr>
+      <w:r>
+        <w:rPr>
+          <w:b w:val="0"/>
+        </w:rPr>
+        <w:t xml:space="preserve">Extension: propose two different real objects that share the same two-feature </w:t>
+      </w:r>
+      <w:r>
+        <w:rPr>
+          <w:b/>
+        </w:rPr>
+        <w:t>vector</w:t>
+      </w:r>
+      <w:r>
+        <w:rPr>
+          <w:b w:val="0"/>
+        </w:rPr>
+        <w:t xml:space="preserve">, then identify an additional measurable feature available before </w:t>
+      </w:r>
+      <w:r>
+        <w:rPr>
+          <w:b/>
+        </w:rPr>
+        <w:t>prediction</w:t>
+      </w:r>
+      <w:r>
+        <w:rPr>
+          <w:b w:val="0"/>
+        </w:rPr>
+        <w:t>.</w:t>
+      </w:r>
+    </w:p>
+    <w:p>
+      <w:pPr>
+        <w:spacing w:line="336" w:lineRule="auto" w:after="180"/>
+      </w:pPr>
+      <w:r>
+        <w:rPr>
+          <w:b w:val="0"/>
+        </w:rPr>
+        <w:t xml:space="preserve">Week 2 uses the ordered </w:t>
+      </w:r>
+      <w:r>
+        <w:rPr>
+          <w:b/>
+        </w:rPr>
+        <w:t>component</w:t>
+      </w:r>
+      <w:r>
+        <w:rPr>
+          <w:b w:val="0"/>
+        </w:rPr>
+        <w:t>s in dot products. Revisit order and signed multiplication before introducing weights.</w:t>
+      </w:r>
+    </w:p>
+    <w:p>
+      <w:pPr>
+        <w:spacing w:line="336" w:lineRule="auto" w:after="180"/>
+      </w:pPr>
+      <w:r>
+        <w:rPr>
+          <w:b w:val="0"/>
+        </w:rPr>
+        <w:t xml:space="preserve">Retain the project ledger and assess a changed case after support. Check the relevant prerequisite before carrying this </w:t>
+      </w:r>
+      <w:r>
+        <w:rPr>
+          <w:b/>
+        </w:rPr>
+        <w:t>component</w:t>
+      </w:r>
+      <w:r>
+        <w:rPr>
+          <w:b w:val="0"/>
+        </w:rPr>
+        <w:t xml:space="preserve"> forward.</w:t>
+      </w:r>
+    </w:p>
+    <w:p>
+      <w:pPr>
+        <w:pStyle w:val="Heading3"/>
+      </w:pPr>
+      <w:r>
+        <w:t>Plan the delayed return</w:t>
+      </w:r>
+    </w:p>
+    <w:p>
+      <w:pPr>
+        <w:spacing w:line="336" w:lineRule="auto" w:after="180"/>
+      </w:pPr>
+      <w:r>
+        <w:rPr>
+          <w:b w:val="0"/>
+        </w:rPr>
+        <w:t>Suggested return points in this level: ai-5/2, ai-5/4, ai-5/7. Use actual classroom dates, adjusting for holidays and gaps. One, three and six teaching weeks are scheduling choices, not a claimed optimal spacing.</w:t>
+      </w:r>
+    </w:p>
+    <w:p>
+      <w:pPr>
+        <w:spacing w:line="336" w:lineRule="auto" w:after="180"/>
+      </w:pPr>
+      <w:r>
+        <w:rPr>
+          <w:b w:val="0"/>
+        </w:rPr>
+        <w:t>At a delayed check, ask for the idea from memory and a changed application. Compare with the earlier independent response and record support used.</w:t>
+      </w:r>
+    </w:p>
+    <w:p>
+      <w:pPr>
+        <w:spacing w:line="336" w:lineRule="auto" w:after="180"/>
+      </w:pPr>
+      <w:r>
+        <w:rPr>
+          <w:b w:val="0"/>
+        </w:rPr>
+        <w:t>For a new level, revisit the previous capstone before checking the new prerequisites.</w:t>
       </w:r>
     </w:p>
     <w:tbl>
@@ -2140,8 +4332,26 @@
       </w:tr>
     </w:tbl>
     <w:p>
-      <w:r>
-        <w:t>Use the evidence to choose reteaching or the next step. A completed page, confidence rating or attractive project does not by itself demonstrate understanding.</w:t>
+      <w:pPr>
+        <w:spacing w:line="336" w:lineRule="auto" w:after="180"/>
+      </w:pPr>
+      <w:r>
+        <w:rPr>
+          <w:b w:val="0"/>
+        </w:rPr>
+        <w:t xml:space="preserve">Use the </w:t>
+      </w:r>
+      <w:r>
+        <w:rPr>
+          <w:b/>
+        </w:rPr>
+        <w:t>evidence</w:t>
+      </w:r>
+      <w:r>
+        <w:rPr>
+          <w:b w:val="0"/>
+        </w:rPr>
+        <w:t xml:space="preserve"> to choose reteaching or the next step. A completed page, confidence rating or attractive project does not by itself demonstrate understanding.</w:t>
       </w:r>
     </w:p>
     <w:p>
@@ -2153,26 +4363,93 @@
       </w:r>
     </w:p>
     <w:p>
-      <w:r>
-        <w:t>For your Image-pattern Network Investigation, save the input, procedure, observed result and limitation of this check. Label this worked example as practice; use a different, previously unreviewed case when checking independent understanding.</w:t>
+      <w:pPr>
+        <w:spacing w:line="336" w:lineRule="auto" w:after="180"/>
+      </w:pPr>
+      <w:r>
+        <w:rPr>
+          <w:b w:val="0"/>
+        </w:rPr>
+        <w:t xml:space="preserve">For your Image-pattern Network Investigation, save the </w:t>
+      </w:r>
+      <w:r>
+        <w:rPr>
+          <w:b/>
+        </w:rPr>
+        <w:t>input</w:t>
+      </w:r>
+      <w:r>
+        <w:rPr>
+          <w:b w:val="0"/>
+        </w:rPr>
+        <w:t>, procedure, observed result and limitation of this check.</w:t>
       </w:r>
     </w:p>
     <w:p>
       <w:pPr>
-        <w:pStyle w:val="Heading1"/>
-      </w:pPr>
-      <w:r>
-        <w:t>07. Prepare, teach and assess</w:t>
+        <w:spacing w:line="336" w:lineRule="auto" w:after="180"/>
+      </w:pPr>
+      <w:r>
+        <w:rPr>
+          <w:b w:val="0"/>
+        </w:rPr>
+        <w:t>Label this worked example as practice; use a different, previously unreviewed case when checking independent understanding.</w:t>
       </w:r>
     </w:p>
     <w:p>
-      <w:r>
-        <w:t>Teaching target: Encode a record using a fixed feature order and units</w:t>
+      <w:pPr>
+        <w:pStyle w:val="Heading1"/>
+      </w:pPr>
+      <w:r>
+        <w:t>07. Prepare, teach and assess</w:t>
       </w:r>
     </w:p>
     <w:p>
       <w:r>
-        <w:t>Prepare the labelled worked-case picture, the matching workbook, fictional input cards and a place for individual responses. Check a local Python 3 environment before class; have a paper-trace version ready.</w:t>
+        <w:t>Use this preparation summary alongside the detailed Representing inputs as vectors lesson; it is a checklist rather than a replacement for the full sequence.</w:t>
+      </w:r>
+    </w:p>
+    <w:p>
+      <w:pPr>
+        <w:pStyle w:val="Heading3"/>
+      </w:pPr>
+      <w:r>
+        <w:t>Teaching target</w:t>
+      </w:r>
+    </w:p>
+    <w:p>
+      <w:pPr>
+        <w:spacing w:line="336" w:lineRule="auto" w:after="180"/>
+        <w:shd w:fill="EDF7F3"/>
+      </w:pPr>
+      <w:r>
+        <w:rPr>
+          <w:b w:val="0"/>
+        </w:rPr>
+        <w:t>Teaching target: Encode a record using a fixed feature order and units</w:t>
+      </w:r>
+    </w:p>
+    <w:p>
+      <w:pPr>
+        <w:spacing w:line="336" w:lineRule="auto" w:after="180"/>
+      </w:pPr>
+      <w:r>
+        <w:rPr>
+          <w:b w:val="0"/>
+        </w:rPr>
+        <w:t xml:space="preserve">Prepare the labelled worked-case picture, the matching workbook, fictional </w:t>
+      </w:r>
+      <w:r>
+        <w:rPr>
+          <w:b/>
+        </w:rPr>
+        <w:t>input</w:t>
+      </w:r>
+      <w:r>
+        <w:rPr>
+          <w:b w:val="0"/>
+        </w:rPr>
+        <w:t xml:space="preserve"> cards and a place for individual responses. Check a local Python 3 environment before class; have a paper-trace version ready.</w:t>
       </w:r>
     </w:p>
     <w:tbl>
@@ -2319,37 +4596,279 @@
       </w:tr>
     </w:tbl>
     <w:p>
-      <w:r>
-        <w:t>Before class, solve the supported practice: A new record has width 60 mm and height 10 mm. Give its vector in the agreed cm schema, and name one error in [60, 10].</w:t>
+      <w:pPr>
+        <w:spacing w:line="336" w:lineRule="auto" w:after="180"/>
+      </w:pPr>
+      <w:r>
+        <w:rPr>
+          <w:b w:val="0"/>
+        </w:rPr>
+        <w:t xml:space="preserve">Before class, solve the supported practice: A new record has width 60 mm and height 10 mm. Give its </w:t>
+      </w:r>
+      <w:r>
+        <w:rPr>
+          <w:b/>
+        </w:rPr>
+        <w:t>vector</w:t>
+      </w:r>
+      <w:r>
+        <w:rPr>
+          <w:b w:val="0"/>
+        </w:rPr>
+        <w:t xml:space="preserve"> in the agreed cm </w:t>
+      </w:r>
+      <w:r>
+        <w:rPr>
+          <w:b/>
+        </w:rPr>
+        <w:t>schema</w:t>
+      </w:r>
+      <w:r>
+        <w:rPr>
+          <w:b w:val="0"/>
+        </w:rPr>
+        <w:t>, and name one error in [60, 10].</w:t>
       </w:r>
     </w:p>
     <w:p>
-      <w:r>
-        <w:t>Reasoned practice answer: Teacher explanation: The vector is [6, 1]. [60, 10] uses mm numbers where cm numbers are expected, scaling both measurements tenfold.</w:t>
+      <w:pPr>
+        <w:pStyle w:val="Heading3"/>
+      </w:pPr>
+      <w:r>
+        <w:t>Supported practice answer</w:t>
       </w:r>
     </w:p>
     <w:p>
-      <w:r>
-        <w:t>Check every learner before discussion: Use the worked case for Representing inputs as vectors. Proposed explanation: “Order does not matter”. Decide whether this explanation is supported. Point to the step or supplied fact that decides; explain your repair if needed.</w:t>
+      <w:pPr>
+        <w:spacing w:line="336" w:lineRule="auto" w:after="180"/>
+        <w:shd w:fill="F1F6FC"/>
+      </w:pPr>
+      <w:r>
+        <w:rPr>
+          <w:b w:val="0"/>
+        </w:rPr>
+        <w:t xml:space="preserve">Reasoned practice answer: Teacher explanation: The </w:t>
+      </w:r>
+      <w:r>
+        <w:rPr>
+          <w:b/>
+        </w:rPr>
+        <w:t>vector</w:t>
+      </w:r>
+      <w:r>
+        <w:rPr>
+          <w:b w:val="0"/>
+        </w:rPr>
+        <w:t xml:space="preserve"> is [6, 1]. [60, 10] uses mm numbers where cm numbers are expected, scaling both measurements tenfold.</w:t>
       </w:r>
     </w:p>
     <w:p>
-      <w:r>
-        <w:t>Misconception repair: A and B use the same numbers but assign them to different features. Read each position by name.</w:t>
+      <w:pPr>
+        <w:spacing w:line="336" w:lineRule="auto" w:after="180"/>
+      </w:pPr>
+      <w:r>
+        <w:rPr>
+          <w:b w:val="0"/>
+        </w:rPr>
+        <w:t xml:space="preserve">Check every learner before discussion: Use the worked case for Representing </w:t>
+      </w:r>
+      <w:r>
+        <w:rPr>
+          <w:b/>
+        </w:rPr>
+        <w:t>input</w:t>
+      </w:r>
+      <w:r>
+        <w:rPr>
+          <w:b w:val="0"/>
+        </w:rPr>
+        <w:t xml:space="preserve">s as </w:t>
+      </w:r>
+      <w:r>
+        <w:rPr>
+          <w:b/>
+        </w:rPr>
+        <w:t>vector</w:t>
+      </w:r>
+      <w:r>
+        <w:rPr>
+          <w:b w:val="0"/>
+        </w:rPr>
+        <w:t>s. Proposed explanation: “Order does not matter”. Decide whether this explanation is supported.</w:t>
       </w:r>
     </w:p>
     <w:p>
-      <w:r>
-        <w:t>Support: read the exact case aloud, enlarge the labelled picture, supply input cards and model only the first deciding step. Accept a spoken explanation or drawing; retain the reasoning goal.</w:t>
+      <w:pPr>
+        <w:spacing w:line="336" w:lineRule="auto" w:after="180"/>
+      </w:pPr>
+      <w:r>
+        <w:rPr>
+          <w:b w:val="0"/>
+        </w:rPr>
+        <w:t>Point to the step or supplied fact that decides; explain your repair if needed.</w:t>
       </w:r>
     </w:p>
     <w:p>
-      <w:r>
-        <w:t>Extension: Swap only A’s vector order before prediction. Require a prediction and a reason before comparing. Expected result: The encoded input becomes [7, 2], numerically identical to B’s original input. Reason: Changing coordinate order changes feature meaning even if the numbers are unchanged.</w:t>
+      <w:pPr>
+        <w:pStyle w:val="Heading3"/>
+      </w:pPr>
+      <w:r>
+        <w:t>Repair the misconception</w:t>
       </w:r>
     </w:p>
     <w:p>
-      <w:r>
+      <w:pPr>
+        <w:spacing w:line="336" w:lineRule="auto" w:after="180"/>
+        <w:shd w:fill="FFF5E6"/>
+      </w:pPr>
+      <w:r>
+        <w:rPr>
+          <w:b w:val="0"/>
+        </w:rPr>
+        <w:t>Misconception repair: A and B use the same numbers but assign them to different features. Read each position by name.</w:t>
+      </w:r>
+    </w:p>
+    <w:p>
+      <w:pPr>
+        <w:pStyle w:val="Heading3"/>
+      </w:pPr>
+      <w:r>
+        <w:t>Support without giving away the answer</w:t>
+      </w:r>
+    </w:p>
+    <w:p>
+      <w:pPr>
+        <w:spacing w:line="336" w:lineRule="auto" w:after="180"/>
+        <w:shd w:fill="F1F6F8"/>
+      </w:pPr>
+      <w:r>
+        <w:rPr>
+          <w:b w:val="0"/>
+        </w:rPr>
+        <w:t xml:space="preserve">Support: read the exact case aloud, enlarge the labelled picture, supply </w:t>
+      </w:r>
+      <w:r>
+        <w:rPr>
+          <w:b/>
+        </w:rPr>
+        <w:t>input</w:t>
+      </w:r>
+      <w:r>
+        <w:rPr>
+          <w:b w:val="0"/>
+        </w:rPr>
+        <w:t xml:space="preserve"> cards and model only the first deciding step. Accept a spoken explanation or drawing; retain the reasoning goal.</w:t>
+      </w:r>
+    </w:p>
+    <w:p>
+      <w:pPr>
+        <w:pStyle w:val="Heading3"/>
+      </w:pPr>
+      <w:r>
+        <w:t>Extend the reasoning</w:t>
+      </w:r>
+    </w:p>
+    <w:p>
+      <w:pPr>
+        <w:spacing w:line="336" w:lineRule="auto" w:after="180"/>
+        <w:shd w:fill="F5F1FB"/>
+      </w:pPr>
+      <w:r>
+        <w:rPr>
+          <w:b w:val="0"/>
+        </w:rPr>
+        <w:t xml:space="preserve">Extension: Swap only A’s </w:t>
+      </w:r>
+      <w:r>
+        <w:rPr>
+          <w:b/>
+        </w:rPr>
+        <w:t>vector</w:t>
+      </w:r>
+      <w:r>
+        <w:rPr>
+          <w:b w:val="0"/>
+        </w:rPr>
+        <w:t xml:space="preserve"> order before </w:t>
+      </w:r>
+      <w:r>
+        <w:rPr>
+          <w:b/>
+        </w:rPr>
+        <w:t>prediction</w:t>
+      </w:r>
+      <w:r>
+        <w:rPr>
+          <w:b w:val="0"/>
+        </w:rPr>
+        <w:t xml:space="preserve">. Require a </w:t>
+      </w:r>
+      <w:r>
+        <w:rPr>
+          <w:b/>
+        </w:rPr>
+        <w:t>prediction</w:t>
+      </w:r>
+      <w:r>
+        <w:rPr>
+          <w:b w:val="0"/>
+        </w:rPr>
+        <w:t xml:space="preserve"> and a reason before comparing. Expected result: The encoded </w:t>
+      </w:r>
+      <w:r>
+        <w:rPr>
+          <w:b/>
+        </w:rPr>
+        <w:t>input</w:t>
+      </w:r>
+      <w:r>
+        <w:rPr>
+          <w:b w:val="0"/>
+        </w:rPr>
+        <w:t xml:space="preserve"> becomes [7, 2], numerically identical to B’s original </w:t>
+      </w:r>
+      <w:r>
+        <w:rPr>
+          <w:b/>
+        </w:rPr>
+        <w:t>input</w:t>
+      </w:r>
+      <w:r>
+        <w:rPr>
+          <w:b w:val="0"/>
+        </w:rPr>
+        <w:t>.</w:t>
+      </w:r>
+    </w:p>
+    <w:p>
+      <w:pPr>
+        <w:spacing w:line="336" w:lineRule="auto" w:after="180"/>
+        <w:shd w:fill="F5F1FB"/>
+      </w:pPr>
+      <w:r>
+        <w:rPr>
+          <w:b w:val="0"/>
+        </w:rPr>
+        <w:t>Reason: Changing coordinate order changes feature meaning even if the numbers are unchanged.</w:t>
+      </w:r>
+    </w:p>
+    <w:p>
+      <w:pPr>
+        <w:pStyle w:val="Heading3"/>
+      </w:pPr>
+      <w:r>
+        <w:t>Protect the independent attempt</w:t>
+      </w:r>
+    </w:p>
+    <w:p>
+      <w:pPr>
+        <w:spacing w:line="336" w:lineRule="auto" w:after="180"/>
+        <w:shd w:fill="FFF5E6"/>
+      </w:pPr>
+      <w:r>
+        <w:rPr>
+          <w:b w:val="0"/>
+        </w:rPr>
         <w:t>Independent assessment: withhold the reserved answer until the learner has attempted the new case. Record support separately from correctness.</w:t>
       </w:r>
     </w:p>
@@ -2538,46 +5057,1193 @@
       </w:tr>
     </w:tbl>
     <w:p>
-      <w:r>
-        <w:t>Project checkpoint: Frame the need. Name the user, the problem, allowed inputs and a safe simple starting method.</w:t>
+      <w:pPr>
+        <w:pStyle w:val="Heading3"/>
+      </w:pPr>
+      <w:r>
+        <w:t>Project checkpoint</w:t>
       </w:r>
     </w:p>
     <w:p>
-      <w:r>
-        <w:t>Use the weekly teacher answer for topic-specific reasoning. A saved progress tick is an activity record; judge mastery from the learner’s explanation and evidence.</w:t>
+      <w:pPr>
+        <w:spacing w:line="336" w:lineRule="auto" w:after="180"/>
+        <w:shd w:fill="EDF7F3"/>
+      </w:pPr>
+      <w:r>
+        <w:rPr>
+          <w:b w:val="0"/>
+        </w:rPr>
+        <w:t xml:space="preserve">Project checkpoint: Frame the need. Name the user, the problem, allowed </w:t>
+      </w:r>
+      <w:r>
+        <w:rPr>
+          <w:b/>
+        </w:rPr>
+        <w:t>input</w:t>
+      </w:r>
+      <w:r>
+        <w:rPr>
+          <w:b w:val="0"/>
+        </w:rPr>
+        <w:t>s and a safe simple starting method.</w:t>
       </w:r>
     </w:p>
     <w:p>
       <w:pPr>
-        <w:pStyle w:val="Heading1"/>
-      </w:pPr>
-      <w:r>
-        <w:t>08. Use feedback, labs and repair paths</w:t>
+        <w:spacing w:line="336" w:lineRule="auto" w:after="180"/>
+      </w:pPr>
+      <w:r>
+        <w:rPr>
+          <w:b w:val="0"/>
+        </w:rPr>
+        <w:t xml:space="preserve">Use the weekly teacher answer for topic-specific reasoning. A saved progress tick is an activity record; judge mastery from the learner’s explanation and </w:t>
+      </w:r>
+      <w:r>
+        <w:rPr>
+          <w:b/>
+        </w:rPr>
+        <w:t>evidence</w:t>
+      </w:r>
+      <w:r>
+        <w:rPr>
+          <w:b w:val="0"/>
+        </w:rPr>
+        <w:t>.</w:t>
       </w:r>
     </w:p>
     <w:p>
-      <w:r>
-        <w:t>Use the two formative questions as supported practice, not as independent mastery scores. Discuss the deciding evidence rather than accepting a guessed selection.</w:t>
+      <w:pPr>
+        <w:pStyle w:val="Heading1"/>
+      </w:pPr>
+      <w:r>
+        <w:t>08. Use feedback, labs and repair paths</w:t>
       </w:r>
     </w:p>
     <w:p>
       <w:r>
-        <w:t>The feedback comes from the reviewed public worked case. Do not reveal the separately reserved independent teacher answer until the learner has attempted that case.</w:t>
+        <w:t>Use feedback, earlier review and portfolios purposefully. Apply the coding routine only when this lesson has an executable lab.</w:t>
       </w:r>
     </w:p>
     <w:p>
-      <w:r>
-        <w:t>Ask students to predict before running code. Preserve errors and actual outputs; collect a changed test and an explanation. The branch-boundary and indexing lessons deliberately include failure cases.</w:t>
+      <w:pPr>
+        <w:spacing w:line="336" w:lineRule="auto" w:after="180"/>
+      </w:pPr>
+      <w:r>
+        <w:rPr>
+          <w:b w:val="0"/>
+        </w:rPr>
+        <w:t xml:space="preserve">Use the two formative questions as supported practice, not as independent mastery scores. Discuss the deciding </w:t>
+      </w:r>
+      <w:r>
+        <w:rPr>
+          <w:b/>
+        </w:rPr>
+        <w:t>evidence</w:t>
+      </w:r>
+      <w:r>
+        <w:rPr>
+          <w:b w:val="0"/>
+        </w:rPr>
+        <w:t xml:space="preserve"> rather than accepting a guessed selection.</w:t>
       </w:r>
     </w:p>
     <w:p>
-      <w:r>
-        <w:t>Use the earlier worked-explanation links to address a specific missing building block, then return to the current question. Adapt this suggestion after observing the learner; it is not an automatic diagnosis.</w:t>
+      <w:pPr>
+        <w:spacing w:line="336" w:lineRule="auto" w:after="180"/>
+      </w:pPr>
+      <w:r>
+        <w:rPr>
+          <w:b w:val="0"/>
+        </w:rPr>
+        <w:t>The feedback comes from the reviewed public worked case. Do not reveal the separately reserved independent teacher answer until the learner has attempted that case.</w:t>
       </w:r>
     </w:p>
     <w:p>
-      <w:r>
-        <w:t>Collect the completed-work portfolio as evidence. Record support separately from correctness, and assess explanation, trace/test and limitations. Progress ticks and quiz selections alone do not establish mastery.</w:t>
+      <w:pPr>
+        <w:spacing w:line="336" w:lineRule="auto" w:after="180"/>
+      </w:pPr>
+      <w:r>
+        <w:rPr>
+          <w:b w:val="0"/>
+        </w:rPr>
+        <w:t xml:space="preserve">Ask students to predict before running code. Preserve errors and actual </w:t>
+      </w:r>
+      <w:r>
+        <w:rPr>
+          <w:b/>
+        </w:rPr>
+        <w:t>output</w:t>
+      </w:r>
+      <w:r>
+        <w:rPr>
+          <w:b w:val="0"/>
+        </w:rPr>
+        <w:t>s; collect a changed test and an explanation. The branch-boundary and indexing lessons deliberately include failure cases.</w:t>
+      </w:r>
+    </w:p>
+    <w:p>
+      <w:pPr>
+        <w:spacing w:line="336" w:lineRule="auto" w:after="180"/>
+      </w:pPr>
+      <w:r>
+        <w:rPr>
+          <w:b w:val="0"/>
+        </w:rPr>
+        <w:t>Use the earlier worked-explanation links to address a specific missing building block, then return to the current question. Adapt this suggestion after observing the learner; it is not an automatic diagnosis.</w:t>
+      </w:r>
+    </w:p>
+    <w:p>
+      <w:pPr>
+        <w:spacing w:line="336" w:lineRule="auto" w:after="180"/>
+      </w:pPr>
+      <w:r>
+        <w:rPr>
+          <w:b w:val="0"/>
+        </w:rPr>
+        <w:t xml:space="preserve">Collect the completed-work portfolio as </w:t>
+      </w:r>
+      <w:r>
+        <w:rPr>
+          <w:b/>
+        </w:rPr>
+        <w:t>evidence</w:t>
+      </w:r>
+      <w:r>
+        <w:rPr>
+          <w:b w:val="0"/>
+        </w:rPr>
+        <w:t>. Record support separately from correctness, and assess explanation, trace/test and limitations. Progress ticks and quiz selections alone do not establish mastery.</w:t>
+      </w:r>
+    </w:p>
+    <w:p>
+      <w:pPr>
+        <w:pStyle w:val="Heading1"/>
+      </w:pPr>
+      <w:r>
+        <w:t>09. Visual concept journey</w:t>
+      </w:r>
+    </w:p>
+    <w:p>
+      <w:r>
+        <w:t>Show one Representing inputs as vectors graphic at a time, request a prediction and discuss its trace before the independent assessment.</w:t>
+      </w:r>
+    </w:p>
+    <w:p>
+      <w:pPr>
+        <w:spacing w:line="336" w:lineRule="auto" w:after="180"/>
+      </w:pPr>
+      <w:r>
+        <w:rPr>
+          <w:b w:val="0"/>
+        </w:rPr>
+        <w:t xml:space="preserve">Use one picture at a time. Hide a worked result before asking for a </w:t>
+      </w:r>
+      <w:r>
+        <w:rPr>
+          <w:b/>
+        </w:rPr>
+        <w:t>prediction</w:t>
+      </w:r>
+      <w:r>
+        <w:rPr>
+          <w:b w:val="0"/>
+        </w:rPr>
+        <w:t>, then reveal it for feedback. These are supported teaching cases; retain the separate independent assessment for a fresh first attempt.</w:t>
+      </w:r>
+    </w:p>
+    <w:p>
+      <w:pPr>
+        <w:pStyle w:val="Heading3"/>
+      </w:pPr>
+      <w:r>
+        <w:t>01. Representing inputs as vectors: the case</w:t>
+      </w:r>
+    </w:p>
+    <w:p>
+      <w:r>
+        <w:drawing>
+          <wp:inline xmlns:a="http://schemas.openxmlformats.org/drawingml/2006/main" xmlns:pic="http://schemas.openxmlformats.org/drawingml/2006/picture">
+            <wp:extent cx="5486400" cy="3142488"/>
+            <wp:docPr id="2" name="Picture 2" descr="Encode the same pixel measurements in a fixed vector order. Supplied facts: Toy image features are [left_brightness, right_brightness], each = 0..10. ImageA has left2, right7; imageB has left7, right2. All inputs and outcomes in this worked example are invented classroom data; no real model run is claimed."/>
+            <wp:cNvGraphicFramePr>
+              <a:graphicFrameLocks noChangeAspect="1"/>
+            </wp:cNvGraphicFramePr>
+            <a:graphic>
+              <a:graphicData uri="http://schemas.openxmlformats.org/drawingml/2006/picture">
+                <pic:pic>
+                  <pic:nvPicPr>
+                    <pic:cNvPr id="0" name="academy-story-ai-5-1-01.png"/>
+                    <pic:cNvPicPr/>
+                  </pic:nvPicPr>
+                  <pic:blipFill>
+                    <a:blip r:embed="rId10"/>
+                    <a:stretch>
+                      <a:fillRect/>
+                    </a:stretch>
+                  </pic:blipFill>
+                  <pic:spPr>
+                    <a:xfrm>
+                      <a:off x="0" y="0"/>
+                      <a:ext cx="5486400" cy="3142488"/>
+                    </a:xfrm>
+                    <a:prstGeom prst="rect"/>
+                  </pic:spPr>
+                </pic:pic>
+              </a:graphicData>
+            </a:graphic>
+          </wp:inline>
+        </w:drawing>
+      </w:r>
+    </w:p>
+    <w:p>
+      <w:pPr>
+        <w:spacing w:line="336" w:lineRule="auto" w:after="180"/>
+      </w:pPr>
+      <w:r>
+        <w:rPr>
+          <w:b w:val="0"/>
+        </w:rPr>
+        <w:t xml:space="preserve">Encode the same pixel measurements in a fixed </w:t>
+      </w:r>
+      <w:r>
+        <w:rPr>
+          <w:b/>
+        </w:rPr>
+        <w:t>vector</w:t>
+      </w:r>
+      <w:r>
+        <w:rPr>
+          <w:b w:val="0"/>
+        </w:rPr>
+        <w:t xml:space="preserve"> order. Supplied facts: Toy image features are [left_brightness, right_brightness], each = 0..10. ImageA has left2, right7; imageB has left7, right2.</w:t>
+      </w:r>
+    </w:p>
+    <w:p>
+      <w:pPr>
+        <w:spacing w:line="336" w:lineRule="auto" w:after="180"/>
+      </w:pPr>
+      <w:r>
+        <w:rPr>
+          <w:b w:val="0"/>
+        </w:rPr>
+        <w:t xml:space="preserve">All </w:t>
+      </w:r>
+      <w:r>
+        <w:rPr>
+          <w:b/>
+        </w:rPr>
+        <w:t>input</w:t>
+      </w:r>
+      <w:r>
+        <w:rPr>
+          <w:b w:val="0"/>
+        </w:rPr>
+        <w:t>s and outcomes in this worked example are invented classroom data; no real model run is claimed.</w:t>
+      </w:r>
+    </w:p>
+    <w:p>
+      <w:pPr>
+        <w:spacing w:line="336" w:lineRule="auto" w:after="180"/>
+        <w:shd w:fill="F5F1FB"/>
+      </w:pPr>
+      <w:r>
+        <w:rPr>
+          <w:b w:val="0"/>
+        </w:rPr>
+        <w:t>Point to the given fact that matters most. Explain why it matters.</w:t>
+      </w:r>
+    </w:p>
+    <w:p>
+      <w:pPr>
+        <w:pStyle w:val="Heading3"/>
+      </w:pPr>
+      <w:r>
+        <w:t>Discuss while showing the picture</w:t>
+      </w:r>
+    </w:p>
+    <w:p>
+      <w:pPr>
+        <w:spacing w:line="336" w:lineRule="auto" w:after="180"/>
+        <w:shd w:fill="F1F6F8"/>
+      </w:pPr>
+      <w:r>
+        <w:rPr>
+          <w:b w:val="0"/>
+        </w:rPr>
+        <w:t>Teacher prompt: Point to the given fact that matters most. Explain why it matters. Ask learners to describe one label or arrow in ordinary words. Use the adjacent transcript if the image is difficult to see.</w:t>
+      </w:r>
+    </w:p>
+    <w:p>
+      <w:pPr>
+        <w:pStyle w:val="Heading3"/>
+      </w:pPr>
+      <w:r>
+        <w:t>02. Follow the deciding steps</w:t>
+      </w:r>
+    </w:p>
+    <w:p>
+      <w:r>
+        <w:drawing>
+          <wp:inline xmlns:a="http://schemas.openxmlformats.org/drawingml/2006/main" xmlns:pic="http://schemas.openxmlformats.org/drawingml/2006/picture">
+            <wp:extent cx="5486400" cy="3493008"/>
+            <wp:docPr id="3" name="Picture 3" descr="Declare coordinate order: Coordinate0 is left brightness; coordinate1 is right brightness. → Encode both images: A becomes [2, 7]; B becomes [7, 2]. Their sums match but their spatial patterns differ. → Check input contract: Use the same order when training and predicting; record missing measurements rather than guessing."/>
+            <wp:cNvGraphicFramePr>
+              <a:graphicFrameLocks noChangeAspect="1"/>
+            </wp:cNvGraphicFramePr>
+            <a:graphic>
+              <a:graphicData uri="http://schemas.openxmlformats.org/drawingml/2006/picture">
+                <pic:pic>
+                  <pic:nvPicPr>
+                    <pic:cNvPr id="0" name="academy-story-ai-5-1-02.png"/>
+                    <pic:cNvPicPr/>
+                  </pic:nvPicPr>
+                  <pic:blipFill>
+                    <a:blip r:embed="rId11"/>
+                    <a:stretch>
+                      <a:fillRect/>
+                    </a:stretch>
+                  </pic:blipFill>
+                  <pic:spPr>
+                    <a:xfrm>
+                      <a:off x="0" y="0"/>
+                      <a:ext cx="5486400" cy="3493008"/>
+                    </a:xfrm>
+                    <a:prstGeom prst="rect"/>
+                  </pic:spPr>
+                </pic:pic>
+              </a:graphicData>
+            </a:graphic>
+          </wp:inline>
+        </w:drawing>
+      </w:r>
+    </w:p>
+    <w:p>
+      <w:pPr>
+        <w:spacing w:line="336" w:lineRule="auto" w:after="180"/>
+      </w:pPr>
+      <w:r>
+        <w:rPr>
+          <w:b w:val="0"/>
+        </w:rPr>
+        <w:t>Declare coordinate order: Coordinate0 is left brightness; coordinate1 is right brightness. → Encode both images: A becomes [2, 7]; B becomes [7, 2].</w:t>
+      </w:r>
+    </w:p>
+    <w:p>
+      <w:pPr>
+        <w:spacing w:line="336" w:lineRule="auto" w:after="180"/>
+      </w:pPr>
+      <w:r>
+        <w:rPr>
+          <w:b w:val="0"/>
+        </w:rPr>
+        <w:t xml:space="preserve">Their sums match but their spatial patterns differ. → Check </w:t>
+      </w:r>
+      <w:r>
+        <w:rPr>
+          <w:b/>
+        </w:rPr>
+        <w:t>input</w:t>
+      </w:r>
+      <w:r>
+        <w:rPr>
+          <w:b w:val="0"/>
+        </w:rPr>
+        <w:t xml:space="preserve"> contract: Use the same order when </w:t>
+      </w:r>
+      <w:r>
+        <w:rPr>
+          <w:b/>
+        </w:rPr>
+        <w:t>training</w:t>
+      </w:r>
+      <w:r>
+        <w:rPr>
+          <w:b w:val="0"/>
+        </w:rPr>
+        <w:t xml:space="preserve"> and predicting; record missing measurements rather than guessing.</w:t>
+      </w:r>
+    </w:p>
+    <w:p>
+      <w:pPr>
+        <w:spacing w:line="336" w:lineRule="auto" w:after="180"/>
+        <w:shd w:fill="F5F1FB"/>
+      </w:pPr>
+      <w:r>
+        <w:rPr>
+          <w:b w:val="0"/>
+        </w:rPr>
+        <w:t xml:space="preserve">Point to each numbered stage and explain which recorded </w:t>
+      </w:r>
+      <w:r>
+        <w:rPr>
+          <w:b/>
+        </w:rPr>
+        <w:t>input</w:t>
+      </w:r>
+      <w:r>
+        <w:rPr>
+          <w:b w:val="0"/>
+        </w:rPr>
+        <w:t xml:space="preserve"> it uses.</w:t>
+      </w:r>
+    </w:p>
+    <w:p>
+      <w:pPr>
+        <w:pStyle w:val="Heading3"/>
+      </w:pPr>
+      <w:r>
+        <w:t>Discuss while showing the picture</w:t>
+      </w:r>
+    </w:p>
+    <w:p>
+      <w:pPr>
+        <w:spacing w:line="336" w:lineRule="auto" w:after="180"/>
+        <w:shd w:fill="F1F6F8"/>
+      </w:pPr>
+      <w:r>
+        <w:rPr>
+          <w:b w:val="0"/>
+        </w:rPr>
+        <w:t xml:space="preserve">Teacher prompt: Point to each numbered stage and explain which recorded </w:t>
+      </w:r>
+      <w:r>
+        <w:rPr>
+          <w:b/>
+        </w:rPr>
+        <w:t>input</w:t>
+      </w:r>
+      <w:r>
+        <w:rPr>
+          <w:b w:val="0"/>
+        </w:rPr>
+        <w:t xml:space="preserve"> it uses. Ask learners to describe one label or arrow in ordinary words. Use the adjacent transcript if the image is difficult to see.</w:t>
+      </w:r>
+    </w:p>
+    <w:p>
+      <w:pPr>
+        <w:pStyle w:val="Heading3"/>
+      </w:pPr>
+      <w:r>
+        <w:t>03. An input vector keeps an agreed order</w:t>
+      </w:r>
+    </w:p>
+    <w:p>
+      <w:r>
+        <w:drawing>
+          <wp:inline xmlns:a="http://schemas.openxmlformats.org/drawingml/2006/main" xmlns:pic="http://schemas.openxmlformats.org/drawingml/2006/picture">
+            <wp:extent cx="5486400" cy="2834640"/>
+            <wp:docPr id="4" name="Picture 4" descr="An input vector keeps an agreed order. D width 50 mm | Divide width by 10 | First component 5. D height 30 mm | Divide height by 10 | Second component 3. Schema width then height | Keep named positions | Vector [5, 3] in cm"/>
+            <wp:cNvGraphicFramePr>
+              <a:graphicFrameLocks noChangeAspect="1"/>
+            </wp:cNvGraphicFramePr>
+            <a:graphic>
+              <a:graphicData uri="http://schemas.openxmlformats.org/drawingml/2006/picture">
+                <pic:pic>
+                  <pic:nvPicPr>
+                    <pic:cNvPr id="0" name="academy-story-ai-5-1-03.png"/>
+                    <pic:cNvPicPr/>
+                  </pic:nvPicPr>
+                  <pic:blipFill>
+                    <a:blip r:embed="rId12"/>
+                    <a:stretch>
+                      <a:fillRect/>
+                    </a:stretch>
+                  </pic:blipFill>
+                  <pic:spPr>
+                    <a:xfrm>
+                      <a:off x="0" y="0"/>
+                      <a:ext cx="5486400" cy="2834640"/>
+                    </a:xfrm>
+                    <a:prstGeom prst="rect"/>
+                  </pic:spPr>
+                </pic:pic>
+              </a:graphicData>
+            </a:graphic>
+          </wp:inline>
+        </w:drawing>
+      </w:r>
+    </w:p>
+    <w:p>
+      <w:pPr>
+        <w:spacing w:line="336" w:lineRule="auto" w:after="180"/>
+      </w:pPr>
+      <w:r>
+        <w:rPr>
+          <w:b w:val="0"/>
+        </w:rPr>
+        <w:t xml:space="preserve">An </w:t>
+      </w:r>
+      <w:r>
+        <w:rPr>
+          <w:b/>
+        </w:rPr>
+        <w:t>input</w:t>
+      </w:r>
+      <w:r>
+        <w:rPr>
+          <w:b w:val="0"/>
+        </w:rPr>
+        <w:t xml:space="preserve"> </w:t>
+      </w:r>
+      <w:r>
+        <w:rPr>
+          <w:b/>
+        </w:rPr>
+        <w:t>vector</w:t>
+      </w:r>
+      <w:r>
+        <w:rPr>
+          <w:b w:val="0"/>
+        </w:rPr>
+        <w:t xml:space="preserve"> keeps an agreed order. D width 50 mm | Divide width by 10 | First </w:t>
+      </w:r>
+      <w:r>
+        <w:rPr>
+          <w:b/>
+        </w:rPr>
+        <w:t>component</w:t>
+      </w:r>
+      <w:r>
+        <w:rPr>
+          <w:b w:val="0"/>
+        </w:rPr>
+        <w:t xml:space="preserve"> 5. D height 30 mm | Divide height by 10 | Second </w:t>
+      </w:r>
+      <w:r>
+        <w:rPr>
+          <w:b/>
+        </w:rPr>
+        <w:t>component</w:t>
+      </w:r>
+      <w:r>
+        <w:rPr>
+          <w:b w:val="0"/>
+        </w:rPr>
+        <w:t xml:space="preserve"> 3. </w:t>
+      </w:r>
+      <w:r>
+        <w:rPr>
+          <w:b/>
+        </w:rPr>
+        <w:t>Schema</w:t>
+      </w:r>
+      <w:r>
+        <w:rPr>
+          <w:b w:val="0"/>
+        </w:rPr>
+        <w:t xml:space="preserve"> width then height | Keep named positions | </w:t>
+      </w:r>
+      <w:r>
+        <w:rPr>
+          <w:b/>
+        </w:rPr>
+        <w:t>Vector</w:t>
+      </w:r>
+      <w:r>
+        <w:rPr>
+          <w:b w:val="0"/>
+        </w:rPr>
+        <w:t xml:space="preserve"> [5, 3] in cm</w:t>
+      </w:r>
+    </w:p>
+    <w:p>
+      <w:pPr>
+        <w:spacing w:line="336" w:lineRule="auto" w:after="180"/>
+        <w:shd w:fill="F5F1FB"/>
+      </w:pPr>
+      <w:r>
+        <w:rPr>
+          <w:b w:val="0"/>
+        </w:rPr>
+        <w:t>Read the labels and values. Explain the relationship the model shows.</w:t>
+      </w:r>
+    </w:p>
+    <w:p>
+      <w:pPr>
+        <w:pStyle w:val="Heading3"/>
+      </w:pPr>
+      <w:r>
+        <w:t>Discuss while showing the picture</w:t>
+      </w:r>
+    </w:p>
+    <w:p>
+      <w:pPr>
+        <w:spacing w:line="336" w:lineRule="auto" w:after="180"/>
+        <w:shd w:fill="F1F6F8"/>
+      </w:pPr>
+      <w:r>
+        <w:rPr>
+          <w:b w:val="0"/>
+        </w:rPr>
+        <w:t>Teacher prompt: Read the labels and values. Explain the relationship the model shows. Ask learners to describe one label or arrow in ordinary words. Use the adjacent transcript if the image is difficult to see.</w:t>
+      </w:r>
+    </w:p>
+    <w:p>
+      <w:pPr>
+        <w:pStyle w:val="Heading3"/>
+      </w:pPr>
+      <w:r>
+        <w:t>04. Change one thing. Trace what follows.</w:t>
+      </w:r>
+    </w:p>
+    <w:p>
+      <w:r>
+        <w:drawing>
+          <wp:inline xmlns:a="http://schemas.openxmlformats.org/drawingml/2006/main" xmlns:pic="http://schemas.openxmlformats.org/drawingml/2006/picture">
+            <wp:extent cx="5486400" cy="3041904"/>
+            <wp:docPr id="5" name="Picture 5" descr="Original case: Use the same order when training and predicting; record missing measurements rather than guessing. Changed condition: Swap only A’s vector order before prediction. Expected result: The encoded input becomes [7, 2], numerically identical to B’s original input. Reason: Changing coordinate order changes feature meaning even if the numbers are unchanged."/>
+            <wp:cNvGraphicFramePr>
+              <a:graphicFrameLocks noChangeAspect="1"/>
+            </wp:cNvGraphicFramePr>
+            <a:graphic>
+              <a:graphicData uri="http://schemas.openxmlformats.org/drawingml/2006/picture">
+                <pic:pic>
+                  <pic:nvPicPr>
+                    <pic:cNvPr id="0" name="academy-story-ai-5-1-04.png"/>
+                    <pic:cNvPicPr/>
+                  </pic:nvPicPr>
+                  <pic:blipFill>
+                    <a:blip r:embed="rId13"/>
+                    <a:stretch>
+                      <a:fillRect/>
+                    </a:stretch>
+                  </pic:blipFill>
+                  <pic:spPr>
+                    <a:xfrm>
+                      <a:off x="0" y="0"/>
+                      <a:ext cx="5486400" cy="3041904"/>
+                    </a:xfrm>
+                    <a:prstGeom prst="rect"/>
+                  </pic:spPr>
+                </pic:pic>
+              </a:graphicData>
+            </a:graphic>
+          </wp:inline>
+        </w:drawing>
+      </w:r>
+    </w:p>
+    <w:p>
+      <w:pPr>
+        <w:spacing w:line="336" w:lineRule="auto" w:after="180"/>
+      </w:pPr>
+      <w:r>
+        <w:rPr>
+          <w:b w:val="0"/>
+        </w:rPr>
+        <w:t xml:space="preserve">Original case: Use the same order when </w:t>
+      </w:r>
+      <w:r>
+        <w:rPr>
+          <w:b/>
+        </w:rPr>
+        <w:t>training</w:t>
+      </w:r>
+      <w:r>
+        <w:rPr>
+          <w:b w:val="0"/>
+        </w:rPr>
+        <w:t xml:space="preserve"> and predicting; record missing measurements rather than guessing. Changed condition: Swap only A’s </w:t>
+      </w:r>
+      <w:r>
+        <w:rPr>
+          <w:b/>
+        </w:rPr>
+        <w:t>vector</w:t>
+      </w:r>
+      <w:r>
+        <w:rPr>
+          <w:b w:val="0"/>
+        </w:rPr>
+        <w:t xml:space="preserve"> order before </w:t>
+      </w:r>
+      <w:r>
+        <w:rPr>
+          <w:b/>
+        </w:rPr>
+        <w:t>prediction</w:t>
+      </w:r>
+      <w:r>
+        <w:rPr>
+          <w:b w:val="0"/>
+        </w:rPr>
+        <w:t>.</w:t>
+      </w:r>
+    </w:p>
+    <w:p>
+      <w:pPr>
+        <w:spacing w:line="336" w:lineRule="auto" w:after="180"/>
+      </w:pPr>
+      <w:r>
+        <w:rPr>
+          <w:b w:val="0"/>
+        </w:rPr>
+        <w:t xml:space="preserve">Expected result: The encoded </w:t>
+      </w:r>
+      <w:r>
+        <w:rPr>
+          <w:b/>
+        </w:rPr>
+        <w:t>input</w:t>
+      </w:r>
+      <w:r>
+        <w:rPr>
+          <w:b w:val="0"/>
+        </w:rPr>
+        <w:t xml:space="preserve"> becomes [7, 2], numerically identical to B’s original </w:t>
+      </w:r>
+      <w:r>
+        <w:rPr>
+          <w:b/>
+        </w:rPr>
+        <w:t>input</w:t>
+      </w:r>
+      <w:r>
+        <w:rPr>
+          <w:b w:val="0"/>
+        </w:rPr>
+        <w:t>. Reason: Changing coordinate order changes feature meaning even if the numbers are unchanged.</w:t>
+      </w:r>
+    </w:p>
+    <w:p>
+      <w:pPr>
+        <w:spacing w:line="336" w:lineRule="auto" w:after="180"/>
+        <w:shd w:fill="F5F1FB"/>
+      </w:pPr>
+      <w:r>
+        <w:rPr>
+          <w:b w:val="0"/>
+        </w:rPr>
+        <w:t>Predict before checking the worked changed-case result. Name what changed and what the supplied facts allow you to conclude.</w:t>
+      </w:r>
+    </w:p>
+    <w:p>
+      <w:pPr>
+        <w:pStyle w:val="Heading3"/>
+      </w:pPr>
+      <w:r>
+        <w:t>Discuss while showing the picture</w:t>
+      </w:r>
+    </w:p>
+    <w:p>
+      <w:pPr>
+        <w:spacing w:line="336" w:lineRule="auto" w:after="180"/>
+        <w:shd w:fill="F1F6F8"/>
+      </w:pPr>
+      <w:r>
+        <w:rPr>
+          <w:b w:val="0"/>
+        </w:rPr>
+        <w:t>Teacher prompt: Predict before checking the worked changed-case result. Name what changed and what the supplied facts allow you to conclude. Ask learners to describe one label or arrow in ordinary words.</w:t>
+      </w:r>
+    </w:p>
+    <w:p>
+      <w:pPr>
+        <w:spacing w:line="336" w:lineRule="auto" w:after="180"/>
+        <w:shd w:fill="F1F6F8"/>
+      </w:pPr>
+      <w:r>
+        <w:rPr>
+          <w:b w:val="0"/>
+        </w:rPr>
+        <w:t>Use the adjacent transcript if the image is difficult to see. Changed-case reasoning: Changing coordinate order changes feature meaning even if the numbers are unchanged.</w:t>
+      </w:r>
+    </w:p>
+    <w:p>
+      <w:pPr>
+        <w:pStyle w:val="Heading3"/>
+      </w:pPr>
+      <w:r>
+        <w:t>05. Connect the explanation to its limit</w:t>
+      </w:r>
+    </w:p>
+    <w:p>
+      <w:r>
+        <w:drawing>
+          <wp:inline xmlns:a="http://schemas.openxmlformats.org/drawingml/2006/main" xmlns:pic="http://schemas.openxmlformats.org/drawingml/2006/picture">
+            <wp:extent cx="5486400" cy="2834640"/>
+            <wp:docPr id="6" name="Picture 6" descr="A vector is an ordered list, so the position of a number carries meaning. Here the first number always means left brightness. Adding the two measurements keeps total brightness but discards which side is brighter. A network receives the representation we give it; it cannot recover a lost distinction just because it has more layers. Limit: These two features are simplified measurements, not a complete image representation or evidence of learned vision."/>
+            <wp:cNvGraphicFramePr>
+              <a:graphicFrameLocks noChangeAspect="1"/>
+            </wp:cNvGraphicFramePr>
+            <a:graphic>
+              <a:graphicData uri="http://schemas.openxmlformats.org/drawingml/2006/picture">
+                <pic:pic>
+                  <pic:nvPicPr>
+                    <pic:cNvPr id="0" name="academy-story-ai-5-1-05.png"/>
+                    <pic:cNvPicPr/>
+                  </pic:nvPicPr>
+                  <pic:blipFill>
+                    <a:blip r:embed="rId14"/>
+                    <a:stretch>
+                      <a:fillRect/>
+                    </a:stretch>
+                  </pic:blipFill>
+                  <pic:spPr>
+                    <a:xfrm>
+                      <a:off x="0" y="0"/>
+                      <a:ext cx="5486400" cy="2834640"/>
+                    </a:xfrm>
+                    <a:prstGeom prst="rect"/>
+                  </pic:spPr>
+                </pic:pic>
+              </a:graphicData>
+            </a:graphic>
+          </wp:inline>
+        </w:drawing>
+      </w:r>
+    </w:p>
+    <w:p>
+      <w:pPr>
+        <w:spacing w:line="336" w:lineRule="auto" w:after="180"/>
+      </w:pPr>
+      <w:r>
+        <w:rPr>
+          <w:b w:val="0"/>
+        </w:rPr>
+        <w:t xml:space="preserve">A </w:t>
+      </w:r>
+      <w:r>
+        <w:rPr>
+          <w:b/>
+        </w:rPr>
+        <w:t>vector</w:t>
+      </w:r>
+      <w:r>
+        <w:rPr>
+          <w:b w:val="0"/>
+        </w:rPr>
+        <w:t xml:space="preserve"> is an ordered list, so the position of a number carries meaning. Here the first number always means left brightness. Adding the two measurements keeps total brightness but discards which side is brighter.</w:t>
+      </w:r>
+    </w:p>
+    <w:p>
+      <w:pPr>
+        <w:spacing w:line="336" w:lineRule="auto" w:after="180"/>
+      </w:pPr>
+      <w:r>
+        <w:rPr>
+          <w:b w:val="0"/>
+        </w:rPr>
+        <w:t>A network receives the representation we give it; it cannot recover a lost distinction just because it has more layers.</w:t>
+      </w:r>
+    </w:p>
+    <w:p>
+      <w:pPr>
+        <w:spacing w:line="336" w:lineRule="auto" w:after="180"/>
+      </w:pPr>
+      <w:r>
+        <w:rPr>
+          <w:b w:val="0"/>
+        </w:rPr>
+        <w:t xml:space="preserve">Limit: These two features are simplified measurements, not a complete image representation or </w:t>
+      </w:r>
+      <w:r>
+        <w:rPr>
+          <w:b/>
+        </w:rPr>
+        <w:t>evidence</w:t>
+      </w:r>
+      <w:r>
+        <w:rPr>
+          <w:b w:val="0"/>
+        </w:rPr>
+        <w:t xml:space="preserve"> of learned vision.</w:t>
+      </w:r>
+    </w:p>
+    <w:p>
+      <w:pPr>
+        <w:spacing w:line="336" w:lineRule="auto" w:after="180"/>
+        <w:shd w:fill="F5F1FB"/>
+      </w:pPr>
+      <w:r>
+        <w:rPr>
+          <w:b w:val="0"/>
+        </w:rPr>
+        <w:t>Explain the case, then point to a limit on the claim.</w:t>
+      </w:r>
+    </w:p>
+    <w:p>
+      <w:pPr>
+        <w:pStyle w:val="Heading3"/>
+      </w:pPr>
+      <w:r>
+        <w:t>Discuss while showing the picture</w:t>
+      </w:r>
+    </w:p>
+    <w:p>
+      <w:pPr>
+        <w:spacing w:line="336" w:lineRule="auto" w:after="180"/>
+        <w:shd w:fill="F1F6F8"/>
+      </w:pPr>
+      <w:r>
+        <w:rPr>
+          <w:b w:val="0"/>
+        </w:rPr>
+        <w:t>Teacher prompt: Explain the case, then point to a limit on the claim. Ask learners to describe one label or arrow in ordinary words. Use the adjacent transcript if the image is difficult to see.</w:t>
+      </w:r>
+    </w:p>
+    <w:p>
+      <w:pPr>
+        <w:spacing w:line="336" w:lineRule="auto" w:after="180"/>
+        <w:shd w:fill="F1F6F8"/>
+      </w:pPr>
+      <w:r>
+        <w:rPr>
+          <w:b w:val="0"/>
+        </w:rPr>
+        <w:t xml:space="preserve">Keep the stated scope: These two features are simplified measurements, not a complete image representation or </w:t>
+      </w:r>
+      <w:r>
+        <w:rPr>
+          <w:b/>
+        </w:rPr>
+        <w:t>evidence</w:t>
+      </w:r>
+      <w:r>
+        <w:rPr>
+          <w:b w:val="0"/>
+        </w:rPr>
+        <w:t xml:space="preserve"> of learned vision.</w:t>
+      </w:r>
+    </w:p>
+    <w:p>
+      <w:pPr>
+        <w:pStyle w:val="Heading3"/>
+      </w:pPr>
+      <w:r>
+        <w:t>06. Make the idea visible in your project</w:t>
+      </w:r>
+    </w:p>
+    <w:p>
+      <w:r>
+        <w:drawing>
+          <wp:inline xmlns:a="http://schemas.openxmlformats.org/drawingml/2006/main" xmlns:pic="http://schemas.openxmlformats.org/drawingml/2006/picture">
+            <wp:extent cx="5486400" cy="3681984"/>
+            <wp:docPr id="7" name="Picture 7" descr="For your Image-pattern Network Investigation, save the input, procedure, observed result and limitation of this check. Label this worked example as practice; use a different, previously unreviewed case when checking independent understanding. Draw your input, deciding step, result and limit. Supported question: Why does equal total brightness not make A and B identical inputs? Point to the relevant step in the picture, then write the changed result and the rule or evidence that supports it."/>
+            <wp:cNvGraphicFramePr>
+              <a:graphicFrameLocks noChangeAspect="1"/>
+            </wp:cNvGraphicFramePr>
+            <a:graphic>
+              <a:graphicData uri="http://schemas.openxmlformats.org/drawingml/2006/picture">
+                <pic:pic>
+                  <pic:nvPicPr>
+                    <pic:cNvPr id="0" name="academy-story-ai-5-1-06.png"/>
+                    <pic:cNvPicPr/>
+                  </pic:nvPicPr>
+                  <pic:blipFill>
+                    <a:blip r:embed="rId15"/>
+                    <a:stretch>
+                      <a:fillRect/>
+                    </a:stretch>
+                  </pic:blipFill>
+                  <pic:spPr>
+                    <a:xfrm>
+                      <a:off x="0" y="0"/>
+                      <a:ext cx="5486400" cy="3681984"/>
+                    </a:xfrm>
+                    <a:prstGeom prst="rect"/>
+                  </pic:spPr>
+                </pic:pic>
+              </a:graphicData>
+            </a:graphic>
+          </wp:inline>
+        </w:drawing>
+      </w:r>
+    </w:p>
+    <w:p>
+      <w:pPr>
+        <w:spacing w:line="336" w:lineRule="auto" w:after="180"/>
+      </w:pPr>
+      <w:r>
+        <w:rPr>
+          <w:b w:val="0"/>
+        </w:rPr>
+        <w:t xml:space="preserve">For your Image-pattern Network Investigation, save the </w:t>
+      </w:r>
+      <w:r>
+        <w:rPr>
+          <w:b/>
+        </w:rPr>
+        <w:t>input</w:t>
+      </w:r>
+      <w:r>
+        <w:rPr>
+          <w:b w:val="0"/>
+        </w:rPr>
+        <w:t>, procedure, observed result and limitation of this check.</w:t>
+      </w:r>
+    </w:p>
+    <w:p>
+      <w:pPr>
+        <w:spacing w:line="336" w:lineRule="auto" w:after="180"/>
+      </w:pPr>
+      <w:r>
+        <w:rPr>
+          <w:b w:val="0"/>
+        </w:rPr>
+        <w:t xml:space="preserve">Label this worked example as practice; use a different, previously unreviewed case when checking independent understanding. Draw your </w:t>
+      </w:r>
+      <w:r>
+        <w:rPr>
+          <w:b/>
+        </w:rPr>
+        <w:t>input</w:t>
+      </w:r>
+      <w:r>
+        <w:rPr>
+          <w:b w:val="0"/>
+        </w:rPr>
+        <w:t>, deciding step, result and limit.</w:t>
+      </w:r>
+    </w:p>
+    <w:p>
+      <w:pPr>
+        <w:spacing w:line="336" w:lineRule="auto" w:after="180"/>
+      </w:pPr>
+      <w:r>
+        <w:rPr>
+          <w:b w:val="0"/>
+        </w:rPr>
+        <w:t xml:space="preserve">Supported question: Why does equal total brightness not make A and B identical </w:t>
+      </w:r>
+      <w:r>
+        <w:rPr>
+          <w:b/>
+        </w:rPr>
+        <w:t>input</w:t>
+      </w:r>
+      <w:r>
+        <w:rPr>
+          <w:b w:val="0"/>
+        </w:rPr>
+        <w:t xml:space="preserve">s? Point to the relevant step in the picture, then write the changed result and the rule or </w:t>
+      </w:r>
+      <w:r>
+        <w:rPr>
+          <w:b/>
+        </w:rPr>
+        <w:t>evidence</w:t>
+      </w:r>
+      <w:r>
+        <w:rPr>
+          <w:b w:val="0"/>
+        </w:rPr>
+        <w:t xml:space="preserve"> that supports it.</w:t>
+      </w:r>
+    </w:p>
+    <w:p>
+      <w:pPr>
+        <w:spacing w:line="336" w:lineRule="auto" w:after="180"/>
+        <w:shd w:fill="F5F1FB"/>
+      </w:pPr>
+      <w:r>
+        <w:rPr>
+          <w:b w:val="0"/>
+        </w:rPr>
+        <w:t xml:space="preserve">Draw your project trace and justify the deciding step using </w:t>
+      </w:r>
+      <w:r>
+        <w:rPr>
+          <w:b/>
+        </w:rPr>
+        <w:t>evidence</w:t>
+      </w:r>
+      <w:r>
+        <w:rPr>
+          <w:b w:val="0"/>
+        </w:rPr>
+        <w:t>.</w:t>
+      </w:r>
+    </w:p>
+    <w:p>
+      <w:pPr>
+        <w:pStyle w:val="Heading3"/>
+      </w:pPr>
+      <w:r>
+        <w:t>Discuss while showing the picture</w:t>
+      </w:r>
+    </w:p>
+    <w:p>
+      <w:pPr>
+        <w:spacing w:line="336" w:lineRule="auto" w:after="180"/>
+        <w:shd w:fill="F1F6F8"/>
+      </w:pPr>
+      <w:r>
+        <w:rPr>
+          <w:b w:val="0"/>
+        </w:rPr>
+        <w:t xml:space="preserve">Teacher prompt: Draw your project trace and justify the deciding step using </w:t>
+      </w:r>
+      <w:r>
+        <w:rPr>
+          <w:b/>
+        </w:rPr>
+        <w:t>evidence</w:t>
+      </w:r>
+      <w:r>
+        <w:rPr>
+          <w:b w:val="0"/>
+        </w:rPr>
+        <w:t>. Ask learners to describe one label or arrow in ordinary words. Use the adjacent transcript if the image is difficult to see.</w:t>
+      </w:r>
+    </w:p>
+    <w:p>
+      <w:pPr>
+        <w:spacing w:line="336" w:lineRule="auto" w:after="180"/>
+        <w:shd w:fill="F1F6F8"/>
+      </w:pPr>
+      <w:r>
+        <w:rPr>
+          <w:b w:val="0"/>
+        </w:rPr>
+        <w:t xml:space="preserve">Supported practice key: A and B place brightness in different positions. The ordered </w:t>
+      </w:r>
+      <w:r>
+        <w:rPr>
+          <w:b/>
+        </w:rPr>
+        <w:t>vector</w:t>
+      </w:r>
+      <w:r>
+        <w:rPr>
+          <w:b w:val="0"/>
+        </w:rPr>
+        <w:t>s distinguish left/right structure; their common sum 9 loses that distinction.</w:t>
+      </w:r>
+    </w:p>
+    <w:p>
+      <w:pPr>
+        <w:spacing w:line="336" w:lineRule="auto" w:after="180"/>
+        <w:shd w:fill="F1F6F8"/>
+      </w:pPr>
+      <w:r>
+        <w:rPr>
+          <w:b w:val="0"/>
+        </w:rPr>
+        <w:t xml:space="preserve">Changed-case check: The encoded </w:t>
+      </w:r>
+      <w:r>
+        <w:rPr>
+          <w:b/>
+        </w:rPr>
+        <w:t>input</w:t>
+      </w:r>
+      <w:r>
+        <w:rPr>
+          <w:b w:val="0"/>
+        </w:rPr>
+        <w:t xml:space="preserve"> becomes [7, 2], numerically identical to B’s original </w:t>
+      </w:r>
+      <w:r>
+        <w:rPr>
+          <w:b/>
+        </w:rPr>
+        <w:t>input</w:t>
+      </w:r>
+      <w:r>
+        <w:rPr>
+          <w:b w:val="0"/>
+        </w:rPr>
+        <w:t>. Changing coordinate order changes feature meaning even if the numbers are unchanged.</w:t>
       </w:r>
     </w:p>
     <w:sectPr>

--- a/downloads/teacher/ai-5-week-01.docx
+++ b/downloads/teacher/ai-5-week-01.docx
@@ -125,7 +125,7 @@
           </w:tcPr>
           <w:p>
             <w:r>
-              <w:t>Sections 1–6; record the brief recall in the workbook.</w:t>
+              <w:t>Use Your mission, Notice the evidence, See how it works, Words that unlock the idea and Follow a worked example; record recall in the workbook.</w:t>
             </w:r>
           </w:p>
         </w:tc>
@@ -157,7 +157,7 @@
           </w:tcPr>
           <w:p>
             <w:r>
-              <w:t>Sections 7–10; use the matching workbook W2 and misconception check.</w:t>
+              <w:t>Use Find and repair a mistake, Practise together and Build your understanding; use the matching workbook W2 and Individual reasoning check.</w:t>
             </w:r>
           </w:p>
         </w:tc>
@@ -189,7 +189,7 @@
           </w:tcPr>
           <w:p>
             <w:r>
-              <w:t>Sections 9 and 11–14. Give extra time to finish the full task set; use Section 15 when the week includes a coding lab.</w:t>
+              <w:t>Use Run the investigation, Connect your project and Try a new case independently. Allow extra time for the full task set. When code is supplied, use the examples in See how it works or Follow a worked example and the browser lab in Supported practice, repair and portfolio.</w:t>
             </w:r>
           </w:p>
         </w:tc>
@@ -292,7 +292,7 @@
         <w:rPr>
           <w:b w:val="0"/>
         </w:rPr>
-        <w:t xml:space="preserve">Begin Grade 9 by connecting the Grade 8 feature table to an ordered numerical </w:t>
+        <w:t xml:space="preserve">Begin Level 5 (Grade 10) by connecting the Level 4 (Grade 9) feature table to an ordered numerical </w:t>
       </w:r>
       <w:r>
         <w:rPr>
@@ -316,7 +316,7 @@
         <w:rPr>
           <w:b w:val="0"/>
         </w:rPr>
-        <w:t xml:space="preserve"> before calculating. Use two 45-minute sessions.</w:t>
+        <w:t xml:space="preserve"> before calculating. For the compact alternative schedule, use two 45-minute sessions.</w:t>
       </w:r>
     </w:p>
     <w:p>
@@ -1566,7 +1566,7 @@
         <w:rPr>
           <w:b w:val="0"/>
         </w:rPr>
-        <w:t>Toy image features are [left_brightness, right_brightness], each = 0..10. ImageA has left2, right7; imageB has left7, right2.</w:t>
+        <w:t>Toy image features are [left_brightness, right_brightness], each = 0..10. ImageA has left 2, right 7; imageB has left 7, right 2.</w:t>
       </w:r>
     </w:p>
     <w:p>
@@ -1606,7 +1606,7 @@
         <w:drawing>
           <wp:inline xmlns:a="http://schemas.openxmlformats.org/drawingml/2006/main" xmlns:pic="http://schemas.openxmlformats.org/drawingml/2006/picture">
             <wp:extent cx="5486400" cy="5261429"/>
-            <wp:docPr id="1" name="Picture 1" descr="Representing inputs as vectors. Declare coordinate order: Coordinate0 is left brightness; coordinate1 is right brightness.. Encode both images: A becomes [2, 7]; B becomes [7, 2]. Their sums match but their spatial patterns differ.. Check input contract: Use the same order when training and predicting; record missing measurements rather than guessing."/>
+            <wp:docPr id="1" name="Picture 1" descr="Representing inputs as vectors. Declare coordinate order: Coordinate 0 is left brightness; coordinate 1 is right brightness.. Encode both images: A becomes [2, 7]; B becomes [7, 2]. Their sums match but their spatial patterns differ.. Check input contract: Use the same order when training and predicting; record missing measurements rather than guessing."/>
             <wp:cNvGraphicFramePr>
               <a:graphicFrameLocks noChangeAspect="1"/>
             </wp:cNvGraphicFramePr>
@@ -1697,7 +1697,7 @@
           </w:tcPr>
           <w:p>
             <w:r>
-              <w:t>Coordinate0 is left brightness; coordinate1 is right brightness.</w:t>
+              <w:t>Coordinate 0 is left brightness; coordinate 1 is right brightness.</w:t>
             </w:r>
           </w:p>
         </w:tc>
@@ -2261,7 +2261,7 @@
         <w:rPr>
           <w:b w:val="0"/>
         </w:rPr>
-        <w:t xml:space="preserve">Use the worked example in Sections 3 and 6. Collect a </w:t>
+        <w:t xml:space="preserve">Use See how it works and Follow a worked example. Collect a </w:t>
       </w:r>
       <w:r>
         <w:rPr>
@@ -2805,7 +2805,7 @@
         <w:rPr>
           <w:b w:val="0"/>
         </w:rPr>
-        <w:t xml:space="preserve">Use Section 9 for the </w:t>
+        <w:t xml:space="preserve">Use Run the investigation for the </w:t>
       </w:r>
       <w:r>
         <w:rPr>
@@ -4525,7 +4525,7 @@
           </w:tcPr>
           <w:p>
             <w:r>
-              <w:t>Sections 1–6; record the brief recall in the workbook.</w:t>
+              <w:t>Use Your mission, Notice the evidence, See how it works, Words that unlock the idea and Follow a worked example; record recall in the workbook.</w:t>
             </w:r>
           </w:p>
         </w:tc>
@@ -4557,7 +4557,7 @@
           </w:tcPr>
           <w:p>
             <w:r>
-              <w:t>Sections 7–10; use the matching workbook W2 and misconception check.</w:t>
+              <w:t>Use Find and repair a mistake, Practise together and Build your understanding; use the matching workbook W2 and Individual reasoning check.</w:t>
             </w:r>
           </w:p>
         </w:tc>
@@ -4589,7 +4589,7 @@
           </w:tcPr>
           <w:p>
             <w:r>
-              <w:t>Sections 9 and 11–14. Give extra time to finish the full task set; use Section 15 when the week includes a coding lab.</w:t>
+              <w:t>Use Run the investigation, Connect your project and Try a new case independently. Allow extra time for the full task set. When code is supplied, use the examples in See how it works or Follow a worked example and the browser lab in Supported practice, repair and portfolio.</w:t>
             </w:r>
           </w:p>
         </w:tc>
@@ -5264,7 +5264,7 @@
         <w:drawing>
           <wp:inline xmlns:a="http://schemas.openxmlformats.org/drawingml/2006/main" xmlns:pic="http://schemas.openxmlformats.org/drawingml/2006/picture">
             <wp:extent cx="5486400" cy="3142488"/>
-            <wp:docPr id="2" name="Picture 2" descr="Encode the same pixel measurements in a fixed vector order. Supplied facts: Toy image features are [left_brightness, right_brightness], each = 0..10. ImageA has left2, right7; imageB has left7, right2. All inputs and outcomes in this worked example are invented classroom data; no real model run is claimed."/>
+            <wp:docPr id="2" name="Picture 2" descr="Encode the same pixel measurements in a fixed vector order. Supplied facts: Toy image features are [left_brightness, right_brightness], each = 0..10. ImageA has left 2, right 7; imageB has left 7, right 2. All inputs and outcomes in this worked example are invented classroom data; no real model run is claimed."/>
             <wp:cNvGraphicFramePr>
               <a:graphicFrameLocks noChangeAspect="1"/>
             </wp:cNvGraphicFramePr>
@@ -5315,7 +5315,7 @@
         <w:rPr>
           <w:b w:val="0"/>
         </w:rPr>
-        <w:t xml:space="preserve"> order. Supplied facts: Toy image features are [left_brightness, right_brightness], each = 0..10. ImageA has left2, right7; imageB has left7, right2.</w:t>
+        <w:t xml:space="preserve"> order. Supplied facts: Toy image features are [left_brightness, right_brightness], each = 0..10. ImageA has left 2, right 7; imageB has left 7, right 2.</w:t>
       </w:r>
     </w:p>
     <w:p>
@@ -5386,7 +5386,7 @@
         <w:drawing>
           <wp:inline xmlns:a="http://schemas.openxmlformats.org/drawingml/2006/main" xmlns:pic="http://schemas.openxmlformats.org/drawingml/2006/picture">
             <wp:extent cx="5486400" cy="3493008"/>
-            <wp:docPr id="3" name="Picture 3" descr="Declare coordinate order: Coordinate0 is left brightness; coordinate1 is right brightness. → Encode both images: A becomes [2, 7]; B becomes [7, 2]. Their sums match but their spatial patterns differ. → Check input contract: Use the same order when training and predicting; record missing measurements rather than guessing."/>
+            <wp:docPr id="3" name="Picture 3" descr="Declare coordinate order: Coordinate 0 is left brightness; coordinate 1 is right brightness. → Encode both images: A becomes [2, 7]; B becomes [7, 2]. Their sums match but their spatial patterns differ. → Check input contract: Use the same order when training and predicting; record missing measurements rather than guessing."/>
             <wp:cNvGraphicFramePr>
               <a:graphicFrameLocks noChangeAspect="1"/>
             </wp:cNvGraphicFramePr>
@@ -5425,7 +5425,7 @@
         <w:rPr>
           <w:b w:val="0"/>
         </w:rPr>
-        <w:t>Declare coordinate order: Coordinate0 is left brightness; coordinate1 is right brightness. → Encode both images: A becomes [2, 7]; B becomes [7, 2].</w:t>
+        <w:t>Declare coordinate order: Coordinate 0 is left brightness; coordinate 1 is right brightness. → Encode both images: A becomes [2, 7]; B becomes [7, 2].</w:t>
       </w:r>
     </w:p>
     <w:p>

--- a/downloads/teacher/ai-5-week-01.docx
+++ b/downloads/teacher/ai-5-week-01.docx
@@ -25,20 +25,38 @@
         <w:pStyle w:val="Heading1"/>
       </w:pPr>
       <w:r>
-        <w:t>01. Prepare the purpose, prerequisites and materials</w:t>
+        <w:t>Teach coordinate meaning before network arithmetic.</w:t>
       </w:r>
     </w:p>
     <w:p>
       <w:r>
-        <w:t>Prepare Representing inputs as vectors: check the target, prerequisites, resources and adaptable teaching schedule.</w:t>
+        <w:t>Use named boxes,complete records and unit/missing probes;keep the independent schema answer private until attempted.</w:t>
       </w:r>
     </w:p>
     <w:p>
-      <w:pPr>
-        <w:pStyle w:val="Heading3"/>
-      </w:pPr>
-      <w:r>
-        <w:t>Teach the learning cycle</w:t>
+      <w:r>
+        <w:t>Assess order,units,dimension,table shape and target exclusion with the supplied teacher keys.</w:t>
+      </w:r>
+    </w:p>
+    <w:p>
+      <w:pPr>
+        <w:pStyle w:val="Heading1"/>
+      </w:pPr>
+      <w:r>
+        <w:t>01. Prepare the connected mathematical investigation</w:t>
+      </w:r>
+    </w:p>
+    <w:p>
+      <w:r>
+        <w:t>Keep explanation,shared practice and independent evidence distinct.</w:t>
+      </w:r>
+    </w:p>
+    <w:p>
+      <w:pPr>
+        <w:pStyle w:val="Heading2"/>
+      </w:pPr>
+      <w:r>
+        <w:t>Target and main teaching plan</w:t>
       </w:r>
     </w:p>
     <w:p>
@@ -231,18 +249,21 @@
     </w:p>
     <w:p>
       <w:pPr>
-        <w:pStyle w:val="Heading3"/>
-      </w:pPr>
-      <w:r>
-        <w:t>Retrieval answer guidance</w:t>
+        <w:pStyle w:val="Heading2"/>
+      </w:pPr>
+      <w:r>
+        <w:t>Preparation and prerequisite</w:t>
       </w:r>
     </w:p>
     <w:p>
       <w:pPr>
-        <w:pStyle w:val="Heading3"/>
-      </w:pPr>
-      <w:r>
-        <w:t>ML Builder Expo</w:t>
+        <w:spacing w:line="336" w:lineRule="auto" w:after="180"/>
+      </w:pPr>
+      <w:r>
+        <w:rPr>
+          <w:b w:val="0"/>
+        </w:rPr>
+        <w:t>Printed lesson and workbook; paper and pencil</w:t>
       </w:r>
     </w:p>
     <w:p>
@@ -253,7 +274,7 @@
         <w:rPr>
           <w:b w:val="0"/>
         </w:rPr>
-        <w:t>Without opening the old lesson, explain one key idea from ML Builder Expo. Give an example and a mistake that the idea helps you avoid.</w:t>
+        <w:t>Calculator and optional local Python 3 editor; no packages or AI accounts needed</w:t>
       </w:r>
     </w:p>
     <w:p>
@@ -264,13 +285,7 @@
         <w:rPr>
           <w:b w:val="0"/>
         </w:rPr>
-        <w:t xml:space="preserve">Look for: Defend the project using traceable </w:t>
-      </w:r>
-      <w:r>
-        <w:rPr>
-          <w:b/>
-        </w:rPr>
-        <w:t>evidence</w:t>
+        <w:t>Use the fictional examples supplied; prepare the fresh retry before class</w:t>
       </w:r>
     </w:p>
     <w:p>
@@ -281,42 +296,39 @@
         <w:rPr>
           <w:b w:val="0"/>
         </w:rPr>
-        <w:t>Reference example, not the only acceptable wording: Teacher explanation: A valid response names the fictional task, reports an auditable baseline/candidate comparison with denominator, and restricts the claim to the evaluated setup.</w:t>
+        <w:t xml:space="preserve">The class is the target being predicted. Supplying that answer as an </w:t>
+      </w:r>
+      <w:r>
+        <w:rPr>
+          <w:b/>
+        </w:rPr>
+        <w:t>input</w:t>
+      </w:r>
+      <w:r>
+        <w:rPr>
+          <w:b w:val="0"/>
+        </w:rPr>
+        <w:t xml:space="preserve"> leaks information that would not be available for a new </w:t>
+      </w:r>
+      <w:r>
+        <w:rPr>
+          <w:b/>
+        </w:rPr>
+        <w:t>prediction</w:t>
+      </w:r>
+      <w:r>
+        <w:rPr>
+          <w:b w:val="0"/>
+        </w:rPr>
+        <w:t>.</w:t>
       </w:r>
     </w:p>
     <w:p>
       <w:pPr>
-        <w:spacing w:line="336" w:lineRule="auto" w:after="180"/>
-      </w:pPr>
-      <w:r>
-        <w:rPr>
-          <w:b w:val="0"/>
-        </w:rPr>
-        <w:t xml:space="preserve">Begin Level 5 (Grade 10) by connecting the Level 4 (Grade 9) feature table to an ordered numerical </w:t>
-      </w:r>
-      <w:r>
-        <w:rPr>
-          <w:b/>
-        </w:rPr>
-        <w:t>input</w:t>
-      </w:r>
-      <w:r>
-        <w:rPr>
-          <w:b w:val="0"/>
-        </w:rPr>
-        <w:t xml:space="preserve">. Students should name every </w:t>
-      </w:r>
-      <w:r>
-        <w:rPr>
-          <w:b/>
-        </w:rPr>
-        <w:t>component</w:t>
-      </w:r>
-      <w:r>
-        <w:rPr>
-          <w:b w:val="0"/>
-        </w:rPr>
-        <w:t xml:space="preserve"> before calculating. For the compact alternative schedule, use two 45-minute sessions.</w:t>
+        <w:pStyle w:val="Heading2"/>
+      </w:pPr>
+      <w:r>
+        <w:t>Opening retrieval</w:t>
       </w:r>
     </w:p>
     <w:p>
@@ -327,39 +339,24 @@
         <w:rPr>
           <w:b w:val="0"/>
         </w:rPr>
-        <w:t xml:space="preserve">Avoid treating a </w:t>
-      </w:r>
-      <w:r>
-        <w:rPr>
-          <w:b/>
-        </w:rPr>
-        <w:t>vector</w:t>
-      </w:r>
-      <w:r>
-        <w:rPr>
-          <w:b w:val="0"/>
-        </w:rPr>
-        <w:t xml:space="preserve"> as a mysterious neural object: the learning target is a precise data contract, including order, units, missing values and the distinction between </w:t>
-      </w:r>
-      <w:r>
-        <w:rPr>
-          <w:b/>
-        </w:rPr>
-        <w:t>input</w:t>
-      </w:r>
-      <w:r>
-        <w:rPr>
-          <w:b w:val="0"/>
-        </w:rPr>
-        <w:t>s and targets.</w:t>
+        <w:t>Without opening the old lesson, explain one key idea from ML Builder Expo. Give an example and a mistake that the idea helps you avoid.</w:t>
       </w:r>
     </w:p>
     <w:p>
       <w:pPr>
-        <w:pStyle w:val="Heading3"/>
-      </w:pPr>
-      <w:r>
-        <w:t>Outcomes</w:t>
+        <w:spacing w:line="336" w:lineRule="auto" w:after="180"/>
+      </w:pPr>
+      <w:r>
+        <w:rPr>
+          <w:b w:val="0"/>
+        </w:rPr>
+        <w:t xml:space="preserve">Look for: Defend the project using traceable </w:t>
+      </w:r>
+      <w:r>
+        <w:rPr>
+          <w:b/>
+        </w:rPr>
+        <w:t>evidence</w:t>
       </w:r>
     </w:p>
     <w:p>
@@ -370,42 +367,15 @@
         <w:rPr>
           <w:b w:val="0"/>
         </w:rPr>
-        <w:t>Encode a record using a fixed feature order and units</w:t>
+        <w:t>Reference example, not the only acceptable wording: Teacher explanation: A valid response names the fictional task, reports an auditable baseline/candidate comparison with denominator, and restricts the claim to the evaluated setup.</w:t>
       </w:r>
     </w:p>
     <w:p>
       <w:pPr>
-        <w:spacing w:line="336" w:lineRule="auto" w:after="180"/>
-      </w:pPr>
-      <w:r>
-        <w:rPr>
-          <w:b w:val="0"/>
-        </w:rPr>
-        <w:t xml:space="preserve">Distinguish a </w:t>
-      </w:r>
-      <w:r>
-        <w:rPr>
-          <w:b/>
-        </w:rPr>
-        <w:t>vector</w:t>
-      </w:r>
-      <w:r>
-        <w:rPr>
-          <w:b w:val="0"/>
-        </w:rPr>
-        <w:t xml:space="preserve"> </w:t>
-      </w:r>
-      <w:r>
-        <w:rPr>
-          <w:b/>
-        </w:rPr>
-        <w:t>dimension</w:t>
-      </w:r>
-      <w:r>
-        <w:rPr>
-          <w:b w:val="0"/>
-        </w:rPr>
-        <w:t xml:space="preserve"> from the number of examples</w:t>
+        <w:pStyle w:val="Heading2"/>
+      </w:pPr>
+      <w:r>
+        <w:t>Pictured end goal</w:t>
       </w:r>
     </w:p>
     <w:p>
@@ -416,56 +386,98 @@
         <w:rPr>
           <w:b w:val="0"/>
         </w:rPr>
-        <w:t>Detect missing values and target leakage before computation</w:t>
+        <w:t xml:space="preserve">By the end, I can explain representing </w:t>
+      </w:r>
+      <w:r>
+        <w:rPr>
+          <w:b/>
+        </w:rPr>
+        <w:t>input</w:t>
+      </w:r>
+      <w:r>
+        <w:rPr>
+          <w:b w:val="0"/>
+        </w:rPr>
+        <w:t xml:space="preserve">s as </w:t>
+      </w:r>
+      <w:r>
+        <w:rPr>
+          <w:b/>
+        </w:rPr>
+        <w:t>vector</w:t>
+      </w:r>
+      <w:r>
+        <w:rPr>
+          <w:b w:val="0"/>
+        </w:rPr>
+        <w:t>s using a traced example and a stated limitation.</w:t>
       </w:r>
     </w:p>
     <w:p>
       <w:pPr>
-        <w:pStyle w:val="Heading3"/>
-      </w:pPr>
-      <w:r>
-        <w:t>Preparation</w:t>
+        <w:pStyle w:val="Heading2"/>
+      </w:pPr>
+      <w:r>
+        <w:t>Earlier wording, alternatives and picture transcripts · reference / check after trying</w:t>
       </w:r>
     </w:p>
     <w:p>
       <w:pPr>
-        <w:spacing w:line="336" w:lineRule="auto" w:after="180"/>
-      </w:pPr>
-      <w:r>
-        <w:rPr>
-          <w:b w:val="0"/>
-        </w:rPr>
-        <w:t>Printed lesson and workbook; paper and pencil</w:t>
+        <w:pStyle w:val="Heading3"/>
+      </w:pPr>
+      <w:r>
+        <w:t>Teach the learning cycle</w:t>
       </w:r>
     </w:p>
     <w:p>
       <w:pPr>
-        <w:spacing w:line="336" w:lineRule="auto" w:after="180"/>
-      </w:pPr>
-      <w:r>
-        <w:rPr>
-          <w:b w:val="0"/>
-        </w:rPr>
-        <w:t>Calculator and optional local Python 3 editor; no packages or AI accounts needed</w:t>
+        <w:pStyle w:val="Heading3"/>
+      </w:pPr>
+      <w:r>
+        <w:t>Retrieval answer guidance</w:t>
       </w:r>
     </w:p>
     <w:p>
       <w:pPr>
-        <w:spacing w:line="336" w:lineRule="auto" w:after="180"/>
-      </w:pPr>
-      <w:r>
-        <w:rPr>
-          <w:b w:val="0"/>
-        </w:rPr>
-        <w:t>Use the fictional examples supplied; prepare the fresh retry before class</w:t>
+        <w:pStyle w:val="Heading3"/>
+      </w:pPr>
+      <w:r>
+        <w:t>ML Builder Expo</w:t>
       </w:r>
     </w:p>
     <w:p>
       <w:pPr>
-        <w:pStyle w:val="Heading3"/>
-      </w:pPr>
-      <w:r>
-        <w:t>Prerequisite answer</w:t>
+        <w:spacing w:line="336" w:lineRule="auto" w:after="180"/>
+      </w:pPr>
+      <w:r>
+        <w:rPr>
+          <w:b w:val="0"/>
+        </w:rPr>
+        <w:t xml:space="preserve">Begin Level 5 (Grade 10) by connecting the Level 4 (Grade 9) feature table to an ordered numerical </w:t>
+      </w:r>
+      <w:r>
+        <w:rPr>
+          <w:b/>
+        </w:rPr>
+        <w:t>input</w:t>
+      </w:r>
+      <w:r>
+        <w:rPr>
+          <w:b w:val="0"/>
+        </w:rPr>
+        <w:t xml:space="preserve">. Students should name every </w:t>
+      </w:r>
+      <w:r>
+        <w:rPr>
+          <w:b/>
+        </w:rPr>
+        <w:t>component</w:t>
+      </w:r>
+      <w:r>
+        <w:rPr>
+          <w:b w:val="0"/>
+        </w:rPr>
+        <w:t xml:space="preserve"> before calculating. For the compact alternative schedule, use two 45-minute sessions.</w:t>
       </w:r>
     </w:p>
     <w:p>
@@ -476,31 +488,31 @@
         <w:rPr>
           <w:b w:val="0"/>
         </w:rPr>
-        <w:t xml:space="preserve">The class is the target being predicted. Supplying that answer as an </w:t>
+        <w:t xml:space="preserve">Avoid treating a </w:t>
       </w:r>
       <w:r>
         <w:rPr>
           <w:b/>
         </w:rPr>
+        <w:t>vector</w:t>
+      </w:r>
+      <w:r>
+        <w:rPr>
+          <w:b w:val="0"/>
+        </w:rPr>
+        <w:t xml:space="preserve"> as a mysterious neural object: the learning target is a precise data contract, including order, units, missing values and the distinction between </w:t>
+      </w:r>
+      <w:r>
+        <w:rPr>
+          <w:b/>
+        </w:rPr>
         <w:t>input</w:t>
       </w:r>
       <w:r>
         <w:rPr>
           <w:b w:val="0"/>
         </w:rPr>
-        <w:t xml:space="preserve"> leaks information that would not be available for a new </w:t>
-      </w:r>
-      <w:r>
-        <w:rPr>
-          <w:b/>
-        </w:rPr>
-        <w:t>prediction</w:t>
-      </w:r>
-      <w:r>
-        <w:rPr>
-          <w:b w:val="0"/>
-        </w:rPr>
-        <w:t>.</w:t>
+        <w:t>s and targets.</w:t>
       </w:r>
     </w:p>
     <w:p>
@@ -508,7 +520,7 @@
         <w:pStyle w:val="Heading3"/>
       </w:pPr>
       <w:r>
-        <w:t>End goal for the pictorial case</w:t>
+        <w:t>Outcomes</w:t>
       </w:r>
     </w:p>
     <w:p>
@@ -519,31 +531,7 @@
         <w:rPr>
           <w:b w:val="0"/>
         </w:rPr>
-        <w:t xml:space="preserve">By the end, I can explain representing </w:t>
-      </w:r>
-      <w:r>
-        <w:rPr>
-          <w:b/>
-        </w:rPr>
-        <w:t>input</w:t>
-      </w:r>
-      <w:r>
-        <w:rPr>
-          <w:b w:val="0"/>
-        </w:rPr>
-        <w:t xml:space="preserve">s as </w:t>
-      </w:r>
-      <w:r>
-        <w:rPr>
-          <w:b/>
-        </w:rPr>
-        <w:t>vector</w:t>
-      </w:r>
-      <w:r>
-        <w:rPr>
-          <w:b w:val="0"/>
-        </w:rPr>
-        <w:t>s using a traced example and a stated limitation.</w:t>
+        <w:t>Encode a record using a fixed feature order and units</w:t>
       </w:r>
     </w:p>
     <w:p>
@@ -554,20 +542,50 @@
         <w:rPr>
           <w:b w:val="0"/>
         </w:rPr>
-        <w:t>This added worked case illustrates the week’s main idea. Retain all original and connected topics; schedule its practice within the teaching cycle.</w:t>
+        <w:t xml:space="preserve">Distinguish a </w:t>
+      </w:r>
+      <w:r>
+        <w:rPr>
+          <w:b/>
+        </w:rPr>
+        <w:t>vector</w:t>
+      </w:r>
+      <w:r>
+        <w:rPr>
+          <w:b w:val="0"/>
+        </w:rPr>
+        <w:t xml:space="preserve"> </w:t>
+      </w:r>
+      <w:r>
+        <w:rPr>
+          <w:b/>
+        </w:rPr>
+        <w:t>dimension</w:t>
+      </w:r>
+      <w:r>
+        <w:rPr>
+          <w:b w:val="0"/>
+        </w:rPr>
+        <w:t xml:space="preserve"> from the number of examples</w:t>
       </w:r>
     </w:p>
     <w:p>
       <w:pPr>
-        <w:pStyle w:val="Heading1"/>
-      </w:pPr>
-      <w:r>
-        <w:t>02. Explain and model the mechanism</w:t>
+        <w:spacing w:line="336" w:lineRule="auto" w:after="180"/>
+      </w:pPr>
+      <w:r>
+        <w:rPr>
+          <w:b w:val="0"/>
+        </w:rPr>
+        <w:t>Detect missing values and target leakage before computation</w:t>
       </w:r>
     </w:p>
     <w:p>
-      <w:r>
-        <w:t>Model Representing inputs as vectors using the supplied case, labelled mechanism and reasoning. Make the scope of each conclusion explicit.</w:t>
+      <w:pPr>
+        <w:pStyle w:val="Heading3"/>
+      </w:pPr>
+      <w:r>
+        <w:t>Preparation</w:t>
       </w:r>
     </w:p>
     <w:p>
@@ -575,18 +593,15 @@
         <w:pStyle w:val="Heading3"/>
       </w:pPr>
       <w:r>
-        <w:t>Explain Representing inputs as vectors · 1</w:t>
+        <w:t>Prerequisite answer</w:t>
       </w:r>
     </w:p>
     <w:p>
       <w:pPr>
-        <w:spacing w:line="336" w:lineRule="auto" w:after="180"/>
-      </w:pPr>
-      <w:r>
-        <w:rPr>
-          <w:b w:val="0"/>
-        </w:rPr>
-        <w:t>A neural network receives numbers in a specified order. Before learning how it computes, we need to represent one example without losing the meaning of its fields.</w:t>
+        <w:pStyle w:val="Heading3"/>
+      </w:pPr>
+      <w:r>
+        <w:t>End goal for the pictorial case</w:t>
       </w:r>
     </w:p>
     <w:p>
@@ -597,97 +612,28 @@
         <w:rPr>
           <w:b w:val="0"/>
         </w:rPr>
-        <w:t xml:space="preserve">A </w:t>
-      </w:r>
-      <w:r>
-        <w:rPr>
-          <w:b/>
-        </w:rPr>
-        <w:t>vector</w:t>
-      </w:r>
-      <w:r>
-        <w:rPr>
-          <w:b w:val="0"/>
-        </w:rPr>
-        <w:t xml:space="preserve"> is an ordered list: [4, 2] can mean width 4 cm and height 2 cm if that is the declared order. Reversing the two numbers describes a different rectangle under the same </w:t>
-      </w:r>
-      <w:r>
-        <w:rPr>
-          <w:b/>
-        </w:rPr>
-        <w:t>schema</w:t>
-      </w:r>
-      <w:r>
-        <w:rPr>
-          <w:b w:val="0"/>
-        </w:rPr>
-        <w:t>.</w:t>
+        <w:t>This added worked case illustrates the week’s main idea. Retain all original and connected topics; schedule its practice within the teaching cycle.</w:t>
       </w:r>
     </w:p>
     <w:p>
       <w:pPr>
-        <w:pStyle w:val="Heading3"/>
-      </w:pPr>
-      <w:r>
-        <w:t>Explain Representing inputs as vectors · 2</w:t>
+        <w:pStyle w:val="Heading1"/>
+      </w:pPr>
+      <w:r>
+        <w:t>02. Model the contract before the calculation</w:t>
       </w:r>
     </w:p>
     <w:p>
-      <w:pPr>
-        <w:spacing w:line="336" w:lineRule="auto" w:after="180"/>
-      </w:pPr>
-      <w:r>
-        <w:rPr>
-          <w:b w:val="0"/>
-        </w:rPr>
-        <w:t xml:space="preserve">For this fictional parcel investigation, use [width in cm, height in cm]. Width and height must both be present and greater than zero. The </w:t>
-      </w:r>
-      <w:r>
-        <w:rPr>
-          <w:b/>
-        </w:rPr>
-        <w:t>vector</w:t>
-      </w:r>
-      <w:r>
-        <w:rPr>
-          <w:b w:val="0"/>
-        </w:rPr>
-        <w:t xml:space="preserve"> has </w:t>
-      </w:r>
-      <w:r>
-        <w:rPr>
-          <w:b/>
-        </w:rPr>
-        <w:t>dimension</w:t>
-      </w:r>
-      <w:r>
-        <w:rPr>
-          <w:b w:val="0"/>
-        </w:rPr>
-        <w:t xml:space="preserve"> 2 because it contains two </w:t>
-      </w:r>
-      <w:r>
-        <w:rPr>
-          <w:b/>
-        </w:rPr>
-        <w:t>component</w:t>
-      </w:r>
-      <w:r>
-        <w:rPr>
-          <w:b w:val="0"/>
-        </w:rPr>
-        <w:t>s.</w:t>
+      <w:r>
+        <w:t>Keep parcel measurements and brightness coordinates explicitly distinct.</w:t>
       </w:r>
     </w:p>
     <w:p>
       <w:pPr>
-        <w:spacing w:line="336" w:lineRule="auto" w:after="180"/>
-      </w:pPr>
-      <w:r>
-        <w:rPr>
-          <w:b w:val="0"/>
-        </w:rPr>
-        <w:t>Record IDs identify examples; they do not measure the parcel. The target class is stored separately.</w:t>
+        <w:pStyle w:val="Heading2"/>
+      </w:pPr>
+      <w:r>
+        <w:t>Complete parcel explanation and conversion</w:t>
       </w:r>
     </w:p>
     <w:p>
@@ -698,51 +644,42 @@
         <w:rPr>
           <w:b w:val="0"/>
         </w:rPr>
-        <w:t xml:space="preserve">There are three examples, each with two features. Stacking their </w:t>
-      </w:r>
-      <w:r>
-        <w:rPr>
-          <w:b/>
-        </w:rPr>
-        <w:t>vector</w:t>
-      </w:r>
-      <w:r>
-        <w:rPr>
-          <w:b w:val="0"/>
-        </w:rPr>
-        <w:t xml:space="preserve">s makes a table with three rows and two columns. Do not confuse the number of rows with the </w:t>
-      </w:r>
-      <w:r>
-        <w:rPr>
-          <w:b/>
-        </w:rPr>
-        <w:t>dimension</w:t>
-      </w:r>
-      <w:r>
-        <w:rPr>
-          <w:b w:val="0"/>
-        </w:rPr>
-        <w:t xml:space="preserve"> of one </w:t>
-      </w:r>
-      <w:r>
-        <w:rPr>
-          <w:b/>
-        </w:rPr>
-        <w:t>input</w:t>
-      </w:r>
-      <w:r>
-        <w:rPr>
-          <w:b w:val="0"/>
-        </w:rPr>
-        <w:t>.</w:t>
+        <w:t>A neural network receives numbers in a specified order. Before learning how it computes, we need to represent one example without losing the meaning of its fields.</w:t>
       </w:r>
     </w:p>
     <w:p>
       <w:pPr>
-        <w:pStyle w:val="Heading3"/>
-      </w:pPr>
-      <w:r>
-        <w:t>Explain Representing inputs as vectors · 3</w:t>
+        <w:spacing w:line="336" w:lineRule="auto" w:after="180"/>
+      </w:pPr>
+      <w:r>
+        <w:rPr>
+          <w:b w:val="0"/>
+        </w:rPr>
+        <w:t xml:space="preserve">A </w:t>
+      </w:r>
+      <w:r>
+        <w:rPr>
+          <w:b/>
+        </w:rPr>
+        <w:t>vector</w:t>
+      </w:r>
+      <w:r>
+        <w:rPr>
+          <w:b w:val="0"/>
+        </w:rPr>
+        <w:t xml:space="preserve"> is an ordered list: [4, 2] can mean width 4 cm and height 2 cm if that is the declared order. Reversing the two numbers describes a different rectangle under the same </w:t>
+      </w:r>
+      <w:r>
+        <w:rPr>
+          <w:b/>
+        </w:rPr>
+        <w:t>schema</w:t>
+      </w:r>
+      <w:r>
+        <w:rPr>
+          <w:b w:val="0"/>
+        </w:rPr>
+        <w:t>.</w:t>
       </w:r>
     </w:p>
     <w:p>
@@ -753,7 +690,7 @@
         <w:rPr>
           <w:b w:val="0"/>
         </w:rPr>
-        <w:t xml:space="preserve">Read fields by name, convert to the declared units, validate, and only then write the </w:t>
+        <w:t xml:space="preserve">For this fictional parcel investigation, use [width in cm, height in cm]. Width and height must both be present and greater than zero. The </w:t>
       </w:r>
       <w:r>
         <w:rPr>
@@ -765,19 +702,31 @@
         <w:rPr>
           <w:b w:val="0"/>
         </w:rPr>
-        <w:t xml:space="preserve">. Parcel D has width 50 mm and height 30 mm. Because 10 mm equals 1 cm, its encoded </w:t>
+        <w:t xml:space="preserve"> has </w:t>
       </w:r>
       <w:r>
         <w:rPr>
           <w:b/>
         </w:rPr>
-        <w:t>vector</w:t>
+        <w:t>dimension</w:t>
       </w:r>
       <w:r>
         <w:rPr>
           <w:b w:val="0"/>
         </w:rPr>
-        <w:t xml:space="preserve"> is [5, 3].</w:t>
+        <w:t xml:space="preserve"> 2 because it contains two </w:t>
+      </w:r>
+      <w:r>
+        <w:rPr>
+          <w:b/>
+        </w:rPr>
+        <w:t>component</w:t>
+      </w:r>
+      <w:r>
+        <w:rPr>
+          <w:b w:val="0"/>
+        </w:rPr>
+        <w:t>s.</w:t>
       </w:r>
     </w:p>
     <w:p>
@@ -788,7 +737,7 @@
         <w:rPr>
           <w:b w:val="0"/>
         </w:rPr>
-        <w:t>Writing [50, 30] would preserve the numbers while changing the physical meaning by a factor of ten.</w:t>
+        <w:t>Record IDs identify examples; they do not measure the parcel. The target class is stored separately.</w:t>
       </w:r>
     </w:p>
     <w:p>
@@ -799,19 +748,43 @@
         <w:rPr>
           <w:b w:val="0"/>
         </w:rPr>
-        <w:t xml:space="preserve">This short function assumes each supplied value is a number in mm or None for missing. It is a classroom example, not a complete </w:t>
+        <w:t xml:space="preserve">There are three examples, each with two features. Stacking their </w:t>
       </w:r>
       <w:r>
         <w:rPr>
           <w:b/>
         </w:rPr>
+        <w:t>vector</w:t>
+      </w:r>
+      <w:r>
+        <w:rPr>
+          <w:b w:val="0"/>
+        </w:rPr>
+        <w:t xml:space="preserve">s makes a table with three rows and two columns. Do not confuse the number of rows with the </w:t>
+      </w:r>
+      <w:r>
+        <w:rPr>
+          <w:b/>
+        </w:rPr>
+        <w:t>dimension</w:t>
+      </w:r>
+      <w:r>
+        <w:rPr>
+          <w:b w:val="0"/>
+        </w:rPr>
+        <w:t xml:space="preserve"> of one </w:t>
+      </w:r>
+      <w:r>
+        <w:rPr>
+          <w:b/>
+        </w:rPr>
         <w:t>input</w:t>
       </w:r>
       <w:r>
         <w:rPr>
           <w:b w:val="0"/>
         </w:rPr>
-        <w:t xml:space="preserve"> validator. Trace the conversion before running it.</w:t>
+        <w:t>.</w:t>
       </w:r>
     </w:p>
     <w:p>
@@ -822,7 +795,620 @@
         <w:rPr>
           <w:b w:val="0"/>
         </w:rPr>
+        <w:t xml:space="preserve">Read fields by name, convert to the declared units, validate, and only then write the </w:t>
+      </w:r>
+      <w:r>
+        <w:rPr>
+          <w:b/>
+        </w:rPr>
+        <w:t>vector</w:t>
+      </w:r>
+      <w:r>
+        <w:rPr>
+          <w:b w:val="0"/>
+        </w:rPr>
+        <w:t xml:space="preserve">. Parcel D has width 50 mm and height 30 mm. Because 10 mm equals 1 cm, its encoded </w:t>
+      </w:r>
+      <w:r>
+        <w:rPr>
+          <w:b/>
+        </w:rPr>
+        <w:t>vector</w:t>
+      </w:r>
+      <w:r>
+        <w:rPr>
+          <w:b w:val="0"/>
+        </w:rPr>
+        <w:t xml:space="preserve"> is [5, 3].</w:t>
+      </w:r>
+    </w:p>
+    <w:p>
+      <w:pPr>
+        <w:spacing w:line="336" w:lineRule="auto" w:after="180"/>
+      </w:pPr>
+      <w:r>
+        <w:rPr>
+          <w:b w:val="0"/>
+        </w:rPr>
+        <w:t>Writing [50, 30] would preserve the numbers while changing the physical meaning by a factor of ten.</w:t>
+      </w:r>
+    </w:p>
+    <w:p>
+      <w:pPr>
+        <w:spacing w:line="336" w:lineRule="auto" w:after="180"/>
+      </w:pPr>
+      <w:r>
+        <w:rPr>
+          <w:b w:val="0"/>
+        </w:rPr>
+        <w:t xml:space="preserve">This short function assumes each supplied value is a number in mm or None for missing. It is a classroom example, not a complete </w:t>
+      </w:r>
+      <w:r>
+        <w:rPr>
+          <w:b/>
+        </w:rPr>
+        <w:t>input</w:t>
+      </w:r>
+      <w:r>
+        <w:rPr>
+          <w:b w:val="0"/>
+        </w:rPr>
+        <w:t xml:space="preserve"> validator. Trace the conversion before running it.</w:t>
+      </w:r>
+    </w:p>
+    <w:p>
+      <w:pPr>
+        <w:spacing w:line="336" w:lineRule="auto" w:after="180"/>
+      </w:pPr>
+      <w:r>
+        <w:rPr>
+          <w:b w:val="0"/>
+        </w:rPr>
         <w:t>The function represents data; it does not fit a model or predict a class.</w:t>
+      </w:r>
+    </w:p>
+    <w:tbl>
+      <w:tblPr>
+        <w:tblStyle w:val="LightShading-Accent1"/>
+        <w:tblW w:type="auto" w:w="0"/>
+        <w:tblLook w:firstColumn="1" w:firstRow="1" w:lastColumn="0" w:lastRow="0" w:noHBand="0" w:noVBand="1" w:val="04A0"/>
+      </w:tblPr>
+      <w:tblGrid>
+        <w:gridCol w:w="5112"/>
+        <w:gridCol w:w="5112"/>
+      </w:tblGrid>
+      <w:tr>
+        <w:trPr>
+          <w:tblHeader/>
+        </w:trPr>
+        <w:tc>
+          <w:tcPr>
+            <w:tcW w:type="dxa" w:w="5112"/>
+          </w:tcPr>
+          <w:p>
+            <w:r>
+              <w:t>Encode parcel D</w:t>
+            </w:r>
+          </w:p>
+        </w:tc>
+        <w:tc>
+          <w:tcPr>
+            <w:tcW w:type="dxa" w:w="5112"/>
+          </w:tcPr>
+          <w:p>
+            <w:r>
+              <w:t>Value / check</w:t>
+            </w:r>
+          </w:p>
+        </w:tc>
+      </w:tr>
+      <w:tr>
+        <w:tc>
+          <w:tcPr>
+            <w:tcW w:type="dxa" w:w="5112"/>
+          </w:tcPr>
+          <w:p>
+            <w:r>
+              <w:t>Read named source fields</w:t>
+            </w:r>
+          </w:p>
+        </w:tc>
+        <w:tc>
+          <w:tcPr>
+            <w:tcW w:type="dxa" w:w="5112"/>
+          </w:tcPr>
+          <w:p>
+            <w:r>
+              <w:t>width 50 mm, height 30 mm</w:t>
+            </w:r>
+          </w:p>
+        </w:tc>
+      </w:tr>
+      <w:tr>
+        <w:tc>
+          <w:tcPr>
+            <w:tcW w:type="dxa" w:w="5112"/>
+          </w:tcPr>
+          <w:p>
+            <w:r>
+              <w:t>Convert each measurement to cm</w:t>
+            </w:r>
+          </w:p>
+        </w:tc>
+        <w:tc>
+          <w:tcPr>
+            <w:tcW w:type="dxa" w:w="5112"/>
+          </w:tcPr>
+          <w:p>
+            <w:r>
+              <w:t>width 50÷10=5, height 30÷10=3</w:t>
+            </w:r>
+          </w:p>
+        </w:tc>
+      </w:tr>
+      <w:tr>
+        <w:tc>
+          <w:tcPr>
+            <w:tcW w:type="dxa" w:w="5112"/>
+          </w:tcPr>
+          <w:p>
+            <w:r>
+              <w:t>Check the declared input contract</w:t>
+            </w:r>
+          </w:p>
+        </w:tc>
+        <w:tc>
+          <w:tcPr>
+            <w:tcW w:type="dxa" w:w="5112"/>
+          </w:tcPr>
+          <w:p>
+            <w:r>
+              <w:t>Both measurements present and positive</w:t>
+            </w:r>
+          </w:p>
+        </w:tc>
+      </w:tr>
+      <w:tr>
+        <w:tc>
+          <w:tcPr>
+            <w:tcW w:type="dxa" w:w="5112"/>
+          </w:tcPr>
+          <w:p>
+            <w:r>
+              <w:t>Write the fixed coordinate order</w:t>
+            </w:r>
+          </w:p>
+        </w:tc>
+        <w:tc>
+          <w:tcPr>
+            <w:tcW w:type="dxa" w:w="5112"/>
+          </w:tcPr>
+          <w:p>
+            <w:r>
+              <w:t>[width_cm, height_cm]=[5, 3]</w:t>
+            </w:r>
+          </w:p>
+        </w:tc>
+      </w:tr>
+      <w:tr>
+        <w:tc>
+          <w:tcPr>
+            <w:tcW w:type="dxa" w:w="5112"/>
+          </w:tcPr>
+          <w:p>
+            <w:r>
+              <w:t>Exclude audit metadata and target</w:t>
+            </w:r>
+          </w:p>
+        </w:tc>
+        <w:tc>
+          <w:tcPr>
+            <w:tcW w:type="dxa" w:w="5112"/>
+          </w:tcPr>
+          <w:p>
+            <w:r>
+              <w:t>Record ID and future class are not coordinates</w:t>
+            </w:r>
+          </w:p>
+        </w:tc>
+      </w:tr>
+    </w:tbl>
+    <w:p>
+      <w:pPr>
+        <w:pStyle w:val="Heading2"/>
+      </w:pPr>
+      <w:r>
+        <w:t>Pictured brightness facts and scope</w:t>
+      </w:r>
+    </w:p>
+    <w:p>
+      <w:pPr>
+        <w:spacing w:line="336" w:lineRule="auto" w:after="180"/>
+      </w:pPr>
+      <w:r>
+        <w:rPr>
+          <w:b w:val="0"/>
+        </w:rPr>
+        <w:t xml:space="preserve">Encode the same pixel measurements in a fixed </w:t>
+      </w:r>
+      <w:r>
+        <w:rPr>
+          <w:b/>
+        </w:rPr>
+        <w:t>vector</w:t>
+      </w:r>
+      <w:r>
+        <w:rPr>
+          <w:b w:val="0"/>
+        </w:rPr>
+        <w:t xml:space="preserve"> order.</w:t>
+      </w:r>
+    </w:p>
+    <w:p>
+      <w:pPr>
+        <w:spacing w:line="336" w:lineRule="auto" w:after="180"/>
+      </w:pPr>
+      <w:r>
+        <w:rPr>
+          <w:b w:val="0"/>
+        </w:rPr>
+        <w:t>Toy image features are [left_brightness, right_brightness], each = 0..10. ImageA has left 2, right 7; imageB has left 7, right 2.</w:t>
+      </w:r>
+    </w:p>
+    <w:p>
+      <w:pPr>
+        <w:spacing w:line="336" w:lineRule="auto" w:after="180"/>
+      </w:pPr>
+      <w:r>
+        <w:rPr>
+          <w:b w:val="0"/>
+        </w:rPr>
+        <w:t xml:space="preserve">All </w:t>
+      </w:r>
+      <w:r>
+        <w:rPr>
+          <w:b/>
+        </w:rPr>
+        <w:t>input</w:t>
+      </w:r>
+      <w:r>
+        <w:rPr>
+          <w:b w:val="0"/>
+        </w:rPr>
+        <w:t>s and outcomes in this worked example are invented classroom data; no real model run is claimed.</w:t>
+      </w:r>
+    </w:p>
+    <w:p>
+      <w:pPr>
+        <w:spacing w:line="336" w:lineRule="auto" w:after="180"/>
+      </w:pPr>
+      <w:r>
+        <w:rPr>
+          <w:b w:val="0"/>
+        </w:rPr>
+        <w:t>Keep the two schemas separate:parcel coordinates mean width_cm/height_cm; picture coordinates mean left/right brightness on0–10. In the brightness schema, A=[2, 7] and B=[7, 2]. Both sum to9, but position 0 and position 1 represent different locations. Keeping the ordered pair preserves this distinction; keeping only the sum loses it. Swapping only A’s order makes its supplied numbers match B’s original vector.</w:t>
+      </w:r>
+    </w:p>
+    <w:p>
+      <w:pPr>
+        <w:spacing w:line="336" w:lineRule="auto" w:after="180"/>
+      </w:pPr>
+      <w:r>
+        <w:rPr>
+          <w:b w:val="0"/>
+        </w:rPr>
+        <w:t>That is an encoding change, not evidence that a network has learned vision.</w:t>
+      </w:r>
+    </w:p>
+    <w:p>
+      <w:pPr>
+        <w:pStyle w:val="Heading2"/>
+      </w:pPr>
+      <w:r>
+        <w:t>Trace positions,information loss and changed input</w:t>
+      </w:r>
+    </w:p>
+    <w:p>
+      <w:r>
+        <w:drawing>
+          <wp:inline xmlns:a="http://schemas.openxmlformats.org/drawingml/2006/main" xmlns:pic="http://schemas.openxmlformats.org/drawingml/2006/picture">
+            <wp:extent cx="5486400" cy="3493008"/>
+            <wp:docPr id="1" name="Picture 1" descr="Declare coordinate order: Coordinate 0 is left brightness; coordinate 1 is right brightness. → Encode both images: A becomes [2, 7]; B becomes [7, 2]. Their sums match but their spatial patterns differ. → Check input contract: Use the same order when training and predicting; record missing measurements rather than guessing."/>
+            <wp:cNvGraphicFramePr>
+              <a:graphicFrameLocks noChangeAspect="1"/>
+            </wp:cNvGraphicFramePr>
+            <a:graphic>
+              <a:graphicData uri="http://schemas.openxmlformats.org/drawingml/2006/picture">
+                <pic:pic>
+                  <pic:nvPicPr>
+                    <pic:cNvPr id="0" name="academy-story-ai-5-1-02.png"/>
+                    <pic:cNvPicPr/>
+                  </pic:nvPicPr>
+                  <pic:blipFill>
+                    <a:blip r:embed="rId9"/>
+                    <a:stretch>
+                      <a:fillRect/>
+                    </a:stretch>
+                  </pic:blipFill>
+                  <pic:spPr>
+                    <a:xfrm>
+                      <a:off x="0" y="0"/>
+                      <a:ext cx="5486400" cy="3493008"/>
+                    </a:xfrm>
+                    <a:prstGeom prst="rect"/>
+                  </pic:spPr>
+                </pic:pic>
+              </a:graphicData>
+            </a:graphic>
+          </wp:inline>
+        </w:drawing>
+      </w:r>
+    </w:p>
+    <w:p>
+      <w:pPr>
+        <w:pStyle w:val="Heading3"/>
+      </w:pPr>
+      <w:r>
+        <w:t>Read the picture one step at a time</w:t>
+      </w:r>
+    </w:p>
+    <w:tbl>
+      <w:tblPr>
+        <w:tblStyle w:val="LightShading-Accent1"/>
+        <w:tblW w:type="auto" w:w="0"/>
+        <w:tblLook w:firstColumn="1" w:firstRow="1" w:lastColumn="0" w:lastRow="0" w:noHBand="0" w:noVBand="1" w:val="04A0"/>
+      </w:tblPr>
+      <w:tblGrid>
+        <w:gridCol w:w="5112"/>
+        <w:gridCol w:w="5112"/>
+      </w:tblGrid>
+      <w:tr>
+        <w:trPr>
+          <w:tblHeader/>
+        </w:trPr>
+        <w:tc>
+          <w:tcPr>
+            <w:tcW w:type="dxa" w:w="5112"/>
+          </w:tcPr>
+          <w:p>
+            <w:r>
+              <w:t>Step</w:t>
+            </w:r>
+          </w:p>
+        </w:tc>
+        <w:tc>
+          <w:tcPr>
+            <w:tcW w:type="dxa" w:w="5112"/>
+          </w:tcPr>
+          <w:p>
+            <w:r>
+              <w:t>What happens and why</w:t>
+            </w:r>
+          </w:p>
+        </w:tc>
+      </w:tr>
+      <w:tr>
+        <w:tc>
+          <w:tcPr>
+            <w:tcW w:type="dxa" w:w="5112"/>
+          </w:tcPr>
+          <w:p>
+            <w:r>
+              <w:t>1. Declare coordinate order</w:t>
+            </w:r>
+          </w:p>
+        </w:tc>
+        <w:tc>
+          <w:tcPr>
+            <w:tcW w:type="dxa" w:w="5112"/>
+          </w:tcPr>
+          <w:p>
+            <w:r>
+              <w:t>Coordinate 0 is left brightness; coordinate 1 is right brightness.</w:t>
+            </w:r>
+          </w:p>
+        </w:tc>
+      </w:tr>
+      <w:tr>
+        <w:tc>
+          <w:tcPr>
+            <w:tcW w:type="dxa" w:w="5112"/>
+          </w:tcPr>
+          <w:p>
+            <w:r>
+              <w:t>2. Encode both images</w:t>
+            </w:r>
+          </w:p>
+        </w:tc>
+        <w:tc>
+          <w:tcPr>
+            <w:tcW w:type="dxa" w:w="5112"/>
+          </w:tcPr>
+          <w:p>
+            <w:r>
+              <w:t>A becomes [2, 7]; B becomes [7, 2]. Their sums match but their spatial patterns differ.</w:t>
+            </w:r>
+          </w:p>
+        </w:tc>
+      </w:tr>
+      <w:tr>
+        <w:tc>
+          <w:tcPr>
+            <w:tcW w:type="dxa" w:w="5112"/>
+          </w:tcPr>
+          <w:p>
+            <w:r>
+              <w:t>3. Check input contract</w:t>
+            </w:r>
+          </w:p>
+        </w:tc>
+        <w:tc>
+          <w:tcPr>
+            <w:tcW w:type="dxa" w:w="5112"/>
+          </w:tcPr>
+          <w:p>
+            <w:r>
+              <w:t>Use the same order when training and predicting; record missing measurements rather than guessing.</w:t>
+            </w:r>
+          </w:p>
+        </w:tc>
+      </w:tr>
+    </w:tbl>
+    <w:p>
+      <w:r>
+        <w:t>Match each pictured step to the supplied facts. This is a worked teaching case, not an independent assessment.</w:t>
+      </w:r>
+    </w:p>
+    <w:p>
+      <w:pPr>
+        <w:spacing w:line="336" w:lineRule="auto" w:after="180"/>
+      </w:pPr>
+      <w:r>
+        <w:rPr>
+          <w:b w:val="0"/>
+        </w:rPr>
+        <w:t xml:space="preserve">A </w:t>
+      </w:r>
+      <w:r>
+        <w:rPr>
+          <w:b/>
+        </w:rPr>
+        <w:t>vector</w:t>
+      </w:r>
+      <w:r>
+        <w:rPr>
+          <w:b w:val="0"/>
+        </w:rPr>
+        <w:t xml:space="preserve"> is an ordered list, so the position of a number carries meaning. Here the first number always means left brightness. Adding the two measurements keeps total brightness but discards which side is brighter.</w:t>
+      </w:r>
+    </w:p>
+    <w:p>
+      <w:pPr>
+        <w:spacing w:line="336" w:lineRule="auto" w:after="180"/>
+      </w:pPr>
+      <w:r>
+        <w:rPr>
+          <w:b w:val="0"/>
+        </w:rPr>
+        <w:t>A network receives the representation we give it; it cannot recover a lost distinction just because it has more layers.</w:t>
+      </w:r>
+    </w:p>
+    <w:p>
+      <w:pPr>
+        <w:spacing w:line="336" w:lineRule="auto" w:after="180"/>
+      </w:pPr>
+      <w:r>
+        <w:rPr>
+          <w:b w:val="0"/>
+        </w:rPr>
+        <w:t xml:space="preserve">These two features are simplified measurements, not a complete image representation or </w:t>
+      </w:r>
+      <w:r>
+        <w:rPr>
+          <w:b/>
+        </w:rPr>
+        <w:t>evidence</w:t>
+      </w:r>
+      <w:r>
+        <w:rPr>
+          <w:b w:val="0"/>
+        </w:rPr>
+        <w:t xml:space="preserve"> of learned vision.</w:t>
+      </w:r>
+    </w:p>
+    <w:p>
+      <w:pPr>
+        <w:spacing w:line="336" w:lineRule="auto" w:after="180"/>
+      </w:pPr>
+      <w:r>
+        <w:rPr>
+          <w:b w:val="0"/>
+        </w:rPr>
+        <w:t xml:space="preserve">Change: Swap only A’s </w:t>
+      </w:r>
+      <w:r>
+        <w:rPr>
+          <w:b/>
+        </w:rPr>
+        <w:t>vector</w:t>
+      </w:r>
+      <w:r>
+        <w:rPr>
+          <w:b w:val="0"/>
+        </w:rPr>
+        <w:t xml:space="preserve"> order before </w:t>
+      </w:r>
+      <w:r>
+        <w:rPr>
+          <w:b/>
+        </w:rPr>
+        <w:t>prediction</w:t>
+      </w:r>
+      <w:r>
+        <w:rPr>
+          <w:b w:val="0"/>
+        </w:rPr>
+        <w:t>.</w:t>
+      </w:r>
+    </w:p>
+    <w:p>
+      <w:pPr>
+        <w:spacing w:line="336" w:lineRule="auto" w:after="180"/>
+      </w:pPr>
+      <w:r>
+        <w:rPr>
+          <w:b/>
+        </w:rPr>
+        <w:t>Prediction</w:t>
+      </w:r>
+      <w:r>
+        <w:rPr>
+          <w:b w:val="0"/>
+        </w:rPr>
+        <w:t xml:space="preserve">: The encoded </w:t>
+      </w:r>
+      <w:r>
+        <w:rPr>
+          <w:b/>
+        </w:rPr>
+        <w:t>input</w:t>
+      </w:r>
+      <w:r>
+        <w:rPr>
+          <w:b w:val="0"/>
+        </w:rPr>
+        <w:t xml:space="preserve"> becomes [7, 2], numerically identical to B’s original </w:t>
+      </w:r>
+      <w:r>
+        <w:rPr>
+          <w:b/>
+        </w:rPr>
+        <w:t>input</w:t>
+      </w:r>
+      <w:r>
+        <w:rPr>
+          <w:b w:val="0"/>
+        </w:rPr>
+        <w:t>.</w:t>
+      </w:r>
+    </w:p>
+    <w:p>
+      <w:pPr>
+        <w:spacing w:line="336" w:lineRule="auto" w:after="180"/>
+      </w:pPr>
+      <w:r>
+        <w:rPr>
+          <w:b w:val="0"/>
+        </w:rPr>
+        <w:t>Reason: Changing coordinate order changes feature meaning even if the numbers are unchanged.</w:t>
+      </w:r>
+    </w:p>
+    <w:p>
+      <w:pPr>
+        <w:pStyle w:val="Heading2"/>
+      </w:pPr>
+      <w:r>
+        <w:t>Earlier wording, alternatives and picture transcripts · reference / check after trying</w:t>
       </w:r>
     </w:p>
     <w:tbl>
@@ -1107,14 +1693,6 @@
     </w:p>
     <w:p>
       <w:pPr>
-        <w:pStyle w:val="Heading3"/>
-      </w:pPr>
-      <w:r>
-        <w:t>Explain Representing inputs as vectors · 4</w:t>
-      </w:r>
-    </w:p>
-    <w:p>
-      <w:pPr>
         <w:spacing w:line="336" w:lineRule="auto" w:after="180"/>
       </w:pPr>
       <w:r>
@@ -1520,85 +2098,10 @@
     </w:p>
     <w:p>
       <w:pPr>
-        <w:spacing w:line="336" w:lineRule="auto" w:after="180"/>
-      </w:pPr>
-      <w:r>
-        <w:rPr>
-          <w:b w:val="0"/>
-        </w:rPr>
-        <w:t xml:space="preserve">Encode the same pixel measurements in a fixed </w:t>
-      </w:r>
-      <w:r>
-        <w:rPr>
-          <w:b/>
-        </w:rPr>
-        <w:t>vector</w:t>
-      </w:r>
-      <w:r>
-        <w:rPr>
-          <w:b w:val="0"/>
-        </w:rPr>
-        <w:t xml:space="preserve"> order.</w:t>
-      </w:r>
-    </w:p>
-    <w:p>
-      <w:pPr>
         <w:pStyle w:val="Heading3"/>
       </w:pPr>
       <w:r>
         <w:t>The facts we will use</w:t>
-      </w:r>
-    </w:p>
-    <w:p>
-      <w:pPr>
-        <w:pStyle w:val="Heading3"/>
-      </w:pPr>
-      <w:r>
-        <w:t>Supplied facts</w:t>
-      </w:r>
-    </w:p>
-    <w:p>
-      <w:pPr>
-        <w:spacing w:line="336" w:lineRule="auto" w:after="180"/>
-        <w:shd w:fill="F1F6FC"/>
-      </w:pPr>
-      <w:r>
-        <w:rPr>
-          <w:b w:val="0"/>
-        </w:rPr>
-        <w:t>Toy image features are [left_brightness, right_brightness], each = 0..10. ImageA has left 2, right 7; imageB has left 7, right 2.</w:t>
-      </w:r>
-    </w:p>
-    <w:p>
-      <w:pPr>
-        <w:pStyle w:val="Heading3"/>
-      </w:pPr>
-      <w:r>
-        <w:t>Supplied facts</w:t>
-      </w:r>
-    </w:p>
-    <w:p>
-      <w:pPr>
-        <w:spacing w:line="336" w:lineRule="auto" w:after="180"/>
-        <w:shd w:fill="F1F6FC"/>
-      </w:pPr>
-      <w:r>
-        <w:rPr>
-          <w:b w:val="0"/>
-        </w:rPr>
-        <w:t xml:space="preserve">All </w:t>
-      </w:r>
-      <w:r>
-        <w:rPr>
-          <w:b/>
-        </w:rPr>
-        <w:t>input</w:t>
-      </w:r>
-      <w:r>
-        <w:rPr>
-          <w:b w:val="0"/>
-        </w:rPr>
-        <w:t>s and outcomes in this worked example are invented classroom data; no real model run is claimed.</w:t>
       </w:r>
     </w:p>
     <w:p>
@@ -1606,7 +2109,7 @@
         <w:drawing>
           <wp:inline xmlns:a="http://schemas.openxmlformats.org/drawingml/2006/main" xmlns:pic="http://schemas.openxmlformats.org/drawingml/2006/picture">
             <wp:extent cx="5486400" cy="5261429"/>
-            <wp:docPr id="1" name="Picture 1" descr="Representing inputs as vectors. Declare coordinate order: Coordinate 0 is left brightness; coordinate 1 is right brightness.. Encode both images: A becomes [2, 7]; B becomes [7, 2]. Their sums match but their spatial patterns differ.. Check input contract: Use the same order when training and predicting; record missing measurements rather than guessing."/>
+            <wp:docPr id="2" name="Picture 2" descr="Representing inputs as vectors. Declare coordinate order: Coordinate 0 is left brightness; coordinate 1 is right brightness.. Encode both images: A becomes [2, 7]; B becomes [7, 2]. Their sums match but their spatial patterns differ.. Check input contract: Use the same order when training and predicting; record missing measurements rather than guessing."/>
             <wp:cNvGraphicFramePr>
               <a:graphicFrameLocks noChangeAspect="1"/>
             </wp:cNvGraphicFramePr>
@@ -1618,7 +2121,7 @@
                     <pic:cNvPicPr/>
                   </pic:nvPicPr>
                   <pic:blipFill>
-                    <a:blip r:embed="rId9"/>
+                    <a:blip r:embed="rId10"/>
                     <a:stretch>
                       <a:fillRect/>
                     </a:stretch>
@@ -1642,114 +2145,7 @@
         <w:pStyle w:val="Heading3"/>
       </w:pPr>
       <w:r>
-        <w:t>Read the picture one step at a time</w:t>
-      </w:r>
-    </w:p>
-    <w:tbl>
-      <w:tblPr>
-        <w:tblStyle w:val="LightShading-Accent1"/>
-        <w:tblW w:type="auto" w:w="0"/>
-        <w:tblLook w:firstColumn="1" w:firstRow="1" w:lastColumn="0" w:lastRow="0" w:noHBand="0" w:noVBand="1" w:val="04A0"/>
-      </w:tblPr>
-      <w:tblGrid>
-        <w:gridCol w:w="5112"/>
-        <w:gridCol w:w="5112"/>
-      </w:tblGrid>
-      <w:tr>
-        <w:trPr>
-          <w:tblHeader/>
-        </w:trPr>
-        <w:tc>
-          <w:tcPr>
-            <w:tcW w:type="dxa" w:w="5112"/>
-          </w:tcPr>
-          <w:p>
-            <w:r>
-              <w:t>Step</w:t>
-            </w:r>
-          </w:p>
-        </w:tc>
-        <w:tc>
-          <w:tcPr>
-            <w:tcW w:type="dxa" w:w="5112"/>
-          </w:tcPr>
-          <w:p>
-            <w:r>
-              <w:t>What happens and why</w:t>
-            </w:r>
-          </w:p>
-        </w:tc>
-      </w:tr>
-      <w:tr>
-        <w:tc>
-          <w:tcPr>
-            <w:tcW w:type="dxa" w:w="5112"/>
-          </w:tcPr>
-          <w:p>
-            <w:r>
-              <w:t>1. Declare coordinate order</w:t>
-            </w:r>
-          </w:p>
-        </w:tc>
-        <w:tc>
-          <w:tcPr>
-            <w:tcW w:type="dxa" w:w="5112"/>
-          </w:tcPr>
-          <w:p>
-            <w:r>
-              <w:t>Coordinate 0 is left brightness; coordinate 1 is right brightness.</w:t>
-            </w:r>
-          </w:p>
-        </w:tc>
-      </w:tr>
-      <w:tr>
-        <w:tc>
-          <w:tcPr>
-            <w:tcW w:type="dxa" w:w="5112"/>
-          </w:tcPr>
-          <w:p>
-            <w:r>
-              <w:t>2. Encode both images</w:t>
-            </w:r>
-          </w:p>
-        </w:tc>
-        <w:tc>
-          <w:tcPr>
-            <w:tcW w:type="dxa" w:w="5112"/>
-          </w:tcPr>
-          <w:p>
-            <w:r>
-              <w:t>A becomes [2, 7]; B becomes [7, 2]. Their sums match but their spatial patterns differ.</w:t>
-            </w:r>
-          </w:p>
-        </w:tc>
-      </w:tr>
-      <w:tr>
-        <w:tc>
-          <w:tcPr>
-            <w:tcW w:type="dxa" w:w="5112"/>
-          </w:tcPr>
-          <w:p>
-            <w:r>
-              <w:t>3. Check input contract</w:t>
-            </w:r>
-          </w:p>
-        </w:tc>
-        <w:tc>
-          <w:tcPr>
-            <w:tcW w:type="dxa" w:w="5112"/>
-          </w:tcPr>
-          <w:p>
-            <w:r>
-              <w:t>Use the same order when training and predicting; record missing measurements rather than guessing.</w:t>
-            </w:r>
-          </w:p>
-        </w:tc>
-      </w:tr>
-    </w:tbl>
-    <w:p>
-      <w:r>
-        <w:t>Match each pictured step to the supplied facts. This is a worked teaching case, not an independent assessment.</w:t>
+        <w:t>Why this result follows</w:t>
       </w:r>
     </w:p>
     <w:p>
@@ -1757,7 +2153,7 @@
         <w:pStyle w:val="Heading3"/>
       </w:pPr>
       <w:r>
-        <w:t>Why this result follows</w:t>
+        <w:t>What this example does not establish</w:t>
       </w:r>
     </w:p>
     <w:p>
@@ -1765,111 +2161,128 @@
         <w:pStyle w:val="Heading3"/>
       </w:pPr>
       <w:r>
-        <w:t>Why the result follows</w:t>
+        <w:t>Change one thing in the pictured case</w:t>
       </w:r>
     </w:p>
     <w:p>
       <w:pPr>
-        <w:spacing w:line="336" w:lineRule="auto" w:after="180"/>
-        <w:shd w:fill="F1F6FC"/>
-      </w:pPr>
-      <w:r>
-        <w:rPr>
-          <w:b w:val="0"/>
-        </w:rPr>
-        <w:t xml:space="preserve">A </w:t>
-      </w:r>
-      <w:r>
-        <w:rPr>
-          <w:b/>
-        </w:rPr>
-        <w:t>vector</w:t>
-      </w:r>
-      <w:r>
-        <w:rPr>
-          <w:b w:val="0"/>
-        </w:rPr>
-        <w:t xml:space="preserve"> is an ordered list, so the position of a number carries meaning. Here the first number always means left brightness. Adding the two measurements keeps total brightness but discards which side is brighter.</w:t>
+        <w:pStyle w:val="Heading3"/>
+      </w:pPr>
+      <w:r>
+        <w:t>Ask while showing the picture</w:t>
       </w:r>
     </w:p>
     <w:p>
       <w:pPr>
         <w:spacing w:line="336" w:lineRule="auto" w:after="180"/>
-        <w:shd w:fill="F1F6FC"/>
       </w:pPr>
       <w:r>
         <w:rPr>
           <w:b w:val="0"/>
         </w:rPr>
-        <w:t>A network receives the representation we give it; it cannot recover a lost distinction just because it has more layers.</w:t>
+        <w:t xml:space="preserve">Cover the result. Ask learners to name the </w:t>
+      </w:r>
+      <w:r>
+        <w:rPr>
+          <w:b/>
+        </w:rPr>
+        <w:t>input</w:t>
+      </w:r>
+      <w:r>
+        <w:rPr>
+          <w:b w:val="0"/>
+        </w:rPr>
+        <w:t xml:space="preserve">s and predict the next step. Uncover one step, connect the icon to the actual procedure, and explain its </w:t>
+      </w:r>
+      <w:r>
+        <w:rPr>
+          <w:b/>
+        </w:rPr>
+        <w:t>evidence</w:t>
+      </w:r>
+      <w:r>
+        <w:rPr>
+          <w:b w:val="0"/>
+        </w:rPr>
+        <w:t>. Then change the supplied condition and compare.</w:t>
       </w:r>
     </w:p>
     <w:p>
       <w:pPr>
-        <w:pStyle w:val="Heading3"/>
-      </w:pPr>
-      <w:r>
-        <w:t>What this example does not establish</w:t>
+        <w:spacing w:line="336" w:lineRule="auto" w:after="180"/>
+      </w:pPr>
+      <w:r>
+        <w:rPr>
+          <w:b w:val="0"/>
+        </w:rPr>
+        <w:t>The picture is a representation; it does not document execution of a real AI model.</w:t>
       </w:r>
     </w:p>
     <w:p>
       <w:pPr>
-        <w:pStyle w:val="Heading3"/>
-      </w:pPr>
-      <w:r>
-        <w:t>Keep the stated limit</w:t>
+        <w:pStyle w:val="Heading1"/>
+      </w:pPr>
+      <w:r>
+        <w:t>03. Model a step,then remove help</w:t>
       </w:r>
     </w:p>
     <w:p>
-      <w:pPr>
-        <w:spacing w:line="336" w:lineRule="auto" w:after="180"/>
-        <w:shd w:fill="FFF5E6"/>
-      </w:pPr>
-      <w:r>
-        <w:rPr>
-          <w:b w:val="0"/>
-        </w:rPr>
-        <w:t xml:space="preserve">These two features are simplified measurements, not a complete image representation or </w:t>
-      </w:r>
-      <w:r>
-        <w:rPr>
-          <w:b/>
-        </w:rPr>
-        <w:t>evidence</w:t>
-      </w:r>
-      <w:r>
-        <w:rPr>
-          <w:b w:val="0"/>
-        </w:rPr>
-        <w:t xml:space="preserve"> of learned vision.</w:t>
+      <w:r>
+        <w:t>Collect each learner’s reasoning before showing a key.</w:t>
       </w:r>
     </w:p>
     <w:p>
       <w:pPr>
-        <w:pStyle w:val="Heading3"/>
-      </w:pPr>
-      <w:r>
-        <w:t>Change one thing in the pictured case</w:t>
+        <w:pStyle w:val="Heading2"/>
+      </w:pPr>
+      <w:r>
+        <w:t>Current completion task and checked reasoning</w:t>
       </w:r>
     </w:p>
     <w:p>
       <w:pPr>
-        <w:pStyle w:val="Heading3"/>
-      </w:pPr>
-      <w:r>
-        <w:t>Change one thing</w:t>
+        <w:spacing w:line="336" w:lineRule="auto" w:after="180"/>
+      </w:pPr>
+      <w:r>
+        <w:rPr>
+          <w:b w:val="0"/>
+        </w:rPr>
+        <w:t xml:space="preserve">Completion task: A new record has width 60 mm and height 10 mm. Give its </w:t>
+      </w:r>
+      <w:r>
+        <w:rPr>
+          <w:b/>
+        </w:rPr>
+        <w:t>vector</w:t>
+      </w:r>
+      <w:r>
+        <w:rPr>
+          <w:b w:val="0"/>
+        </w:rPr>
+        <w:t xml:space="preserve"> in the agreed cm </w:t>
+      </w:r>
+      <w:r>
+        <w:rPr>
+          <w:b/>
+        </w:rPr>
+        <w:t>schema</w:t>
+      </w:r>
+      <w:r>
+        <w:rPr>
+          <w:b w:val="0"/>
+        </w:rPr>
+        <w:t>, and name one error in [60, 10].</w:t>
       </w:r>
     </w:p>
     <w:p>
       <w:pPr>
         <w:spacing w:line="336" w:lineRule="auto" w:after="180"/>
-        <w:shd w:fill="F5F1FB"/>
       </w:pPr>
       <w:r>
         <w:rPr>
           <w:b w:val="0"/>
         </w:rPr>
-        <w:t xml:space="preserve">Change: Swap only A’s </w:t>
+        <w:t xml:space="preserve">Teacher check: Teacher explanation: The </w:t>
       </w:r>
       <w:r>
         <w:rPr>
@@ -1881,105 +2294,106 @@
         <w:rPr>
           <w:b w:val="0"/>
         </w:rPr>
-        <w:t xml:space="preserve"> order before </w:t>
-      </w:r>
-      <w:r>
-        <w:rPr>
-          <w:b/>
-        </w:rPr>
-        <w:t>prediction</w:t>
-      </w:r>
-      <w:r>
-        <w:rPr>
-          <w:b w:val="0"/>
-        </w:rPr>
-        <w:t>.</w:t>
+        <w:t xml:space="preserve"> is [6, 1]. [60, 10] uses mm numbers where cm numbers are expected, scaling both measurements tenfold.</w:t>
       </w:r>
     </w:p>
     <w:p>
       <w:pPr>
-        <w:pStyle w:val="Heading3"/>
-      </w:pPr>
-      <w:r>
-        <w:t>Predicted result</w:t>
+        <w:spacing w:line="336" w:lineRule="auto" w:after="180"/>
+      </w:pPr>
+      <w:r>
+        <w:rPr>
+          <w:b w:val="0"/>
+        </w:rPr>
+        <w:t xml:space="preserve">Start by identifying the given </w:t>
+      </w:r>
+      <w:r>
+        <w:rPr>
+          <w:b/>
+        </w:rPr>
+        <w:t>input</w:t>
+      </w:r>
+      <w:r>
+        <w:rPr>
+          <w:b w:val="0"/>
+        </w:rPr>
+        <w:t>s together. Leave the intermediate steps blank. If needed, model one step, then withdraw that help on the next step. Move to a full trace only when the partial trace is understood.</w:t>
       </w:r>
     </w:p>
     <w:p>
       <w:pPr>
         <w:spacing w:line="336" w:lineRule="auto" w:after="180"/>
-        <w:shd w:fill="F1F6FC"/>
-      </w:pPr>
-      <w:r>
-        <w:rPr>
-          <w:b/>
-        </w:rPr>
-        <w:t>Prediction</w:t>
-      </w:r>
+      </w:pPr>
       <w:r>
         <w:rPr>
           <w:b w:val="0"/>
         </w:rPr>
-        <w:t xml:space="preserve">: The encoded </w:t>
-      </w:r>
-      <w:r>
-        <w:rPr>
-          <w:b/>
-        </w:rPr>
-        <w:t>input</w:t>
-      </w:r>
-      <w:r>
-        <w:rPr>
-          <w:b w:val="0"/>
-        </w:rPr>
-        <w:t xml:space="preserve"> becomes [7, 2], numerically identical to B’s original </w:t>
-      </w:r>
-      <w:r>
-        <w:rPr>
-          <w:b/>
-        </w:rPr>
-        <w:t>input</w:t>
-      </w:r>
-      <w:r>
-        <w:rPr>
-          <w:b w:val="0"/>
-        </w:rPr>
-        <w:t>.</w:t>
+        <w:t>For partners, alternate explainer and checker; collect a response from every learner before discussion.</w:t>
       </w:r>
     </w:p>
     <w:p>
       <w:pPr>
-        <w:pStyle w:val="Heading3"/>
-      </w:pPr>
-      <w:r>
-        <w:t>Why the result follows</w:t>
+        <w:pStyle w:val="Heading2"/>
+      </w:pPr>
+      <w:r>
+        <w:t>Individual misconception check</w:t>
       </w:r>
     </w:p>
     <w:p>
       <w:pPr>
         <w:spacing w:line="336" w:lineRule="auto" w:after="180"/>
-        <w:shd w:fill="F1F6FC"/>
       </w:pPr>
       <w:r>
         <w:rPr>
           <w:b w:val="0"/>
         </w:rPr>
-        <w:t>Reason: Changing coordinate order changes feature meaning even if the numbers are unchanged.</w:t>
+        <w:t xml:space="preserve">Use the worked case for Representing </w:t>
+      </w:r>
+      <w:r>
+        <w:rPr>
+          <w:b/>
+        </w:rPr>
+        <w:t>input</w:t>
+      </w:r>
+      <w:r>
+        <w:rPr>
+          <w:b w:val="0"/>
+        </w:rPr>
+        <w:t xml:space="preserve">s as </w:t>
+      </w:r>
+      <w:r>
+        <w:rPr>
+          <w:b/>
+        </w:rPr>
+        <w:t>vector</w:t>
+      </w:r>
+      <w:r>
+        <w:rPr>
+          <w:b w:val="0"/>
+        </w:rPr>
+        <w:t>s. Proposed explanation: “Order does not matter”. Decide whether this explanation is supported.</w:t>
       </w:r>
     </w:p>
     <w:p>
       <w:pPr>
-        <w:pStyle w:val="Heading3"/>
-      </w:pPr>
-      <w:r>
-        <w:t>Ask while showing the picture</w:t>
+        <w:spacing w:line="336" w:lineRule="auto" w:after="180"/>
+      </w:pPr>
+      <w:r>
+        <w:rPr>
+          <w:b w:val="0"/>
+        </w:rPr>
+        <w:t>Point to the step or supplied fact that decides; explain your repair if needed.</w:t>
       </w:r>
     </w:p>
     <w:p>
       <w:pPr>
-        <w:pStyle w:val="Heading3"/>
-      </w:pPr>
-      <w:r>
-        <w:t>Ask while showing the picture · 5</w:t>
+        <w:spacing w:line="336" w:lineRule="auto" w:after="180"/>
+      </w:pPr>
+      <w:r>
+        <w:rPr>
+          <w:b w:val="0"/>
+        </w:rPr>
+        <w:t>Expected correction: A and B use the same numbers but assign them to different features. Read each position by name.</w:t>
       </w:r>
     </w:p>
     <w:p>
@@ -1990,31 +2404,7 @@
         <w:rPr>
           <w:b w:val="0"/>
         </w:rPr>
-        <w:t xml:space="preserve">Cover the result. Ask learners to name the </w:t>
-      </w:r>
-      <w:r>
-        <w:rPr>
-          <w:b/>
-        </w:rPr>
-        <w:t>input</w:t>
-      </w:r>
-      <w:r>
-        <w:rPr>
-          <w:b w:val="0"/>
-        </w:rPr>
-        <w:t xml:space="preserve">s and predict the next step. Uncover one step, connect the icon to the actual procedure, and explain its </w:t>
-      </w:r>
-      <w:r>
-        <w:rPr>
-          <w:b/>
-        </w:rPr>
-        <w:t>evidence</w:t>
-      </w:r>
-      <w:r>
-        <w:rPr>
-          <w:b w:val="0"/>
-        </w:rPr>
-        <w:t>. Then change the supplied condition and compare.</w:t>
+        <w:t>Collect explanations, not only yes/no votes. If a misunderstanding is common, re-model the relevant step for the class.</w:t>
       </w:r>
     </w:p>
     <w:p>
@@ -2025,20 +2415,263 @@
         <w:rPr>
           <w:b w:val="0"/>
         </w:rPr>
-        <w:t>The picture is a representation; it does not document execution of a real AI model.</w:t>
+        <w:t>If it affects a few learners, give a short targeted group explanation while others solve a more demanding variation.</w:t>
       </w:r>
     </w:p>
     <w:p>
       <w:pPr>
-        <w:pStyle w:val="Heading1"/>
-      </w:pPr>
-      <w:r>
-        <w:t>03. Demonstrate and guide practice</w:t>
+        <w:pStyle w:val="Heading2"/>
+      </w:pPr>
+      <w:r>
+        <w:t>Pictured reasoning and changed case</w:t>
       </w:r>
     </w:p>
     <w:p>
-      <w:r>
-        <w:t>Demonstrate Representing inputs as vectors, reduce support deliberately and check individual reasoning before discussing answers.</w:t>
+      <w:pPr>
+        <w:spacing w:line="336" w:lineRule="auto" w:after="180"/>
+      </w:pPr>
+      <w:r>
+        <w:rPr>
+          <w:b w:val="0"/>
+        </w:rPr>
+        <w:t xml:space="preserve">Why does equal total brightness not make A and B identical </w:t>
+      </w:r>
+      <w:r>
+        <w:rPr>
+          <w:b/>
+        </w:rPr>
+        <w:t>input</w:t>
+      </w:r>
+      <w:r>
+        <w:rPr>
+          <w:b w:val="0"/>
+        </w:rPr>
+        <w:t xml:space="preserve">s? Point to the relevant step in the picture, then write the changed result and the rule or </w:t>
+      </w:r>
+      <w:r>
+        <w:rPr>
+          <w:b/>
+        </w:rPr>
+        <w:t>evidence</w:t>
+      </w:r>
+      <w:r>
+        <w:rPr>
+          <w:b w:val="0"/>
+        </w:rPr>
+        <w:t xml:space="preserve"> that supports it.</w:t>
+      </w:r>
+    </w:p>
+    <w:p>
+      <w:pPr>
+        <w:spacing w:line="336" w:lineRule="auto" w:after="180"/>
+      </w:pPr>
+      <w:r>
+        <w:rPr>
+          <w:b w:val="0"/>
+        </w:rPr>
+        <w:t xml:space="preserve">A and B place brightness in different positions. The ordered </w:t>
+      </w:r>
+      <w:r>
+        <w:rPr>
+          <w:b/>
+        </w:rPr>
+        <w:t>vector</w:t>
+      </w:r>
+      <w:r>
+        <w:rPr>
+          <w:b w:val="0"/>
+        </w:rPr>
+        <w:t>s distinguish left/right structure; their common sum 9 loses that distinction.</w:t>
+      </w:r>
+    </w:p>
+    <w:p>
+      <w:pPr>
+        <w:spacing w:line="336" w:lineRule="auto" w:after="180"/>
+      </w:pPr>
+      <w:r>
+        <w:rPr>
+          <w:b w:val="0"/>
+        </w:rPr>
+        <w:t xml:space="preserve">Changed-case check: The encoded </w:t>
+      </w:r>
+      <w:r>
+        <w:rPr>
+          <w:b/>
+        </w:rPr>
+        <w:t>input</w:t>
+      </w:r>
+      <w:r>
+        <w:rPr>
+          <w:b w:val="0"/>
+        </w:rPr>
+        <w:t xml:space="preserve"> becomes [7, 2], numerically identical to B’s original </w:t>
+      </w:r>
+      <w:r>
+        <w:rPr>
+          <w:b/>
+        </w:rPr>
+        <w:t>input</w:t>
+      </w:r>
+      <w:r>
+        <w:rPr>
+          <w:b w:val="0"/>
+        </w:rPr>
+        <w:t>. Changing coordinate order changes feature meaning even if the numbers are unchanged.</w:t>
+      </w:r>
+    </w:p>
+    <w:p>
+      <w:pPr>
+        <w:spacing w:line="336" w:lineRule="auto" w:after="180"/>
+      </w:pPr>
+      <w:r>
+        <w:rPr>
+          <w:b w:val="0"/>
+        </w:rPr>
+        <w:t xml:space="preserve">Changed-case reasoning: The encoded </w:t>
+      </w:r>
+      <w:r>
+        <w:rPr>
+          <w:b/>
+        </w:rPr>
+        <w:t>input</w:t>
+      </w:r>
+      <w:r>
+        <w:rPr>
+          <w:b w:val="0"/>
+        </w:rPr>
+        <w:t xml:space="preserve"> becomes [7, 2], numerically identical to B’s original </w:t>
+      </w:r>
+      <w:r>
+        <w:rPr>
+          <w:b/>
+        </w:rPr>
+        <w:t>input</w:t>
+      </w:r>
+      <w:r>
+        <w:rPr>
+          <w:b w:val="0"/>
+        </w:rPr>
+        <w:t>. Changing coordinate order changes feature meaning even if the numbers are unchanged.</w:t>
+      </w:r>
+    </w:p>
+    <w:p>
+      <w:pPr>
+        <w:spacing w:line="336" w:lineRule="auto" w:after="180"/>
+      </w:pPr>
+      <w:r>
+        <w:rPr>
+          <w:b w:val="0"/>
+        </w:rPr>
+        <w:t xml:space="preserve">Collect each learner’s explanation before discussion. Use the first missing connection between </w:t>
+      </w:r>
+      <w:r>
+        <w:rPr>
+          <w:b/>
+        </w:rPr>
+        <w:t>input</w:t>
+      </w:r>
+      <w:r>
+        <w:rPr>
+          <w:b w:val="0"/>
+        </w:rPr>
+        <w:t xml:space="preserve">, deciding step and result to choose support. This question is worked-case practice, not fresh mastery </w:t>
+      </w:r>
+      <w:r>
+        <w:rPr>
+          <w:b/>
+        </w:rPr>
+        <w:t>evidence</w:t>
+      </w:r>
+      <w:r>
+        <w:rPr>
+          <w:b w:val="0"/>
+        </w:rPr>
+        <w:t>.</w:t>
+      </w:r>
+    </w:p>
+    <w:p>
+      <w:pPr>
+        <w:pStyle w:val="Heading2"/>
+      </w:pPr>
+      <w:r>
+        <w:t>Accessible support and extension</w:t>
+      </w:r>
+    </w:p>
+    <w:p>
+      <w:pPr>
+        <w:spacing w:line="336" w:lineRule="auto" w:after="180"/>
+      </w:pPr>
+      <w:r>
+        <w:rPr>
+          <w:b w:val="0"/>
+        </w:rPr>
+        <w:t xml:space="preserve">Use See how it works and Follow a worked example. Collect a </w:t>
+      </w:r>
+      <w:r>
+        <w:rPr>
+          <w:b/>
+        </w:rPr>
+        <w:t>prediction</w:t>
+      </w:r>
+      <w:r>
+        <w:rPr>
+          <w:b w:val="0"/>
+        </w:rPr>
+        <w:t xml:space="preserve"> before revealing its result; ask the learner to point to each intermediate fact.</w:t>
+      </w:r>
+    </w:p>
+    <w:p>
+      <w:pPr>
+        <w:spacing w:line="336" w:lineRule="auto" w:after="180"/>
+      </w:pPr>
+      <w:r>
+        <w:rPr>
+          <w:b w:val="0"/>
+        </w:rPr>
+        <w:t>Provide empty boxes labelled with feature names and units. Accept a correct spoken explanation before written notation.</w:t>
+      </w:r>
+    </w:p>
+    <w:p>
+      <w:pPr>
+        <w:spacing w:line="336" w:lineRule="auto" w:after="180"/>
+      </w:pPr>
+      <w:r>
+        <w:rPr>
+          <w:b w:val="0"/>
+        </w:rPr>
+        <w:t xml:space="preserve">Extension: propose two different real objects that share the same two-feature </w:t>
+      </w:r>
+      <w:r>
+        <w:rPr>
+          <w:b/>
+        </w:rPr>
+        <w:t>vector</w:t>
+      </w:r>
+      <w:r>
+        <w:rPr>
+          <w:b w:val="0"/>
+        </w:rPr>
+        <w:t xml:space="preserve">, then identify an additional measurable feature available before </w:t>
+      </w:r>
+      <w:r>
+        <w:rPr>
+          <w:b/>
+        </w:rPr>
+        <w:t>prediction</w:t>
+      </w:r>
+      <w:r>
+        <w:rPr>
+          <w:b w:val="0"/>
+        </w:rPr>
+        <w:t>.</w:t>
+      </w:r>
+    </w:p>
+    <w:p>
+      <w:pPr>
+        <w:pStyle w:val="Heading2"/>
+      </w:pPr>
+      <w:r>
+        <w:t>Earlier wording, alternatives and picture transcripts · reference / check after trying</w:t>
       </w:r>
     </w:p>
     <w:tbl>
@@ -2255,71 +2888,26 @@
     </w:tbl>
     <w:p>
       <w:pPr>
-        <w:spacing w:line="336" w:lineRule="auto" w:after="180"/>
-      </w:pPr>
-      <w:r>
-        <w:rPr>
-          <w:b w:val="0"/>
-        </w:rPr>
-        <w:t xml:space="preserve">Use See how it works and Follow a worked example. Collect a </w:t>
-      </w:r>
-      <w:r>
-        <w:rPr>
-          <w:b/>
-        </w:rPr>
-        <w:t>prediction</w:t>
-      </w:r>
-      <w:r>
-        <w:rPr>
-          <w:b w:val="0"/>
-        </w:rPr>
-        <w:t xml:space="preserve"> before revealing its result; ask the learner to point to each intermediate fact.</w:t>
+        <w:pStyle w:val="Heading3"/>
+      </w:pPr>
+      <w:r>
+        <w:t>Reduce help deliberately</w:t>
       </w:r>
     </w:p>
     <w:p>
       <w:pPr>
-        <w:spacing w:line="336" w:lineRule="auto" w:after="180"/>
-      </w:pPr>
-      <w:r>
-        <w:rPr>
-          <w:b w:val="0"/>
-        </w:rPr>
-        <w:t>Provide empty boxes labelled with feature names and units. Accept a correct spoken explanation before written notation.</w:t>
+        <w:pStyle w:val="Heading3"/>
+      </w:pPr>
+      <w:r>
+        <w:t>Individual reasoning check</w:t>
       </w:r>
     </w:p>
     <w:p>
       <w:pPr>
-        <w:spacing w:line="336" w:lineRule="auto" w:after="180"/>
-      </w:pPr>
-      <w:r>
-        <w:rPr>
-          <w:b w:val="0"/>
-        </w:rPr>
-        <w:t xml:space="preserve">Extension: propose two different real objects that share the same two-feature </w:t>
-      </w:r>
-      <w:r>
-        <w:rPr>
-          <w:b/>
-        </w:rPr>
-        <w:t>vector</w:t>
-      </w:r>
-      <w:r>
-        <w:rPr>
-          <w:b w:val="0"/>
-        </w:rPr>
-        <w:t xml:space="preserve">, then identify an additional measurable feature available before </w:t>
-      </w:r>
-      <w:r>
-        <w:rPr>
-          <w:b/>
-        </w:rPr>
-        <w:t>prediction</w:t>
-      </w:r>
-      <w:r>
-        <w:rPr>
-          <w:b w:val="0"/>
-        </w:rPr>
-        <w:t>.</w:t>
+        <w:pStyle w:val="Heading3"/>
+      </w:pPr>
+      <w:r>
+        <w:t>Pictorial practice question</w:t>
       </w:r>
     </w:p>
     <w:p>
@@ -2327,83 +2915,39 @@
         <w:pStyle w:val="Heading3"/>
       </w:pPr>
       <w:r>
-        <w:t>Reduce help deliberately</w:t>
+        <w:t>Reasoned teacher answer</w:t>
       </w:r>
     </w:p>
     <w:p>
       <w:pPr>
-        <w:pStyle w:val="Heading3"/>
-      </w:pPr>
-      <w:r>
-        <w:t>Completion practice</w:t>
+        <w:pStyle w:val="Heading1"/>
+      </w:pPr>
+      <w:r>
+        <w:t>04. Run the complete supplied investigation</w:t>
       </w:r>
     </w:p>
     <w:p>
-      <w:pPr>
-        <w:spacing w:line="336" w:lineRule="auto" w:after="180"/>
-        <w:shd w:fill="F5F1FB"/>
-      </w:pPr>
-      <w:r>
-        <w:rPr>
-          <w:b w:val="0"/>
-        </w:rPr>
-        <w:t xml:space="preserve">Completion task: A new record has width 60 mm and height 10 mm. Give its </w:t>
-      </w:r>
-      <w:r>
-        <w:rPr>
-          <w:b/>
-        </w:rPr>
-        <w:t>vector</w:t>
-      </w:r>
-      <w:r>
-        <w:rPr>
-          <w:b w:val="0"/>
-        </w:rPr>
-        <w:t xml:space="preserve"> in the agreed cm </w:t>
-      </w:r>
-      <w:r>
-        <w:rPr>
-          <w:b/>
-        </w:rPr>
-        <w:t>schema</w:t>
-      </w:r>
-      <w:r>
-        <w:rPr>
-          <w:b w:val="0"/>
-        </w:rPr>
-        <w:t>, and name one error in [60, 10].</w:t>
+      <w:r>
+        <w:t>Separate predictions,actual runs and paper traces.</w:t>
       </w:r>
     </w:p>
     <w:p>
       <w:pPr>
-        <w:pStyle w:val="Heading3"/>
-      </w:pPr>
-      <w:r>
-        <w:t>Reasoning to listen for</w:t>
+        <w:pStyle w:val="Heading2"/>
+      </w:pPr>
+      <w:r>
+        <w:t>Complete inputs,expected results and limits</w:t>
       </w:r>
     </w:p>
     <w:p>
       <w:pPr>
         <w:spacing w:line="336" w:lineRule="auto" w:after="180"/>
-        <w:shd w:fill="F1F6FC"/>
       </w:pPr>
       <w:r>
         <w:rPr>
           <w:b w:val="0"/>
         </w:rPr>
-        <w:t xml:space="preserve">Teacher check: Teacher explanation: The </w:t>
-      </w:r>
-      <w:r>
-        <w:rPr>
-          <w:b/>
-        </w:rPr>
-        <w:t>vector</w:t>
-      </w:r>
-      <w:r>
-        <w:rPr>
-          <w:b w:val="0"/>
-        </w:rPr>
-        <w:t xml:space="preserve"> is [6, 1]. [60, 10] uses mm numbers where cm numbers are expected, scaling both measurements tenfold.</w:t>
+        <w:t>All encoder probes are supplied in student section 9. Normal[6, 1], small-positive[.1, .1], missing/zero raise the stated errors. Passing already-cm values to an mm function silently changes scale; trace names/units. Supported E[2, 7], not[7, 2]. Independent K[18, 5, 12], L[20, 4, 0], dimension 3, shape 2×3, age 0 valid, future label excluded.</w:t>
       </w:r>
     </w:p>
     <w:p>
@@ -2414,38 +2958,26 @@
         <w:rPr>
           <w:b w:val="0"/>
         </w:rPr>
-        <w:t xml:space="preserve">Start by identifying the given </w:t>
-      </w:r>
-      <w:r>
-        <w:rPr>
-          <w:b/>
-        </w:rPr>
-        <w:t>input</w:t>
-      </w:r>
-      <w:r>
-        <w:rPr>
-          <w:b w:val="0"/>
-        </w:rPr>
-        <w:t>s together. Leave the intermediate steps blank. If needed, model one step, then withdraw that help on the next step. Move to a full trace only when the partial trace is understood.</w:t>
+        <w:t>Preserve the first attempt before feedback; the parcel positivity rule is not a universal rule for all fields.</w:t>
       </w:r>
     </w:p>
     <w:p>
       <w:pPr>
-        <w:spacing w:line="336" w:lineRule="auto" w:after="180"/>
-      </w:pPr>
-      <w:r>
-        <w:rPr>
-          <w:b w:val="0"/>
-        </w:rPr>
-        <w:t>For partners, alternate explainer and checker; collect a response from every learner before discussion.</w:t>
+        <w:pStyle w:val="Heading2"/>
+      </w:pPr>
+      <w:r>
+        <w:t>Diagnose the current misconceptions</w:t>
       </w:r>
     </w:p>
     <w:p>
       <w:pPr>
-        <w:pStyle w:val="Heading3"/>
-      </w:pPr>
-      <w:r>
-        <w:t>Individual reasoning check</w:t>
+        <w:spacing w:line="336" w:lineRule="auto" w:after="180"/>
+      </w:pPr>
+      <w:r>
+        <w:rPr>
+          <w:b w:val="0"/>
+        </w:rPr>
+        <w:t>Order does not matter: A and B use the same numbers but assign them to different features. Read each position by name.</w:t>
       </w:r>
     </w:p>
     <w:p>
@@ -2456,31 +2988,43 @@
         <w:rPr>
           <w:b w:val="0"/>
         </w:rPr>
-        <w:t xml:space="preserve">Use the worked case for Representing </w:t>
+        <w:t xml:space="preserve">More rows increase </w:t>
       </w:r>
       <w:r>
         <w:rPr>
           <w:b/>
         </w:rPr>
-        <w:t>input</w:t>
+        <w:t>vector</w:t>
       </w:r>
       <w:r>
         <w:rPr>
           <w:b w:val="0"/>
         </w:rPr>
-        <w:t xml:space="preserve">s as </w:t>
+        <w:t xml:space="preserve"> </w:t>
       </w:r>
       <w:r>
         <w:rPr>
           <w:b/>
         </w:rPr>
-        <w:t>vector</w:t>
+        <w:t>dimension</w:t>
       </w:r>
       <w:r>
         <w:rPr>
           <w:b w:val="0"/>
         </w:rPr>
-        <w:t>s. Proposed explanation: “Order does not matter”. Decide whether this explanation is supported.</w:t>
+        <w:t xml:space="preserve">: Rows count examples; </w:t>
+      </w:r>
+      <w:r>
+        <w:rPr>
+          <w:b/>
+        </w:rPr>
+        <w:t>component</w:t>
+      </w:r>
+      <w:r>
+        <w:rPr>
+          <w:b w:val="0"/>
+        </w:rPr>
+        <w:t>s count features of one example.</w:t>
       </w:r>
     </w:p>
     <w:p>
@@ -2491,353 +3035,50 @@
         <w:rPr>
           <w:b w:val="0"/>
         </w:rPr>
-        <w:t>Point to the step or supplied fact that decides; explain your repair if needed.</w:t>
+        <w:t>A missing value is zero: Whether zero is valid depends on the field. Missing means unknown, and is not interchangeable with a measured zero.</w:t>
       </w:r>
     </w:p>
     <w:p>
       <w:pPr>
-        <w:pStyle w:val="Heading3"/>
-      </w:pPr>
-      <w:r>
-        <w:t>Expected repair</w:t>
+        <w:spacing w:line="336" w:lineRule="auto" w:after="180"/>
+      </w:pPr>
+      <w:r>
+        <w:rPr>
+          <w:b w:val="0"/>
+        </w:rPr>
+        <w:t xml:space="preserve">Use Run the investigation for the </w:t>
+      </w:r>
+      <w:r>
+        <w:rPr>
+          <w:b/>
+        </w:rPr>
+        <w:t>evidence</w:t>
+      </w:r>
+      <w:r>
+        <w:rPr>
+          <w:b w:val="0"/>
+        </w:rPr>
+        <w:t xml:space="preserve"> ledger. Add a boundary or missing-</w:t>
+      </w:r>
+      <w:r>
+        <w:rPr>
+          <w:b/>
+        </w:rPr>
+        <w:t>input</w:t>
+      </w:r>
+      <w:r>
+        <w:rPr>
+          <w:b w:val="0"/>
+        </w:rPr>
+        <w:t xml:space="preserve"> case and record the expected response before checking. More successful repeats of one case do not establish wider coverage.</w:t>
       </w:r>
     </w:p>
     <w:p>
       <w:pPr>
-        <w:spacing w:line="336" w:lineRule="auto" w:after="180"/>
-        <w:shd w:fill="F1F6FC"/>
-      </w:pPr>
-      <w:r>
-        <w:rPr>
-          <w:b w:val="0"/>
-        </w:rPr>
-        <w:t>Expected correction: A and B use the same numbers but assign them to different features. Read each position by name.</w:t>
-      </w:r>
-    </w:p>
-    <w:p>
-      <w:pPr>
-        <w:spacing w:line="336" w:lineRule="auto" w:after="180"/>
-      </w:pPr>
-      <w:r>
-        <w:rPr>
-          <w:b w:val="0"/>
-        </w:rPr>
-        <w:t>Collect explanations, not only yes/no votes. If a misunderstanding is common, re-model the relevant step for the class.</w:t>
-      </w:r>
-    </w:p>
-    <w:p>
-      <w:pPr>
-        <w:spacing w:line="336" w:lineRule="auto" w:after="180"/>
-      </w:pPr>
-      <w:r>
-        <w:rPr>
-          <w:b w:val="0"/>
-        </w:rPr>
-        <w:t>If it affects a few learners, give a short targeted group explanation while others solve a more demanding variation.</w:t>
-      </w:r>
-    </w:p>
-    <w:p>
-      <w:pPr>
-        <w:pStyle w:val="Heading3"/>
-      </w:pPr>
-      <w:r>
-        <w:t>Pictorial practice question</w:t>
-      </w:r>
-    </w:p>
-    <w:p>
-      <w:pPr>
-        <w:spacing w:line="336" w:lineRule="auto" w:after="180"/>
-      </w:pPr>
-      <w:r>
-        <w:rPr>
-          <w:b w:val="0"/>
-        </w:rPr>
-        <w:t xml:space="preserve">Why does equal total brightness not make A and B identical </w:t>
-      </w:r>
-      <w:r>
-        <w:rPr>
-          <w:b/>
-        </w:rPr>
-        <w:t>input</w:t>
-      </w:r>
-      <w:r>
-        <w:rPr>
-          <w:b w:val="0"/>
-        </w:rPr>
-        <w:t xml:space="preserve">s? Point to the relevant step in the picture, then write the changed result and the rule or </w:t>
-      </w:r>
-      <w:r>
-        <w:rPr>
-          <w:b/>
-        </w:rPr>
-        <w:t>evidence</w:t>
-      </w:r>
-      <w:r>
-        <w:rPr>
-          <w:b w:val="0"/>
-        </w:rPr>
-        <w:t xml:space="preserve"> that supports it.</w:t>
-      </w:r>
-    </w:p>
-    <w:p>
-      <w:pPr>
-        <w:pStyle w:val="Heading3"/>
-      </w:pPr>
-      <w:r>
-        <w:t>Reasoned teacher answer</w:t>
-      </w:r>
-    </w:p>
-    <w:p>
-      <w:pPr>
-        <w:spacing w:line="336" w:lineRule="auto" w:after="180"/>
-      </w:pPr>
-      <w:r>
-        <w:rPr>
-          <w:b w:val="0"/>
-        </w:rPr>
-        <w:t xml:space="preserve">A and B place brightness in different positions. The ordered </w:t>
-      </w:r>
-      <w:r>
-        <w:rPr>
-          <w:b/>
-        </w:rPr>
-        <w:t>vector</w:t>
-      </w:r>
-      <w:r>
-        <w:rPr>
-          <w:b w:val="0"/>
-        </w:rPr>
-        <w:t>s distinguish left/right structure; their common sum 9 loses that distinction.</w:t>
-      </w:r>
-    </w:p>
-    <w:p>
-      <w:pPr>
-        <w:spacing w:line="336" w:lineRule="auto" w:after="180"/>
-      </w:pPr>
-      <w:r>
-        <w:rPr>
-          <w:b w:val="0"/>
-        </w:rPr>
-        <w:t xml:space="preserve">Changed-case check: The encoded </w:t>
-      </w:r>
-      <w:r>
-        <w:rPr>
-          <w:b/>
-        </w:rPr>
-        <w:t>input</w:t>
-      </w:r>
-      <w:r>
-        <w:rPr>
-          <w:b w:val="0"/>
-        </w:rPr>
-        <w:t xml:space="preserve"> becomes [7, 2], numerically identical to B’s original </w:t>
-      </w:r>
-      <w:r>
-        <w:rPr>
-          <w:b/>
-        </w:rPr>
-        <w:t>input</w:t>
-      </w:r>
-      <w:r>
-        <w:rPr>
-          <w:b w:val="0"/>
-        </w:rPr>
-        <w:t>. Changing coordinate order changes feature meaning even if the numbers are unchanged.</w:t>
-      </w:r>
-    </w:p>
-    <w:p>
-      <w:pPr>
-        <w:spacing w:line="336" w:lineRule="auto" w:after="180"/>
-      </w:pPr>
-      <w:r>
-        <w:rPr>
-          <w:b w:val="0"/>
-        </w:rPr>
-        <w:t xml:space="preserve">Changed-case reasoning: The encoded </w:t>
-      </w:r>
-      <w:r>
-        <w:rPr>
-          <w:b/>
-        </w:rPr>
-        <w:t>input</w:t>
-      </w:r>
-      <w:r>
-        <w:rPr>
-          <w:b w:val="0"/>
-        </w:rPr>
-        <w:t xml:space="preserve"> becomes [7, 2], numerically identical to B’s original </w:t>
-      </w:r>
-      <w:r>
-        <w:rPr>
-          <w:b/>
-        </w:rPr>
-        <w:t>input</w:t>
-      </w:r>
-      <w:r>
-        <w:rPr>
-          <w:b w:val="0"/>
-        </w:rPr>
-        <w:t>. Changing coordinate order changes feature meaning even if the numbers are unchanged.</w:t>
-      </w:r>
-    </w:p>
-    <w:p>
-      <w:pPr>
-        <w:spacing w:line="336" w:lineRule="auto" w:after="180"/>
-      </w:pPr>
-      <w:r>
-        <w:rPr>
-          <w:b w:val="0"/>
-        </w:rPr>
-        <w:t xml:space="preserve">Collect each learner’s explanation before discussion. Use the first missing connection between </w:t>
-      </w:r>
-      <w:r>
-        <w:rPr>
-          <w:b/>
-        </w:rPr>
-        <w:t>input</w:t>
-      </w:r>
-      <w:r>
-        <w:rPr>
-          <w:b w:val="0"/>
-        </w:rPr>
-        <w:t xml:space="preserve">, deciding step and result to choose support. This question is worked-case practice, not fresh mastery </w:t>
-      </w:r>
-      <w:r>
-        <w:rPr>
-          <w:b/>
-        </w:rPr>
-        <w:t>evidence</w:t>
-      </w:r>
-      <w:r>
-        <w:rPr>
-          <w:b w:val="0"/>
-        </w:rPr>
-        <w:t>.</w:t>
-      </w:r>
-    </w:p>
-    <w:p>
-      <w:pPr>
-        <w:pStyle w:val="Heading1"/>
-      </w:pPr>
-      <w:r>
-        <w:t>04. Run the investigation and diagnose misconceptions</w:t>
-      </w:r>
-    </w:p>
-    <w:p>
-      <w:r>
-        <w:t>Run the Representing inputs as vectors investigation and use the first unsupported step to choose a teaching response.</w:t>
-      </w:r>
-    </w:p>
-    <w:p>
-      <w:pPr>
-        <w:spacing w:line="336" w:lineRule="auto" w:after="180"/>
-      </w:pPr>
-      <w:r>
-        <w:rPr>
-          <w:b w:val="0"/>
-        </w:rPr>
-        <w:t>Order does not matter: A and B use the same numbers but assign them to different features. Read each position by name.</w:t>
-      </w:r>
-    </w:p>
-    <w:p>
-      <w:pPr>
-        <w:spacing w:line="336" w:lineRule="auto" w:after="180"/>
-      </w:pPr>
-      <w:r>
-        <w:rPr>
-          <w:b w:val="0"/>
-        </w:rPr>
-        <w:t xml:space="preserve">More rows increase </w:t>
-      </w:r>
-      <w:r>
-        <w:rPr>
-          <w:b/>
-        </w:rPr>
-        <w:t>vector</w:t>
-      </w:r>
-      <w:r>
-        <w:rPr>
-          <w:b w:val="0"/>
-        </w:rPr>
-        <w:t xml:space="preserve"> </w:t>
-      </w:r>
-      <w:r>
-        <w:rPr>
-          <w:b/>
-        </w:rPr>
-        <w:t>dimension</w:t>
-      </w:r>
-      <w:r>
-        <w:rPr>
-          <w:b w:val="0"/>
-        </w:rPr>
-        <w:t xml:space="preserve">: Rows count examples; </w:t>
-      </w:r>
-      <w:r>
-        <w:rPr>
-          <w:b/>
-        </w:rPr>
-        <w:t>component</w:t>
-      </w:r>
-      <w:r>
-        <w:rPr>
-          <w:b w:val="0"/>
-        </w:rPr>
-        <w:t>s count features of one example.</w:t>
-      </w:r>
-    </w:p>
-    <w:p>
-      <w:pPr>
-        <w:spacing w:line="336" w:lineRule="auto" w:after="180"/>
-      </w:pPr>
-      <w:r>
-        <w:rPr>
-          <w:b w:val="0"/>
-        </w:rPr>
-        <w:t>A missing value is zero: Whether zero is valid depends on the field. Missing means unknown, and is not interchangeable with a measured zero.</w:t>
-      </w:r>
-    </w:p>
-    <w:p>
-      <w:pPr>
-        <w:spacing w:line="336" w:lineRule="auto" w:after="180"/>
-      </w:pPr>
-      <w:r>
-        <w:rPr>
-          <w:b w:val="0"/>
-        </w:rPr>
-        <w:t xml:space="preserve">Use Run the investigation for the </w:t>
-      </w:r>
-      <w:r>
-        <w:rPr>
-          <w:b/>
-        </w:rPr>
-        <w:t>evidence</w:t>
-      </w:r>
-      <w:r>
-        <w:rPr>
-          <w:b w:val="0"/>
-        </w:rPr>
-        <w:t xml:space="preserve"> ledger. Add a boundary or missing-</w:t>
-      </w:r>
-      <w:r>
-        <w:rPr>
-          <w:b/>
-        </w:rPr>
-        <w:t>input</w:t>
-      </w:r>
-      <w:r>
-        <w:rPr>
-          <w:b w:val="0"/>
-        </w:rPr>
-        <w:t xml:space="preserve"> case and record the expected response before checking. More successful repeats of one case do not establish wider coverage.</w:t>
-      </w:r>
-    </w:p>
-    <w:p>
-      <w:pPr>
-        <w:pStyle w:val="Heading3"/>
-      </w:pPr>
-      <w:r>
-        <w:t>Match the support to the first error</w:t>
+        <w:pStyle w:val="Heading2"/>
+      </w:pPr>
+      <w:r>
+        <w:t>Choose accessible support</w:t>
       </w:r>
     </w:p>
     <w:tbl>
@@ -3010,753 +3251,140 @@
     </w:p>
     <w:p>
       <w:pPr>
-        <w:pStyle w:val="Heading1"/>
-      </w:pPr>
-      <w:r>
-        <w:t>05. Assess and explain the answers</w:t>
+        <w:pStyle w:val="Heading2"/>
+      </w:pPr>
+      <w:r>
+        <w:t>Earlier wording, alternatives and picture transcripts · reference / check after trying</w:t>
       </w:r>
     </w:p>
     <w:p>
-      <w:r>
-        <w:t>Use the Representing inputs as vectors questions, teacher keys and criteria after the relevant attempts. Previously discussed cases are practice; protect the separately selected independent task.</w:t>
+      <w:pPr>
+        <w:pStyle w:val="Heading3"/>
+      </w:pPr>
+      <w:r>
+        <w:t>Match the support to the first error</w:t>
       </w:r>
     </w:p>
     <w:p>
       <w:pPr>
-        <w:pStyle w:val="Heading3"/>
-      </w:pPr>
-      <w:r>
-        <w:t>Guided and exit questions</w:t>
+        <w:pStyle w:val="Heading1"/>
+      </w:pPr>
+      <w:r>
+        <w:t>05. Assess the new schema or calculation transfer</w:t>
       </w:r>
     </w:p>
     <w:p>
-      <w:pPr>
-        <w:spacing w:line="336" w:lineRule="auto" w:after="180"/>
-      </w:pPr>
-      <w:r>
-        <w:rPr>
-          <w:b w:val="0"/>
-        </w:rPr>
-        <w:t xml:space="preserve">Guided E: [2, 7]. The reversed [7, 2] means width 7 cm and height 2 cm, a different measurement pair. Exit: [4, 2] reveals only width and height under the </w:t>
-      </w:r>
-      <w:r>
-        <w:rPr>
-          <w:b/>
-        </w:rPr>
-        <w:t>schema</w:t>
-      </w:r>
-      <w:r>
-        <w:rPr>
-          <w:b w:val="0"/>
-        </w:rPr>
-        <w:t>.</w:t>
+      <w:r>
+        <w:t>Keep the selected answer private until after a first attempt.</w:t>
       </w:r>
     </w:p>
     <w:p>
       <w:pPr>
-        <w:spacing w:line="336" w:lineRule="auto" w:after="180"/>
-      </w:pPr>
-      <w:r>
-        <w:rPr>
-          <w:b w:val="0"/>
-        </w:rPr>
-        <w:t xml:space="preserve">It cannot reveal the omitted distinction causing different labels; the same deterministic </w:t>
-      </w:r>
-      <w:r>
-        <w:rPr>
-          <w:b/>
-        </w:rPr>
-        <w:t>input</w:t>
-      </w:r>
-      <w:r>
-        <w:rPr>
-          <w:b w:val="0"/>
-        </w:rPr>
-        <w:t xml:space="preserve"> receives the same </w:t>
-      </w:r>
-      <w:r>
-        <w:rPr>
-          <w:b/>
-        </w:rPr>
-        <w:t>output</w:t>
-      </w:r>
-      <w:r>
-        <w:rPr>
-          <w:b w:val="0"/>
-        </w:rPr>
-        <w:t>.</w:t>
+        <w:pStyle w:val="Heading2"/>
+      </w:pPr>
+      <w:r>
+        <w:t>Selected independent task and checked answer</w:t>
       </w:r>
     </w:p>
     <w:p>
       <w:pPr>
-        <w:pStyle w:val="Heading3"/>
-      </w:pPr>
-      <w:r>
-        <w:t>W1 Encode the records</w:t>
+        <w:spacing w:line="336" w:lineRule="auto" w:after="180"/>
+      </w:pPr>
+      <w:r>
+        <w:rPr>
+          <w:b w:val="0"/>
+        </w:rPr>
+        <w:t>Selected case: A new toy battery task uses [temperature in degrees C, voltage in V, age in days]. Record K has voltage 5, age 12, temperature 18. Record L has temperature 20, voltage 4, age 0.</w:t>
       </w:r>
     </w:p>
     <w:p>
       <w:pPr>
-        <w:pStyle w:val="Heading3"/>
-      </w:pPr>
-      <w:r>
-        <w:t>Workbook question · W1</w:t>
+        <w:spacing w:line="336" w:lineRule="auto" w:after="180"/>
+      </w:pPr>
+      <w:r>
+        <w:rPr>
+          <w:b w:val="0"/>
+        </w:rPr>
+        <w:t xml:space="preserve">Encode both; state the </w:t>
+      </w:r>
+      <w:r>
+        <w:rPr>
+          <w:b/>
+        </w:rPr>
+        <w:t>vector</w:t>
+      </w:r>
+      <w:r>
+        <w:rPr>
+          <w:b w:val="0"/>
+        </w:rPr>
+        <w:t xml:space="preserve"> </w:t>
+      </w:r>
+      <w:r>
+        <w:rPr>
+          <w:b/>
+        </w:rPr>
+        <w:t>dimension</w:t>
+      </w:r>
+      <w:r>
+        <w:rPr>
+          <w:b w:val="0"/>
+        </w:rPr>
+        <w:t xml:space="preserve"> and table shape. Age zero is valid. The future failure label is also supplied in the data file: should it be appended?</w:t>
       </w:r>
     </w:p>
     <w:p>
       <w:pPr>
         <w:spacing w:line="336" w:lineRule="auto" w:after="180"/>
-        <w:shd w:fill="F5F1FB"/>
       </w:pPr>
       <w:r>
         <w:rPr>
           <w:b w:val="0"/>
         </w:rPr>
-        <w:t xml:space="preserve">Write A, B and C as ordered pairs from the lesson. State the </w:t>
+        <w:t xml:space="preserve">Teacher explanation: K [18, 5, 12], L [20, 4, 0]. </w:t>
       </w:r>
       <w:r>
         <w:rPr>
           <w:b/>
         </w:rPr>
-        <w:t>dimension</w:t>
+        <w:t>Dimension</w:t>
       </w:r>
       <w:r>
         <w:rPr>
           <w:b w:val="0"/>
         </w:rPr>
-        <w:t xml:space="preserve"> of each and the shape of the stacked table.</w:t>
+        <w:t xml:space="preserve"> 3, table 2 rows by 3 columns. Age zero is a valid known value. Exclude the future failure target from </w:t>
+      </w:r>
+      <w:r>
+        <w:rPr>
+          <w:b/>
+        </w:rPr>
+        <w:t>input</w:t>
+      </w:r>
+      <w:r>
+        <w:rPr>
+          <w:b w:val="0"/>
+        </w:rPr>
+        <w:t xml:space="preserve">s; it is not available at </w:t>
+      </w:r>
+      <w:r>
+        <w:rPr>
+          <w:b/>
+        </w:rPr>
+        <w:t>prediction</w:t>
+      </w:r>
+      <w:r>
+        <w:rPr>
+          <w:b w:val="0"/>
+        </w:rPr>
+        <w:t xml:space="preserve"> time.</w:t>
       </w:r>
     </w:p>
     <w:p>
       <w:pPr>
-        <w:pStyle w:val="Heading3"/>
-      </w:pPr>
-      <w:r>
-        <w:t>Teacher reasoning · W1</w:t>
-      </w:r>
-    </w:p>
-    <w:p>
-      <w:pPr>
-        <w:spacing w:line="336" w:lineRule="auto" w:after="180"/>
-        <w:shd w:fill="F1F6FC"/>
-      </w:pPr>
-      <w:r>
-        <w:rPr>
-          <w:b w:val="0"/>
-        </w:rPr>
-        <w:t xml:space="preserve">Teacher explanation: A [4, 2], B [2, 4], C [3, 3]. Each has </w:t>
-      </w:r>
-      <w:r>
-        <w:rPr>
-          <w:b/>
-        </w:rPr>
-        <w:t>dimension</w:t>
-      </w:r>
-      <w:r>
-        <w:rPr>
-          <w:b w:val="0"/>
-        </w:rPr>
-        <w:t xml:space="preserve"> 2. The table has 3 rows and 2 columns.</w:t>
-      </w:r>
-    </w:p>
-    <w:p>
-      <w:pPr>
-        <w:pStyle w:val="Heading3"/>
-      </w:pPr>
-      <w:r>
-        <w:t>W2 Convert before encoding</w:t>
-      </w:r>
-    </w:p>
-    <w:p>
-      <w:pPr>
-        <w:pStyle w:val="Heading3"/>
-      </w:pPr>
-      <w:r>
-        <w:t>Workbook question · W2</w:t>
-      </w:r>
-    </w:p>
-    <w:p>
-      <w:pPr>
-        <w:spacing w:line="336" w:lineRule="auto" w:after="180"/>
-        <w:shd w:fill="F5F1FB"/>
-      </w:pPr>
-      <w:r>
-        <w:rPr>
-          <w:b w:val="0"/>
-        </w:rPr>
-        <w:t xml:space="preserve">A new record has width 60 mm and height 10 mm. Give its </w:t>
-      </w:r>
-      <w:r>
-        <w:rPr>
-          <w:b/>
-        </w:rPr>
-        <w:t>vector</w:t>
-      </w:r>
-      <w:r>
-        <w:rPr>
-          <w:b w:val="0"/>
-        </w:rPr>
-        <w:t xml:space="preserve"> in the agreed cm </w:t>
-      </w:r>
-      <w:r>
-        <w:rPr>
-          <w:b/>
-        </w:rPr>
-        <w:t>schema</w:t>
-      </w:r>
-      <w:r>
-        <w:rPr>
-          <w:b w:val="0"/>
-        </w:rPr>
-        <w:t>, and name one error in [60, 10].</w:t>
-      </w:r>
-    </w:p>
-    <w:p>
-      <w:pPr>
-        <w:pStyle w:val="Heading3"/>
-      </w:pPr>
-      <w:r>
-        <w:t>Teacher reasoning · W2</w:t>
-      </w:r>
-    </w:p>
-    <w:p>
-      <w:pPr>
-        <w:spacing w:line="336" w:lineRule="auto" w:after="180"/>
-        <w:shd w:fill="F1F6FC"/>
-      </w:pPr>
-      <w:r>
-        <w:rPr>
-          <w:b w:val="0"/>
-        </w:rPr>
-        <w:t xml:space="preserve">Teacher explanation: The </w:t>
-      </w:r>
-      <w:r>
-        <w:rPr>
-          <w:b/>
-        </w:rPr>
-        <w:t>vector</w:t>
-      </w:r>
-      <w:r>
-        <w:rPr>
-          <w:b w:val="0"/>
-        </w:rPr>
-        <w:t xml:space="preserve"> is [6, 1]. [60, 10] uses mm numbers where cm numbers are expected, scaling both measurements tenfold.</w:t>
-      </w:r>
-    </w:p>
-    <w:p>
-      <w:pPr>
-        <w:pStyle w:val="Heading3"/>
-      </w:pPr>
-      <w:r>
-        <w:t>W3 Handle missing information</w:t>
-      </w:r>
-    </w:p>
-    <w:p>
-      <w:pPr>
-        <w:pStyle w:val="Heading3"/>
-      </w:pPr>
-      <w:r>
-        <w:t>Workbook question · W3</w:t>
-      </w:r>
-    </w:p>
-    <w:p>
-      <w:pPr>
-        <w:spacing w:line="336" w:lineRule="auto" w:after="180"/>
-        <w:shd w:fill="F5F1FB"/>
-      </w:pPr>
-      <w:r>
-        <w:rPr>
-          <w:b w:val="0"/>
-        </w:rPr>
-        <w:t xml:space="preserve">Width is 4 cm and height is missing. A teammate writes [4, 0]. Explain why this is invalid and give the action required by this </w:t>
-      </w:r>
-      <w:r>
-        <w:rPr>
-          <w:b/>
-        </w:rPr>
-        <w:t>schema</w:t>
-      </w:r>
-      <w:r>
-        <w:rPr>
-          <w:b w:val="0"/>
-        </w:rPr>
-        <w:t>.</w:t>
-      </w:r>
-    </w:p>
-    <w:p>
-      <w:pPr>
-        <w:pStyle w:val="Heading3"/>
-      </w:pPr>
-      <w:r>
-        <w:t>Teacher reasoning · W3</w:t>
-      </w:r>
-    </w:p>
-    <w:p>
-      <w:pPr>
-        <w:spacing w:line="336" w:lineRule="auto" w:after="180"/>
-        <w:shd w:fill="F1F6FC"/>
-      </w:pPr>
-      <w:r>
-        <w:rPr>
-          <w:b w:val="0"/>
-        </w:rPr>
-        <w:t>Teacher explanation: Missing is not measured zero. Height must be present and positive; reject the record and request a valid measurement before encoding.</w:t>
-      </w:r>
-    </w:p>
-    <w:p>
-      <w:pPr>
-        <w:pStyle w:val="Heading3"/>
-      </w:pPr>
-      <w:r>
-        <w:t>W4 Apply a new schema independently</w:t>
-      </w:r>
-    </w:p>
-    <w:p>
-      <w:pPr>
-        <w:pStyle w:val="Heading3"/>
-      </w:pPr>
-      <w:r>
-        <w:t>Workbook question · W4</w:t>
-      </w:r>
-    </w:p>
-    <w:p>
-      <w:pPr>
-        <w:spacing w:line="336" w:lineRule="auto" w:after="180"/>
-        <w:shd w:fill="F5F1FB"/>
-      </w:pPr>
-      <w:r>
-        <w:rPr>
-          <w:b w:val="0"/>
-        </w:rPr>
-        <w:t>A new toy battery task uses [temperature in degrees C, voltage in V, age in days]. Record K has voltage 5, age 12, temperature 18. Record L has temperature 20, voltage 4, age 0.</w:t>
-      </w:r>
-    </w:p>
-    <w:p>
-      <w:pPr>
-        <w:spacing w:line="336" w:lineRule="auto" w:after="180"/>
-        <w:shd w:fill="F5F1FB"/>
-      </w:pPr>
-      <w:r>
-        <w:rPr>
-          <w:b w:val="0"/>
-        </w:rPr>
-        <w:t xml:space="preserve">Encode both; state the </w:t>
-      </w:r>
-      <w:r>
-        <w:rPr>
-          <w:b/>
-        </w:rPr>
-        <w:t>vector</w:t>
-      </w:r>
-      <w:r>
-        <w:rPr>
-          <w:b w:val="0"/>
-        </w:rPr>
-        <w:t xml:space="preserve"> </w:t>
-      </w:r>
-      <w:r>
-        <w:rPr>
-          <w:b/>
-        </w:rPr>
-        <w:t>dimension</w:t>
-      </w:r>
-      <w:r>
-        <w:rPr>
-          <w:b w:val="0"/>
-        </w:rPr>
-        <w:t xml:space="preserve"> and table shape. Age zero is valid. The future failure label is also supplied in the data file: should it be appended?</w:t>
-      </w:r>
-    </w:p>
-    <w:p>
-      <w:pPr>
-        <w:pStyle w:val="Heading3"/>
-      </w:pPr>
-      <w:r>
-        <w:t>Teacher reasoning · W4</w:t>
-      </w:r>
-    </w:p>
-    <w:p>
-      <w:pPr>
-        <w:spacing w:line="336" w:lineRule="auto" w:after="180"/>
-        <w:shd w:fill="F1F6FC"/>
-      </w:pPr>
-      <w:r>
-        <w:rPr>
-          <w:b w:val="0"/>
-        </w:rPr>
-        <w:t xml:space="preserve">Teacher explanation: K [18, 5, 12], L [20, 4, 0]. </w:t>
-      </w:r>
-      <w:r>
-        <w:rPr>
-          <w:b/>
-        </w:rPr>
-        <w:t>Dimension</w:t>
-      </w:r>
-      <w:r>
-        <w:rPr>
-          <w:b w:val="0"/>
-        </w:rPr>
-        <w:t xml:space="preserve"> 3, table 2 rows by 3 columns. Age zero is a valid known value. Exclude the future failure target from </w:t>
-      </w:r>
-      <w:r>
-        <w:rPr>
-          <w:b/>
-        </w:rPr>
-        <w:t>input</w:t>
-      </w:r>
-      <w:r>
-        <w:rPr>
-          <w:b w:val="0"/>
-        </w:rPr>
-        <w:t xml:space="preserve">s; it is not available at </w:t>
-      </w:r>
-      <w:r>
-        <w:rPr>
-          <w:b/>
-        </w:rPr>
-        <w:t>prediction</w:t>
-      </w:r>
-      <w:r>
-        <w:rPr>
-          <w:b w:val="0"/>
-        </w:rPr>
-        <w:t xml:space="preserve"> time.</w:t>
-      </w:r>
-    </w:p>
-    <w:p>
-      <w:pPr>
-        <w:pStyle w:val="Heading3"/>
-      </w:pPr>
-      <w:r>
-        <w:t>W5 Explain a collision</w:t>
-      </w:r>
-    </w:p>
-    <w:p>
-      <w:pPr>
-        <w:pStyle w:val="Heading3"/>
-      </w:pPr>
-      <w:r>
-        <w:t>Workbook question · W5</w:t>
-      </w:r>
-    </w:p>
-    <w:p>
-      <w:pPr>
-        <w:spacing w:line="336" w:lineRule="auto" w:after="180"/>
-        <w:shd w:fill="F5F1FB"/>
-      </w:pPr>
-      <w:r>
-        <w:rPr>
-          <w:b w:val="0"/>
-        </w:rPr>
-        <w:t xml:space="preserve">Two parcels have the same width and height but different material and target class. Explain why adding more examples alone cannot let this deterministic two-feature model tell these two </w:t>
-      </w:r>
-      <w:r>
-        <w:rPr>
-          <w:b/>
-        </w:rPr>
-        <w:t>input</w:t>
-      </w:r>
-      <w:r>
-        <w:rPr>
-          <w:b w:val="0"/>
-        </w:rPr>
-        <w:t>s apart.</w:t>
-      </w:r>
-    </w:p>
-    <w:p>
-      <w:pPr>
-        <w:pStyle w:val="Heading3"/>
-      </w:pPr>
-      <w:r>
-        <w:t>Teacher reasoning · W5</w:t>
-      </w:r>
-    </w:p>
-    <w:p>
-      <w:pPr>
-        <w:spacing w:line="336" w:lineRule="auto" w:after="180"/>
-        <w:shd w:fill="F1F6FC"/>
-      </w:pPr>
-      <w:r>
-        <w:rPr>
-          <w:b w:val="0"/>
-        </w:rPr>
-        <w:t xml:space="preserve">Teacher explanation: The two </w:t>
-      </w:r>
-      <w:r>
-        <w:rPr>
-          <w:b/>
-        </w:rPr>
-        <w:t>input</w:t>
-      </w:r>
-      <w:r>
-        <w:rPr>
-          <w:b w:val="0"/>
-        </w:rPr>
-        <w:t xml:space="preserve"> </w:t>
-      </w:r>
-      <w:r>
-        <w:rPr>
-          <w:b/>
-        </w:rPr>
-        <w:t>vector</w:t>
-      </w:r>
-      <w:r>
-        <w:rPr>
-          <w:b w:val="0"/>
-        </w:rPr>
-        <w:t xml:space="preserve">s are identical, so the fixed deterministic computation returns the same </w:t>
-      </w:r>
-      <w:r>
-        <w:rPr>
-          <w:b/>
-        </w:rPr>
-        <w:t>output</w:t>
-      </w:r>
-      <w:r>
-        <w:rPr>
-          <w:b w:val="0"/>
-        </w:rPr>
-        <w:t>.</w:t>
-      </w:r>
-    </w:p>
-    <w:p>
-      <w:pPr>
-        <w:spacing w:line="336" w:lineRule="auto" w:after="180"/>
-        <w:shd w:fill="F1F6FC"/>
-      </w:pPr>
-      <w:r>
-        <w:rPr>
-          <w:b w:val="0"/>
-        </w:rPr>
-        <w:t xml:space="preserve">Additional rows do not create a missing distinction in these two </w:t>
-      </w:r>
-      <w:r>
-        <w:rPr>
-          <w:b/>
-        </w:rPr>
-        <w:t>vector</w:t>
-      </w:r>
-      <w:r>
-        <w:rPr>
-          <w:b w:val="0"/>
-        </w:rPr>
-        <w:t>s; a relevant available feature or an explicit uncertainty policy may be needed.</w:t>
-      </w:r>
-    </w:p>
-    <w:p>
-      <w:pPr>
-        <w:pStyle w:val="Heading3"/>
-      </w:pPr>
-      <w:r>
-        <w:t>Independent assessment and fresh retry</w:t>
-      </w:r>
-    </w:p>
-    <w:p>
-      <w:pPr>
-        <w:pStyle w:val="Heading3"/>
-      </w:pPr>
-      <w:r>
-        <w:t>Teacher key · Independent assessment and fresh retry</w:t>
-      </w:r>
-    </w:p>
-    <w:p>
-      <w:pPr>
-        <w:spacing w:line="336" w:lineRule="auto" w:after="180"/>
-        <w:shd w:fill="F1F6FC"/>
-      </w:pPr>
-      <w:r>
-        <w:rPr>
-          <w:b w:val="0"/>
-        </w:rPr>
-        <w:t xml:space="preserve">Assess W4 for named order, all values retained, </w:t>
-      </w:r>
-      <w:r>
-        <w:rPr>
-          <w:b/>
-        </w:rPr>
-        <w:t>dimension</w:t>
-      </w:r>
-      <w:r>
-        <w:rPr>
-          <w:b w:val="0"/>
-        </w:rPr>
-        <w:t xml:space="preserve"> 3, two-row shape and exclusion of the future label.</w:t>
-      </w:r>
-    </w:p>
-    <w:p>
-      <w:pPr>
-        <w:spacing w:line="336" w:lineRule="auto" w:after="180"/>
-        <w:shd w:fill="F1F6FC"/>
-      </w:pPr>
-      <w:r>
-        <w:rPr>
-          <w:b w:val="0"/>
-        </w:rPr>
-        <w:t xml:space="preserve">Fresh retry: </w:t>
-      </w:r>
-      <w:r>
-        <w:rPr>
-          <w:b/>
-        </w:rPr>
-        <w:t>schema</w:t>
-      </w:r>
-      <w:r>
-        <w:rPr>
-          <w:b w:val="0"/>
-        </w:rPr>
-        <w:t xml:space="preserve"> [mass in g, length in cm]; two records (length 4, mass 12) and (mass 9, length 6) encode as [12, 4] and [9, 6], </w:t>
-      </w:r>
-      <w:r>
-        <w:rPr>
-          <w:b/>
-        </w:rPr>
-        <w:t>dimension</w:t>
-      </w:r>
-      <w:r>
-        <w:rPr>
-          <w:b w:val="0"/>
-        </w:rPr>
-        <w:t xml:space="preserve"> 2, table 2 by 2.</w:t>
-      </w:r>
-    </w:p>
-    <w:p>
-      <w:pPr>
-        <w:spacing w:line="336" w:lineRule="auto" w:after="180"/>
-        <w:shd w:fill="F1F6FC"/>
-      </w:pPr>
-      <w:r>
-        <w:rPr>
-          <w:b w:val="0"/>
-        </w:rPr>
-        <w:t>Ask why an absent mass must not become zero without a declared policy.</w:t>
-      </w:r>
-    </w:p>
-    <w:p>
-      <w:pPr>
-        <w:pStyle w:val="Heading3"/>
-      </w:pPr>
-      <w:r>
-        <w:t>Assess independent transfer</w:t>
-      </w:r>
-    </w:p>
-    <w:p>
-      <w:pPr>
-        <w:pStyle w:val="Heading3"/>
-      </w:pPr>
-      <w:r>
-        <w:t>Independent question · withhold the key</w:t>
-      </w:r>
-    </w:p>
-    <w:p>
-      <w:pPr>
-        <w:spacing w:line="336" w:lineRule="auto" w:after="180"/>
-        <w:shd w:fill="F5F1FB"/>
-      </w:pPr>
-      <w:r>
-        <w:rPr>
-          <w:b w:val="0"/>
-        </w:rPr>
-        <w:t>Selected case: A new toy battery task uses [temperature in degrees C, voltage in V, age in days]. Record K has voltage 5, age 12, temperature 18. Record L has temperature 20, voltage 4, age 0.</w:t>
-      </w:r>
-    </w:p>
-    <w:p>
-      <w:pPr>
-        <w:spacing w:line="336" w:lineRule="auto" w:after="180"/>
-        <w:shd w:fill="F5F1FB"/>
-      </w:pPr>
-      <w:r>
-        <w:rPr>
-          <w:b w:val="0"/>
-        </w:rPr>
-        <w:t xml:space="preserve">Encode both; state the </w:t>
-      </w:r>
-      <w:r>
-        <w:rPr>
-          <w:b/>
-        </w:rPr>
-        <w:t>vector</w:t>
-      </w:r>
-      <w:r>
-        <w:rPr>
-          <w:b w:val="0"/>
-        </w:rPr>
-        <w:t xml:space="preserve"> </w:t>
-      </w:r>
-      <w:r>
-        <w:rPr>
-          <w:b/>
-        </w:rPr>
-        <w:t>dimension</w:t>
-      </w:r>
-      <w:r>
-        <w:rPr>
-          <w:b w:val="0"/>
-        </w:rPr>
-        <w:t xml:space="preserve"> and table shape. Age zero is valid. The future failure label is also supplied in the data file: should it be appended?</w:t>
-      </w:r>
-    </w:p>
-    <w:p>
-      <w:pPr>
-        <w:pStyle w:val="Heading3"/>
-      </w:pPr>
-      <w:r>
-        <w:t>Selected case answer</w:t>
-      </w:r>
-    </w:p>
-    <w:p>
-      <w:pPr>
-        <w:pStyle w:val="Heading3"/>
-      </w:pPr>
-      <w:r>
-        <w:t>Teacher key · Selected case answer</w:t>
-      </w:r>
-    </w:p>
-    <w:p>
-      <w:pPr>
-        <w:spacing w:line="336" w:lineRule="auto" w:after="180"/>
-        <w:shd w:fill="F1F6FC"/>
-      </w:pPr>
-      <w:r>
-        <w:rPr>
-          <w:b w:val="0"/>
-        </w:rPr>
-        <w:t xml:space="preserve">Teacher explanation: K [18, 5, 12], L [20, 4, 0]. </w:t>
-      </w:r>
-      <w:r>
-        <w:rPr>
-          <w:b/>
-        </w:rPr>
-        <w:t>Dimension</w:t>
-      </w:r>
-      <w:r>
-        <w:rPr>
-          <w:b w:val="0"/>
-        </w:rPr>
-        <w:t xml:space="preserve"> 3, table 2 rows by 3 columns. Age zero is a valid known value. Exclude the future failure target from </w:t>
-      </w:r>
-      <w:r>
-        <w:rPr>
-          <w:b/>
-        </w:rPr>
-        <w:t>input</w:t>
-      </w:r>
-      <w:r>
-        <w:rPr>
-          <w:b w:val="0"/>
-        </w:rPr>
-        <w:t xml:space="preserve">s; it is not available at </w:t>
-      </w:r>
-      <w:r>
-        <w:rPr>
-          <w:b/>
-        </w:rPr>
-        <w:t>prediction</w:t>
-      </w:r>
-      <w:r>
-        <w:rPr>
-          <w:b w:val="0"/>
-        </w:rPr>
-        <w:t xml:space="preserve"> time.</w:t>
+        <w:pStyle w:val="Heading2"/>
+      </w:pPr>
+      <w:r>
+        <w:t>Judge explanation,trace and limits</w:t>
       </w:r>
     </w:p>
     <w:tbl>
@@ -3863,66 +3491,67 @@
     </w:tbl>
     <w:p>
       <w:pPr>
-        <w:pStyle w:val="Heading3"/>
-      </w:pPr>
-      <w:r>
-        <w:t>Teacher key · Selected case answer</w:t>
+        <w:spacing w:line="336" w:lineRule="auto" w:after="180"/>
+      </w:pPr>
+      <w:r>
+        <w:rPr>
+          <w:b w:val="0"/>
+        </w:rPr>
+        <w:t xml:space="preserve">Record each </w:t>
+      </w:r>
+      <w:r>
+        <w:rPr>
+          <w:b/>
+        </w:rPr>
+        <w:t>dimension</w:t>
+      </w:r>
+      <w:r>
+        <w:rPr>
+          <w:b w:val="0"/>
+        </w:rPr>
+        <w:t xml:space="preserve"> as not yet, with support, or independent. Accept a valid alternative procedure with a defensible trace.</w:t>
       </w:r>
     </w:p>
     <w:p>
       <w:pPr>
         <w:spacing w:line="336" w:lineRule="auto" w:after="180"/>
-        <w:shd w:fill="F1F6FC"/>
       </w:pPr>
       <w:r>
         <w:rPr>
           <w:b w:val="0"/>
         </w:rPr>
-        <w:t xml:space="preserve">Record each </w:t>
+        <w:t xml:space="preserve">Do not penalise an honestly recorded model failure if the learner correctly explains its </w:t>
       </w:r>
       <w:r>
         <w:rPr>
           <w:b/>
         </w:rPr>
-        <w:t>dimension</w:t>
+        <w:t>evidence</w:t>
       </w:r>
       <w:r>
         <w:rPr>
           <w:b w:val="0"/>
         </w:rPr>
-        <w:t xml:space="preserve"> as not yet, with support, or independent. Accept a valid alternative procedure with a defensible trace.</w:t>
+        <w:t xml:space="preserve"> and limits.</w:t>
       </w:r>
     </w:p>
     <w:p>
       <w:pPr>
-        <w:spacing w:line="336" w:lineRule="auto" w:after="180"/>
-        <w:shd w:fill="F1F6FC"/>
-      </w:pPr>
-      <w:r>
-        <w:rPr>
-          <w:b w:val="0"/>
-        </w:rPr>
-        <w:t xml:space="preserve">Do not penalise an honestly recorded model failure if the learner correctly explains its </w:t>
-      </w:r>
-      <w:r>
-        <w:rPr>
-          <w:b/>
-        </w:rPr>
-        <w:t>evidence</w:t>
-      </w:r>
-      <w:r>
-        <w:rPr>
-          <w:b w:val="0"/>
-        </w:rPr>
-        <w:t xml:space="preserve"> and limits.</w:t>
+        <w:pStyle w:val="Heading2"/>
+      </w:pPr>
+      <w:r>
+        <w:t>Give one usable repair</w:t>
       </w:r>
     </w:p>
     <w:p>
       <w:pPr>
-        <w:pStyle w:val="Heading3"/>
-      </w:pPr>
-      <w:r>
-        <w:t>Feedback that the learner uses</w:t>
+        <w:spacing w:line="336" w:lineRule="auto" w:after="180"/>
+      </w:pPr>
+      <w:r>
+        <w:rPr>
+          <w:b w:val="0"/>
+        </w:rPr>
+        <w:t>Name the earliest unsupported step and give one action to repair it. Have the learner make that repair now and explain why. Then assess the relevant skill on a fresh, fully specified case.</w:t>
       </w:r>
     </w:p>
     <w:p>
@@ -3933,78 +3562,69 @@
         <w:rPr>
           <w:b w:val="0"/>
         </w:rPr>
-        <w:t>Name the earliest unsupported step and give one action to repair it. Have the learner make that repair now and explain why. Then assess the relevant skill on a fresh, fully specified case.</w:t>
+        <w:t>Confirm it was not previously practised with feedback; solve and check the new case before assigning it. A follow-up design prompt is a starting brief, not automatically an equivalent test.</w:t>
       </w:r>
     </w:p>
     <w:p>
       <w:pPr>
-        <w:spacing w:line="336" w:lineRule="auto" w:after="180"/>
-      </w:pPr>
-      <w:r>
-        <w:rPr>
-          <w:b w:val="0"/>
-        </w:rPr>
-        <w:t>Confirm it was not previously practised with feedback; solve and check the new case before assigning it. A follow-up design prompt is a starting brief, not automatically an equivalent test.</w:t>
+        <w:pStyle w:val="Heading2"/>
+      </w:pPr>
+      <w:r>
+        <w:t>W1 Encode the records</w:t>
       </w:r>
     </w:p>
     <w:p>
       <w:pPr>
-        <w:pStyle w:val="Heading1"/>
-      </w:pPr>
-      <w:r>
-        <w:t>06. Connect the project, support and next lesson</w:t>
+        <w:spacing w:line="336" w:lineRule="auto" w:after="180"/>
+      </w:pPr>
+      <w:r>
+        <w:rPr>
+          <w:b w:val="0"/>
+        </w:rPr>
+        <w:t xml:space="preserve">Write A, B and C as ordered pairs from the lesson. State the </w:t>
+      </w:r>
+      <w:r>
+        <w:rPr>
+          <w:b/>
+        </w:rPr>
+        <w:t>dimension</w:t>
+      </w:r>
+      <w:r>
+        <w:rPr>
+          <w:b w:val="0"/>
+        </w:rPr>
+        <w:t xml:space="preserve"> of each and the shape of the stacked table.</w:t>
       </w:r>
     </w:p>
     <w:p>
-      <w:r>
-        <w:t>Connect Representing inputs as vectors to Image-pattern Network Investigation, adapt support and plan a later changed-case check.</w:t>
+      <w:pPr>
+        <w:spacing w:line="336" w:lineRule="auto" w:after="180"/>
+      </w:pPr>
+      <w:r>
+        <w:rPr>
+          <w:b w:val="0"/>
+        </w:rPr>
+        <w:t xml:space="preserve">Teacher explanation: A [4, 2], B [2, 4], C [3, 3]. Each has </w:t>
+      </w:r>
+      <w:r>
+        <w:rPr>
+          <w:b/>
+        </w:rPr>
+        <w:t>dimension</w:t>
+      </w:r>
+      <w:r>
+        <w:rPr>
+          <w:b w:val="0"/>
+        </w:rPr>
+        <w:t xml:space="preserve"> 2. The table has 3 rows and 2 columns.</w:t>
       </w:r>
     </w:p>
     <w:p>
       <w:pPr>
-        <w:spacing w:line="336" w:lineRule="auto" w:after="180"/>
-      </w:pPr>
-      <w:r>
-        <w:rPr>
-          <w:b w:val="0"/>
-        </w:rPr>
-        <w:t xml:space="preserve">Add a labelled representing </w:t>
-      </w:r>
-      <w:r>
-        <w:rPr>
-          <w:b/>
-        </w:rPr>
-        <w:t>input</w:t>
-      </w:r>
-      <w:r>
-        <w:rPr>
-          <w:b w:val="0"/>
-        </w:rPr>
-        <w:t xml:space="preserve">s as </w:t>
-      </w:r>
-      <w:r>
-        <w:rPr>
-          <w:b/>
-        </w:rPr>
-        <w:t>vector</w:t>
-      </w:r>
-      <w:r>
-        <w:rPr>
-          <w:b w:val="0"/>
-        </w:rPr>
-        <w:t xml:space="preserve">s </w:t>
-      </w:r>
-      <w:r>
-        <w:rPr>
-          <w:b/>
-        </w:rPr>
-        <w:t>evidence</w:t>
-      </w:r>
-      <w:r>
-        <w:rPr>
-          <w:b w:val="0"/>
-        </w:rPr>
-        <w:t xml:space="preserve"> sheet to Image-pattern Network Investigation. Show how you can encode a record using a fixed feature order and units.</w:t>
+        <w:pStyle w:val="Heading2"/>
+      </w:pPr>
+      <w:r>
+        <w:t>W2 Convert before encoding</w:t>
       </w:r>
     </w:p>
     <w:p>
@@ -4015,31 +3635,31 @@
         <w:rPr>
           <w:b w:val="0"/>
         </w:rPr>
-        <w:t xml:space="preserve">Use the supplied fictional case and keep its </w:t>
+        <w:t xml:space="preserve">A new record has width 60 mm and height 10 mm. Give its </w:t>
       </w:r>
       <w:r>
         <w:rPr>
           <w:b/>
         </w:rPr>
-        <w:t>input</w:t>
+        <w:t>vector</w:t>
       </w:r>
       <w:r>
         <w:rPr>
           <w:b w:val="0"/>
         </w:rPr>
-        <w:t xml:space="preserve">s, intermediate steps, calculation or </w:t>
+        <w:t xml:space="preserve"> in the agreed cm </w:t>
       </w:r>
       <w:r>
         <w:rPr>
           <w:b/>
         </w:rPr>
-        <w:t>prediction</w:t>
+        <w:t>schema</w:t>
       </w:r>
       <w:r>
         <w:rPr>
           <w:b w:val="0"/>
         </w:rPr>
-        <w:t>, and limitation. Connect this record to last week’s record; a matching answer without a trace is insufficient.</w:t>
+        <w:t>, and name one error in [60, 10].</w:t>
       </w:r>
     </w:p>
     <w:p>
@@ -4050,42 +3670,27 @@
         <w:rPr>
           <w:b w:val="0"/>
         </w:rPr>
-        <w:t>Provide empty boxes labelled with feature names and units. Accept a correct spoken explanation before written notation.</w:t>
+        <w:t xml:space="preserve">Teacher explanation: The </w:t>
+      </w:r>
+      <w:r>
+        <w:rPr>
+          <w:b/>
+        </w:rPr>
+        <w:t>vector</w:t>
+      </w:r>
+      <w:r>
+        <w:rPr>
+          <w:b w:val="0"/>
+        </w:rPr>
+        <w:t xml:space="preserve"> is [6, 1]. [60, 10] uses mm numbers where cm numbers are expected, scaling both measurements tenfold.</w:t>
       </w:r>
     </w:p>
     <w:p>
       <w:pPr>
-        <w:spacing w:line="336" w:lineRule="auto" w:after="180"/>
-      </w:pPr>
-      <w:r>
-        <w:rPr>
-          <w:b w:val="0"/>
-        </w:rPr>
-        <w:t xml:space="preserve">Extension: propose two different real objects that share the same two-feature </w:t>
-      </w:r>
-      <w:r>
-        <w:rPr>
-          <w:b/>
-        </w:rPr>
-        <w:t>vector</w:t>
-      </w:r>
-      <w:r>
-        <w:rPr>
-          <w:b w:val="0"/>
-        </w:rPr>
-        <w:t xml:space="preserve">, then identify an additional measurable feature available before </w:t>
-      </w:r>
-      <w:r>
-        <w:rPr>
-          <w:b/>
-        </w:rPr>
-        <w:t>prediction</w:t>
-      </w:r>
-      <w:r>
-        <w:rPr>
-          <w:b w:val="0"/>
-        </w:rPr>
-        <w:t>.</w:t>
+        <w:pStyle w:val="Heading2"/>
+      </w:pPr>
+      <w:r>
+        <w:t>W3 Handle missing information</w:t>
       </w:r>
     </w:p>
     <w:p>
@@ -4096,19 +3701,19 @@
         <w:rPr>
           <w:b w:val="0"/>
         </w:rPr>
-        <w:t xml:space="preserve">Week 2 uses the ordered </w:t>
+        <w:t xml:space="preserve">Width is 4 cm and height is missing. A teammate writes [4, 0]. Explain why this is invalid and give the action required by this </w:t>
       </w:r>
       <w:r>
         <w:rPr>
           <w:b/>
         </w:rPr>
-        <w:t>component</w:t>
+        <w:t>schema</w:t>
       </w:r>
       <w:r>
         <w:rPr>
           <w:b w:val="0"/>
         </w:rPr>
-        <w:t>s in dot products. Revisit order and signed multiplication before introducing weights.</w:t>
+        <w:t>.</w:t>
       </w:r>
     </w:p>
     <w:p>
@@ -4119,27 +3724,653 @@
         <w:rPr>
           <w:b w:val="0"/>
         </w:rPr>
-        <w:t xml:space="preserve">Retain the project ledger and assess a changed case after support. Check the relevant prerequisite before carrying this </w:t>
-      </w:r>
-      <w:r>
-        <w:rPr>
-          <w:b/>
-        </w:rPr>
-        <w:t>component</w:t>
-      </w:r>
-      <w:r>
-        <w:rPr>
-          <w:b w:val="0"/>
-        </w:rPr>
-        <w:t xml:space="preserve"> forward.</w:t>
+        <w:t>Teacher explanation: Missing is not measured zero. Height must be present and positive; reject the record and request a valid measurement before encoding.</w:t>
       </w:r>
     </w:p>
     <w:p>
       <w:pPr>
+        <w:pStyle w:val="Heading2"/>
+      </w:pPr>
+      <w:r>
+        <w:t>W5 Explain a collision</w:t>
+      </w:r>
+    </w:p>
+    <w:p>
+      <w:pPr>
+        <w:spacing w:line="336" w:lineRule="auto" w:after="180"/>
+      </w:pPr>
+      <w:r>
+        <w:rPr>
+          <w:b w:val="0"/>
+        </w:rPr>
+        <w:t xml:space="preserve">Two parcels have the same width and height but different material and target class. Explain why adding more examples alone cannot let this deterministic two-feature model tell these two </w:t>
+      </w:r>
+      <w:r>
+        <w:rPr>
+          <w:b/>
+        </w:rPr>
+        <w:t>input</w:t>
+      </w:r>
+      <w:r>
+        <w:rPr>
+          <w:b w:val="0"/>
+        </w:rPr>
+        <w:t>s apart.</w:t>
+      </w:r>
+    </w:p>
+    <w:p>
+      <w:pPr>
+        <w:spacing w:line="336" w:lineRule="auto" w:after="180"/>
+      </w:pPr>
+      <w:r>
+        <w:rPr>
+          <w:b w:val="0"/>
+        </w:rPr>
+        <w:t xml:space="preserve">Teacher explanation: The two </w:t>
+      </w:r>
+      <w:r>
+        <w:rPr>
+          <w:b/>
+        </w:rPr>
+        <w:t>input</w:t>
+      </w:r>
+      <w:r>
+        <w:rPr>
+          <w:b w:val="0"/>
+        </w:rPr>
+        <w:t xml:space="preserve"> </w:t>
+      </w:r>
+      <w:r>
+        <w:rPr>
+          <w:b/>
+        </w:rPr>
+        <w:t>vector</w:t>
+      </w:r>
+      <w:r>
+        <w:rPr>
+          <w:b w:val="0"/>
+        </w:rPr>
+        <w:t xml:space="preserve">s are identical, so the fixed deterministic computation returns the same </w:t>
+      </w:r>
+      <w:r>
+        <w:rPr>
+          <w:b/>
+        </w:rPr>
+        <w:t>output</w:t>
+      </w:r>
+      <w:r>
+        <w:rPr>
+          <w:b w:val="0"/>
+        </w:rPr>
+        <w:t>.</w:t>
+      </w:r>
+    </w:p>
+    <w:p>
+      <w:pPr>
+        <w:spacing w:line="336" w:lineRule="auto" w:after="180"/>
+      </w:pPr>
+      <w:r>
+        <w:rPr>
+          <w:b w:val="0"/>
+        </w:rPr>
+        <w:t xml:space="preserve">Additional rows do not create a missing distinction in these two </w:t>
+      </w:r>
+      <w:r>
+        <w:rPr>
+          <w:b/>
+        </w:rPr>
+        <w:t>vector</w:t>
+      </w:r>
+      <w:r>
+        <w:rPr>
+          <w:b w:val="0"/>
+        </w:rPr>
+        <w:t>s; a relevant available feature or an explicit uncertainty policy may be needed.</w:t>
+      </w:r>
+    </w:p>
+    <w:p>
+      <w:pPr>
+        <w:pStyle w:val="Heading2"/>
+      </w:pPr>
+      <w:r>
+        <w:t>Earlier wording, alternatives and picture transcripts · reference / check after trying</w:t>
+      </w:r>
+    </w:p>
+    <w:p>
+      <w:pPr>
         <w:pStyle w:val="Heading3"/>
       </w:pPr>
       <w:r>
-        <w:t>Plan the delayed return</w:t>
+        <w:t>Guided and exit questions</w:t>
+      </w:r>
+    </w:p>
+    <w:p>
+      <w:pPr>
+        <w:spacing w:line="336" w:lineRule="auto" w:after="180"/>
+      </w:pPr>
+      <w:r>
+        <w:rPr>
+          <w:b w:val="0"/>
+        </w:rPr>
+        <w:t xml:space="preserve">Guided E: [2, 7]. The reversed [7, 2] means width 7 cm and height 2 cm, a different measurement pair. Exit: [4, 2] reveals only width and height under the </w:t>
+      </w:r>
+      <w:r>
+        <w:rPr>
+          <w:b/>
+        </w:rPr>
+        <w:t>schema</w:t>
+      </w:r>
+      <w:r>
+        <w:rPr>
+          <w:b w:val="0"/>
+        </w:rPr>
+        <w:t>.</w:t>
+      </w:r>
+    </w:p>
+    <w:p>
+      <w:pPr>
+        <w:spacing w:line="336" w:lineRule="auto" w:after="180"/>
+      </w:pPr>
+      <w:r>
+        <w:rPr>
+          <w:b w:val="0"/>
+        </w:rPr>
+        <w:t xml:space="preserve">It cannot reveal the omitted distinction causing different labels; the same deterministic </w:t>
+      </w:r>
+      <w:r>
+        <w:rPr>
+          <w:b/>
+        </w:rPr>
+        <w:t>input</w:t>
+      </w:r>
+      <w:r>
+        <w:rPr>
+          <w:b w:val="0"/>
+        </w:rPr>
+        <w:t xml:space="preserve"> receives the same </w:t>
+      </w:r>
+      <w:r>
+        <w:rPr>
+          <w:b/>
+        </w:rPr>
+        <w:t>output</w:t>
+      </w:r>
+      <w:r>
+        <w:rPr>
+          <w:b w:val="0"/>
+        </w:rPr>
+        <w:t>.</w:t>
+      </w:r>
+    </w:p>
+    <w:p>
+      <w:pPr>
+        <w:pStyle w:val="Heading3"/>
+      </w:pPr>
+      <w:r>
+        <w:t>W1 Encode the records</w:t>
+      </w:r>
+    </w:p>
+    <w:p>
+      <w:pPr>
+        <w:pStyle w:val="Heading3"/>
+      </w:pPr>
+      <w:r>
+        <w:t>W2 Convert before encoding</w:t>
+      </w:r>
+    </w:p>
+    <w:p>
+      <w:pPr>
+        <w:pStyle w:val="Heading3"/>
+      </w:pPr>
+      <w:r>
+        <w:t>W3 Handle missing information</w:t>
+      </w:r>
+    </w:p>
+    <w:p>
+      <w:pPr>
+        <w:pStyle w:val="Heading3"/>
+      </w:pPr>
+      <w:r>
+        <w:t>W4 Apply a new schema independently</w:t>
+      </w:r>
+    </w:p>
+    <w:p>
+      <w:pPr>
+        <w:spacing w:line="336" w:lineRule="auto" w:after="180"/>
+      </w:pPr>
+      <w:r>
+        <w:rPr>
+          <w:b w:val="0"/>
+        </w:rPr>
+        <w:t>A new toy battery task uses [temperature in degrees C, voltage in V, age in days]. Record K has voltage 5, age 12, temperature 18. Record L has temperature 20, voltage 4, age 0.</w:t>
+      </w:r>
+    </w:p>
+    <w:p>
+      <w:pPr>
+        <w:spacing w:line="336" w:lineRule="auto" w:after="180"/>
+      </w:pPr>
+      <w:r>
+        <w:rPr>
+          <w:b w:val="0"/>
+        </w:rPr>
+        <w:t xml:space="preserve">Encode both; state the </w:t>
+      </w:r>
+      <w:r>
+        <w:rPr>
+          <w:b/>
+        </w:rPr>
+        <w:t>vector</w:t>
+      </w:r>
+      <w:r>
+        <w:rPr>
+          <w:b w:val="0"/>
+        </w:rPr>
+        <w:t xml:space="preserve"> </w:t>
+      </w:r>
+      <w:r>
+        <w:rPr>
+          <w:b/>
+        </w:rPr>
+        <w:t>dimension</w:t>
+      </w:r>
+      <w:r>
+        <w:rPr>
+          <w:b w:val="0"/>
+        </w:rPr>
+        <w:t xml:space="preserve"> and table shape. Age zero is valid. The future failure label is also supplied in the data file: should it be appended?</w:t>
+      </w:r>
+    </w:p>
+    <w:p>
+      <w:pPr>
+        <w:spacing w:line="336" w:lineRule="auto" w:after="180"/>
+      </w:pPr>
+      <w:r>
+        <w:rPr>
+          <w:b w:val="0"/>
+        </w:rPr>
+        <w:t xml:space="preserve">Teacher explanation: K [18, 5, 12], L [20, 4, 0]. </w:t>
+      </w:r>
+      <w:r>
+        <w:rPr>
+          <w:b/>
+        </w:rPr>
+        <w:t>Dimension</w:t>
+      </w:r>
+      <w:r>
+        <w:rPr>
+          <w:b w:val="0"/>
+        </w:rPr>
+        <w:t xml:space="preserve"> 3, table 2 rows by 3 columns. Age zero is a valid known value. Exclude the future failure target from </w:t>
+      </w:r>
+      <w:r>
+        <w:rPr>
+          <w:b/>
+        </w:rPr>
+        <w:t>input</w:t>
+      </w:r>
+      <w:r>
+        <w:rPr>
+          <w:b w:val="0"/>
+        </w:rPr>
+        <w:t xml:space="preserve">s; it is not available at </w:t>
+      </w:r>
+      <w:r>
+        <w:rPr>
+          <w:b/>
+        </w:rPr>
+        <w:t>prediction</w:t>
+      </w:r>
+      <w:r>
+        <w:rPr>
+          <w:b w:val="0"/>
+        </w:rPr>
+        <w:t xml:space="preserve"> time.</w:t>
+      </w:r>
+    </w:p>
+    <w:p>
+      <w:pPr>
+        <w:pStyle w:val="Heading3"/>
+      </w:pPr>
+      <w:r>
+        <w:t>W5 Explain a collision</w:t>
+      </w:r>
+    </w:p>
+    <w:p>
+      <w:pPr>
+        <w:pStyle w:val="Heading3"/>
+      </w:pPr>
+      <w:r>
+        <w:t>Independent assessment and fresh retry</w:t>
+      </w:r>
+    </w:p>
+    <w:p>
+      <w:pPr>
+        <w:spacing w:line="336" w:lineRule="auto" w:after="180"/>
+      </w:pPr>
+      <w:r>
+        <w:rPr>
+          <w:b w:val="0"/>
+        </w:rPr>
+        <w:t xml:space="preserve">Assess W4 for named order, all values retained, </w:t>
+      </w:r>
+      <w:r>
+        <w:rPr>
+          <w:b/>
+        </w:rPr>
+        <w:t>dimension</w:t>
+      </w:r>
+      <w:r>
+        <w:rPr>
+          <w:b w:val="0"/>
+        </w:rPr>
+        <w:t xml:space="preserve"> 3, two-row shape and exclusion of the future label.</w:t>
+      </w:r>
+    </w:p>
+    <w:p>
+      <w:pPr>
+        <w:spacing w:line="336" w:lineRule="auto" w:after="180"/>
+      </w:pPr>
+      <w:r>
+        <w:rPr>
+          <w:b w:val="0"/>
+        </w:rPr>
+        <w:t xml:space="preserve">Fresh retry: </w:t>
+      </w:r>
+      <w:r>
+        <w:rPr>
+          <w:b/>
+        </w:rPr>
+        <w:t>schema</w:t>
+      </w:r>
+      <w:r>
+        <w:rPr>
+          <w:b w:val="0"/>
+        </w:rPr>
+        <w:t xml:space="preserve"> [mass in g, length in cm]; two records (length 4, mass 12) and (mass 9, length 6) encode as [12, 4] and [9, 6], </w:t>
+      </w:r>
+      <w:r>
+        <w:rPr>
+          <w:b/>
+        </w:rPr>
+        <w:t>dimension</w:t>
+      </w:r>
+      <w:r>
+        <w:rPr>
+          <w:b w:val="0"/>
+        </w:rPr>
+        <w:t xml:space="preserve"> 2, table 2 by 2.</w:t>
+      </w:r>
+    </w:p>
+    <w:p>
+      <w:pPr>
+        <w:spacing w:line="336" w:lineRule="auto" w:after="180"/>
+      </w:pPr>
+      <w:r>
+        <w:rPr>
+          <w:b w:val="0"/>
+        </w:rPr>
+        <w:t>Ask why an absent mass must not become zero without a declared policy.</w:t>
+      </w:r>
+    </w:p>
+    <w:p>
+      <w:pPr>
+        <w:pStyle w:val="Heading3"/>
+      </w:pPr>
+      <w:r>
+        <w:t>Assess independent transfer</w:t>
+      </w:r>
+    </w:p>
+    <w:p>
+      <w:pPr>
+        <w:pStyle w:val="Heading3"/>
+      </w:pPr>
+      <w:r>
+        <w:t>Selected case answer</w:t>
+      </w:r>
+    </w:p>
+    <w:p>
+      <w:pPr>
+        <w:pStyle w:val="Heading3"/>
+      </w:pPr>
+      <w:r>
+        <w:t>Feedback that the learner uses</w:t>
+      </w:r>
+    </w:p>
+    <w:p>
+      <w:pPr>
+        <w:pStyle w:val="Heading1"/>
+      </w:pPr>
+      <w:r>
+        <w:t>06. Connect,support and revisit the mathematics</w:t>
+      </w:r>
+    </w:p>
+    <w:p>
+      <w:r>
+        <w:t>Use the saved evidence to choose the next step.</w:t>
+      </w:r>
+    </w:p>
+    <w:p>
+      <w:pPr>
+        <w:pStyle w:val="Heading2"/>
+      </w:pPr>
+      <w:r>
+        <w:t>Project and next-week bridge</w:t>
+      </w:r>
+    </w:p>
+    <w:p>
+      <w:pPr>
+        <w:spacing w:line="336" w:lineRule="auto" w:after="180"/>
+      </w:pPr>
+      <w:r>
+        <w:rPr>
+          <w:b w:val="0"/>
+        </w:rPr>
+        <w:t xml:space="preserve">Add a labelled representing </w:t>
+      </w:r>
+      <w:r>
+        <w:rPr>
+          <w:b/>
+        </w:rPr>
+        <w:t>input</w:t>
+      </w:r>
+      <w:r>
+        <w:rPr>
+          <w:b w:val="0"/>
+        </w:rPr>
+        <w:t xml:space="preserve">s as </w:t>
+      </w:r>
+      <w:r>
+        <w:rPr>
+          <w:b/>
+        </w:rPr>
+        <w:t>vector</w:t>
+      </w:r>
+      <w:r>
+        <w:rPr>
+          <w:b w:val="0"/>
+        </w:rPr>
+        <w:t xml:space="preserve">s </w:t>
+      </w:r>
+      <w:r>
+        <w:rPr>
+          <w:b/>
+        </w:rPr>
+        <w:t>evidence</w:t>
+      </w:r>
+      <w:r>
+        <w:rPr>
+          <w:b w:val="0"/>
+        </w:rPr>
+        <w:t xml:space="preserve"> sheet to Image-pattern Network Investigation. Show how you can encode a record using a fixed feature order and units.</w:t>
+      </w:r>
+    </w:p>
+    <w:p>
+      <w:pPr>
+        <w:spacing w:line="336" w:lineRule="auto" w:after="180"/>
+      </w:pPr>
+      <w:r>
+        <w:rPr>
+          <w:b w:val="0"/>
+        </w:rPr>
+        <w:t xml:space="preserve">Use the supplied fictional case and keep its </w:t>
+      </w:r>
+      <w:r>
+        <w:rPr>
+          <w:b/>
+        </w:rPr>
+        <w:t>input</w:t>
+      </w:r>
+      <w:r>
+        <w:rPr>
+          <w:b w:val="0"/>
+        </w:rPr>
+        <w:t xml:space="preserve">s, intermediate steps, calculation or </w:t>
+      </w:r>
+      <w:r>
+        <w:rPr>
+          <w:b/>
+        </w:rPr>
+        <w:t>prediction</w:t>
+      </w:r>
+      <w:r>
+        <w:rPr>
+          <w:b w:val="0"/>
+        </w:rPr>
+        <w:t>, and limitation. Connect this record to last week’s record; a matching answer without a trace is insufficient.</w:t>
+      </w:r>
+    </w:p>
+    <w:p>
+      <w:pPr>
+        <w:spacing w:line="336" w:lineRule="auto" w:after="180"/>
+      </w:pPr>
+      <w:r>
+        <w:rPr>
+          <w:b w:val="0"/>
+        </w:rPr>
+        <w:t>Provide empty boxes labelled with feature names and units. Accept a correct spoken explanation before written notation.</w:t>
+      </w:r>
+    </w:p>
+    <w:p>
+      <w:pPr>
+        <w:spacing w:line="336" w:lineRule="auto" w:after="180"/>
+      </w:pPr>
+      <w:r>
+        <w:rPr>
+          <w:b w:val="0"/>
+        </w:rPr>
+        <w:t xml:space="preserve">Extension: propose two different real objects that share the same two-feature </w:t>
+      </w:r>
+      <w:r>
+        <w:rPr>
+          <w:b/>
+        </w:rPr>
+        <w:t>vector</w:t>
+      </w:r>
+      <w:r>
+        <w:rPr>
+          <w:b w:val="0"/>
+        </w:rPr>
+        <w:t xml:space="preserve">, then identify an additional measurable feature available before </w:t>
+      </w:r>
+      <w:r>
+        <w:rPr>
+          <w:b/>
+        </w:rPr>
+        <w:t>prediction</w:t>
+      </w:r>
+      <w:r>
+        <w:rPr>
+          <w:b w:val="0"/>
+        </w:rPr>
+        <w:t>.</w:t>
+      </w:r>
+    </w:p>
+    <w:p>
+      <w:pPr>
+        <w:spacing w:line="336" w:lineRule="auto" w:after="180"/>
+      </w:pPr>
+      <w:r>
+        <w:rPr>
+          <w:b w:val="0"/>
+        </w:rPr>
+        <w:t xml:space="preserve">Week 2 uses the ordered </w:t>
+      </w:r>
+      <w:r>
+        <w:rPr>
+          <w:b/>
+        </w:rPr>
+        <w:t>component</w:t>
+      </w:r>
+      <w:r>
+        <w:rPr>
+          <w:b w:val="0"/>
+        </w:rPr>
+        <w:t>s in dot products. Revisit order and signed multiplication before introducing weights.</w:t>
+      </w:r>
+    </w:p>
+    <w:p>
+      <w:pPr>
+        <w:spacing w:line="336" w:lineRule="auto" w:after="180"/>
+      </w:pPr>
+      <w:r>
+        <w:rPr>
+          <w:b w:val="0"/>
+        </w:rPr>
+        <w:t xml:space="preserve">Retain the project ledger and assess a changed case after support. Check the relevant prerequisite before carrying this </w:t>
+      </w:r>
+      <w:r>
+        <w:rPr>
+          <w:b/>
+        </w:rPr>
+        <w:t>component</w:t>
+      </w:r>
+      <w:r>
+        <w:rPr>
+          <w:b w:val="0"/>
+        </w:rPr>
+        <w:t xml:space="preserve"> forward.</w:t>
+      </w:r>
+    </w:p>
+    <w:p>
+      <w:pPr>
+        <w:spacing w:line="336" w:lineRule="auto" w:after="180"/>
+      </w:pPr>
+      <w:r>
+        <w:rPr>
+          <w:b w:val="0"/>
+        </w:rPr>
+        <w:t xml:space="preserve">For your Image-pattern Network Investigation, save the </w:t>
+      </w:r>
+      <w:r>
+        <w:rPr>
+          <w:b/>
+        </w:rPr>
+        <w:t>input</w:t>
+      </w:r>
+      <w:r>
+        <w:rPr>
+          <w:b w:val="0"/>
+        </w:rPr>
+        <w:t>, procedure, observed result and limitation of this check.</w:t>
+      </w:r>
+    </w:p>
+    <w:p>
+      <w:pPr>
+        <w:spacing w:line="336" w:lineRule="auto" w:after="180"/>
+      </w:pPr>
+      <w:r>
+        <w:rPr>
+          <w:b w:val="0"/>
+        </w:rPr>
+        <w:t>Label this worked example as practice; use a different, previously unreviewed case when checking independent understanding.</w:t>
+      </w:r>
+    </w:p>
+    <w:p>
+      <w:pPr>
+        <w:pStyle w:val="Heading2"/>
+      </w:pPr>
+      <w:r>
+        <w:t>Delayed return and support record</w:t>
       </w:r>
     </w:p>
     <w:p>
@@ -4356,44 +4587,26 @@
     </w:p>
     <w:p>
       <w:pPr>
-        <w:pStyle w:val="Heading3"/>
-      </w:pPr>
-      <w:r>
-        <w:t>Project evidence from this case</w:t>
+        <w:pStyle w:val="Heading2"/>
+      </w:pPr>
+      <w:r>
+        <w:t>Earlier wording, alternatives and picture transcripts · reference / check after trying</w:t>
       </w:r>
     </w:p>
     <w:p>
       <w:pPr>
-        <w:spacing w:line="336" w:lineRule="auto" w:after="180"/>
-      </w:pPr>
-      <w:r>
-        <w:rPr>
-          <w:b w:val="0"/>
-        </w:rPr>
-        <w:t xml:space="preserve">For your Image-pattern Network Investigation, save the </w:t>
-      </w:r>
-      <w:r>
-        <w:rPr>
-          <w:b/>
-        </w:rPr>
-        <w:t>input</w:t>
-      </w:r>
-      <w:r>
-        <w:rPr>
-          <w:b w:val="0"/>
-        </w:rPr>
-        <w:t>, procedure, observed result and limitation of this check.</w:t>
+        <w:pStyle w:val="Heading3"/>
+      </w:pPr>
+      <w:r>
+        <w:t>Plan the delayed return</w:t>
       </w:r>
     </w:p>
     <w:p>
       <w:pPr>
-        <w:spacing w:line="336" w:lineRule="auto" w:after="180"/>
-      </w:pPr>
-      <w:r>
-        <w:rPr>
-          <w:b w:val="0"/>
-        </w:rPr>
-        <w:t>Label this worked example as practice; use a different, previously unreviewed case when checking independent understanding.</w:t>
+        <w:pStyle w:val="Heading3"/>
+      </w:pPr>
+      <w:r>
+        <w:t>Project evidence from this case</w:t>
       </w:r>
     </w:p>
     <w:p>
@@ -4401,26 +4614,33 @@
         <w:pStyle w:val="Heading1"/>
       </w:pPr>
       <w:r>
-        <w:t>07. Prepare, teach and assess</w:t>
+        <w:t>Reference bank and extra practice</w:t>
       </w:r>
     </w:p>
     <w:p>
-      <w:r>
-        <w:t>Use this preparation summary alongside the detailed Representing inputs as vectors lesson; it is a checklist rather than a replacement for the full sequence.</w:t>
+      <w:pPr>
+        <w:pStyle w:val="Heading1"/>
+      </w:pPr>
+      <w:r>
+        <w:t>07. Reference · Alternative planning checklist</w:t>
       </w:r>
     </w:p>
     <w:p>
-      <w:pPr>
-        <w:pStyle w:val="Heading3"/>
-      </w:pPr>
-      <w:r>
-        <w:t>Teaching target</w:t>
+      <w:r>
+        <w:t>Use alongside the main route when helpful.</w:t>
       </w:r>
     </w:p>
     <w:p>
       <w:pPr>
+        <w:pStyle w:val="Heading2"/>
+      </w:pPr>
+      <w:r>
+        <w:t>Planning,assessment and project reminders</w:t>
+      </w:r>
+    </w:p>
+    <w:p>
+      <w:pPr>
         <w:spacing w:line="336" w:lineRule="auto" w:after="180"/>
-        <w:shd w:fill="EDF7F3"/>
       </w:pPr>
       <w:r>
         <w:rPr>
@@ -4632,34 +4852,60 @@
     </w:p>
     <w:p>
       <w:pPr>
-        <w:pStyle w:val="Heading3"/>
-      </w:pPr>
-      <w:r>
-        <w:t>Supported practice answer</w:t>
+        <w:spacing w:line="336" w:lineRule="auto" w:after="180"/>
+      </w:pPr>
+      <w:r>
+        <w:rPr>
+          <w:b w:val="0"/>
+        </w:rPr>
+        <w:t xml:space="preserve">Reasoned practice answer: Teacher explanation: The </w:t>
+      </w:r>
+      <w:r>
+        <w:rPr>
+          <w:b/>
+        </w:rPr>
+        <w:t>vector</w:t>
+      </w:r>
+      <w:r>
+        <w:rPr>
+          <w:b w:val="0"/>
+        </w:rPr>
+        <w:t xml:space="preserve"> is [6, 1]. [60, 10] uses mm numbers where cm numbers are expected, scaling both measurements tenfold.</w:t>
       </w:r>
     </w:p>
     <w:p>
       <w:pPr>
         <w:spacing w:line="336" w:lineRule="auto" w:after="180"/>
-        <w:shd w:fill="F1F6FC"/>
       </w:pPr>
       <w:r>
         <w:rPr>
           <w:b w:val="0"/>
         </w:rPr>
-        <w:t xml:space="preserve">Reasoned practice answer: Teacher explanation: The </w:t>
+        <w:t xml:space="preserve">Check every learner before discussion: Use the worked case for Representing </w:t>
       </w:r>
       <w:r>
         <w:rPr>
           <w:b/>
         </w:rPr>
+        <w:t>input</w:t>
+      </w:r>
+      <w:r>
+        <w:rPr>
+          <w:b w:val="0"/>
+        </w:rPr>
+        <w:t xml:space="preserve">s as </w:t>
+      </w:r>
+      <w:r>
+        <w:rPr>
+          <w:b/>
+        </w:rPr>
         <w:t>vector</w:t>
       </w:r>
       <w:r>
         <w:rPr>
           <w:b w:val="0"/>
         </w:rPr>
-        <w:t xml:space="preserve"> is [6, 1]. [60, 10] uses mm numbers where cm numbers are expected, scaling both measurements tenfold.</w:t>
+        <w:t>s. Proposed explanation: “Order does not matter”. Decide whether this explanation is supported.</w:t>
       </w:r>
     </w:p>
     <w:p>
@@ -4670,31 +4916,7 @@
         <w:rPr>
           <w:b w:val="0"/>
         </w:rPr>
-        <w:t xml:space="preserve">Check every learner before discussion: Use the worked case for Representing </w:t>
-      </w:r>
-      <w:r>
-        <w:rPr>
-          <w:b/>
-        </w:rPr>
-        <w:t>input</w:t>
-      </w:r>
-      <w:r>
-        <w:rPr>
-          <w:b w:val="0"/>
-        </w:rPr>
-        <w:t xml:space="preserve">s as </w:t>
-      </w:r>
-      <w:r>
-        <w:rPr>
-          <w:b/>
-        </w:rPr>
-        <w:t>vector</w:t>
-      </w:r>
-      <w:r>
-        <w:rPr>
-          <w:b w:val="0"/>
-        </w:rPr>
-        <w:t>s. Proposed explanation: “Order does not matter”. Decide whether this explanation is supported.</w:t>
+        <w:t>Point to the step or supplied fact that decides; explain your repair if needed.</w:t>
       </w:r>
     </w:p>
     <w:p>
@@ -4705,165 +4927,117 @@
         <w:rPr>
           <w:b w:val="0"/>
         </w:rPr>
-        <w:t>Point to the step or supplied fact that decides; explain your repair if needed.</w:t>
+        <w:t>Misconception repair: A and B use the same numbers but assign them to different features. Read each position by name.</w:t>
       </w:r>
     </w:p>
     <w:p>
       <w:pPr>
-        <w:pStyle w:val="Heading3"/>
-      </w:pPr>
-      <w:r>
-        <w:t>Repair the misconception</w:t>
+        <w:spacing w:line="336" w:lineRule="auto" w:after="180"/>
+      </w:pPr>
+      <w:r>
+        <w:rPr>
+          <w:b w:val="0"/>
+        </w:rPr>
+        <w:t xml:space="preserve">Support: read the exact case aloud, enlarge the labelled picture, supply </w:t>
+      </w:r>
+      <w:r>
+        <w:rPr>
+          <w:b/>
+        </w:rPr>
+        <w:t>input</w:t>
+      </w:r>
+      <w:r>
+        <w:rPr>
+          <w:b w:val="0"/>
+        </w:rPr>
+        <w:t xml:space="preserve"> cards and model only the first deciding step. Accept a spoken explanation or drawing; retain the reasoning goal.</w:t>
       </w:r>
     </w:p>
     <w:p>
       <w:pPr>
         <w:spacing w:line="336" w:lineRule="auto" w:after="180"/>
-        <w:shd w:fill="FFF5E6"/>
       </w:pPr>
       <w:r>
         <w:rPr>
           <w:b w:val="0"/>
         </w:rPr>
-        <w:t>Misconception repair: A and B use the same numbers but assign them to different features. Read each position by name.</w:t>
+        <w:t xml:space="preserve">Extension: Swap only A’s </w:t>
+      </w:r>
+      <w:r>
+        <w:rPr>
+          <w:b/>
+        </w:rPr>
+        <w:t>vector</w:t>
+      </w:r>
+      <w:r>
+        <w:rPr>
+          <w:b w:val="0"/>
+        </w:rPr>
+        <w:t xml:space="preserve"> order before </w:t>
+      </w:r>
+      <w:r>
+        <w:rPr>
+          <w:b/>
+        </w:rPr>
+        <w:t>prediction</w:t>
+      </w:r>
+      <w:r>
+        <w:rPr>
+          <w:b w:val="0"/>
+        </w:rPr>
+        <w:t xml:space="preserve">. Require a </w:t>
+      </w:r>
+      <w:r>
+        <w:rPr>
+          <w:b/>
+        </w:rPr>
+        <w:t>prediction</w:t>
+      </w:r>
+      <w:r>
+        <w:rPr>
+          <w:b w:val="0"/>
+        </w:rPr>
+        <w:t xml:space="preserve"> and a reason before comparing. Expected result: The encoded </w:t>
+      </w:r>
+      <w:r>
+        <w:rPr>
+          <w:b/>
+        </w:rPr>
+        <w:t>input</w:t>
+      </w:r>
+      <w:r>
+        <w:rPr>
+          <w:b w:val="0"/>
+        </w:rPr>
+        <w:t xml:space="preserve"> becomes [7, 2], numerically identical to B’s original </w:t>
+      </w:r>
+      <w:r>
+        <w:rPr>
+          <w:b/>
+        </w:rPr>
+        <w:t>input</w:t>
+      </w:r>
+      <w:r>
+        <w:rPr>
+          <w:b w:val="0"/>
+        </w:rPr>
+        <w:t>.</w:t>
       </w:r>
     </w:p>
     <w:p>
       <w:pPr>
-        <w:pStyle w:val="Heading3"/>
-      </w:pPr>
-      <w:r>
-        <w:t>Support without giving away the answer</w:t>
+        <w:spacing w:line="336" w:lineRule="auto" w:after="180"/>
+      </w:pPr>
+      <w:r>
+        <w:rPr>
+          <w:b w:val="0"/>
+        </w:rPr>
+        <w:t>Reason: Changing coordinate order changes feature meaning even if the numbers are unchanged.</w:t>
       </w:r>
     </w:p>
     <w:p>
       <w:pPr>
         <w:spacing w:line="336" w:lineRule="auto" w:after="180"/>
-        <w:shd w:fill="F1F6F8"/>
-      </w:pPr>
-      <w:r>
-        <w:rPr>
-          <w:b w:val="0"/>
-        </w:rPr>
-        <w:t xml:space="preserve">Support: read the exact case aloud, enlarge the labelled picture, supply </w:t>
-      </w:r>
-      <w:r>
-        <w:rPr>
-          <w:b/>
-        </w:rPr>
-        <w:t>input</w:t>
-      </w:r>
-      <w:r>
-        <w:rPr>
-          <w:b w:val="0"/>
-        </w:rPr>
-        <w:t xml:space="preserve"> cards and model only the first deciding step. Accept a spoken explanation or drawing; retain the reasoning goal.</w:t>
-      </w:r>
-    </w:p>
-    <w:p>
-      <w:pPr>
-        <w:pStyle w:val="Heading3"/>
-      </w:pPr>
-      <w:r>
-        <w:t>Extend the reasoning</w:t>
-      </w:r>
-    </w:p>
-    <w:p>
-      <w:pPr>
-        <w:spacing w:line="336" w:lineRule="auto" w:after="180"/>
-        <w:shd w:fill="F5F1FB"/>
-      </w:pPr>
-      <w:r>
-        <w:rPr>
-          <w:b w:val="0"/>
-        </w:rPr>
-        <w:t xml:space="preserve">Extension: Swap only A’s </w:t>
-      </w:r>
-      <w:r>
-        <w:rPr>
-          <w:b/>
-        </w:rPr>
-        <w:t>vector</w:t>
-      </w:r>
-      <w:r>
-        <w:rPr>
-          <w:b w:val="0"/>
-        </w:rPr>
-        <w:t xml:space="preserve"> order before </w:t>
-      </w:r>
-      <w:r>
-        <w:rPr>
-          <w:b/>
-        </w:rPr>
-        <w:t>prediction</w:t>
-      </w:r>
-      <w:r>
-        <w:rPr>
-          <w:b w:val="0"/>
-        </w:rPr>
-        <w:t xml:space="preserve">. Require a </w:t>
-      </w:r>
-      <w:r>
-        <w:rPr>
-          <w:b/>
-        </w:rPr>
-        <w:t>prediction</w:t>
-      </w:r>
-      <w:r>
-        <w:rPr>
-          <w:b w:val="0"/>
-        </w:rPr>
-        <w:t xml:space="preserve"> and a reason before comparing. Expected result: The encoded </w:t>
-      </w:r>
-      <w:r>
-        <w:rPr>
-          <w:b/>
-        </w:rPr>
-        <w:t>input</w:t>
-      </w:r>
-      <w:r>
-        <w:rPr>
-          <w:b w:val="0"/>
-        </w:rPr>
-        <w:t xml:space="preserve"> becomes [7, 2], numerically identical to B’s original </w:t>
-      </w:r>
-      <w:r>
-        <w:rPr>
-          <w:b/>
-        </w:rPr>
-        <w:t>input</w:t>
-      </w:r>
-      <w:r>
-        <w:rPr>
-          <w:b w:val="0"/>
-        </w:rPr>
-        <w:t>.</w:t>
-      </w:r>
-    </w:p>
-    <w:p>
-      <w:pPr>
-        <w:spacing w:line="336" w:lineRule="auto" w:after="180"/>
-        <w:shd w:fill="F5F1FB"/>
-      </w:pPr>
-      <w:r>
-        <w:rPr>
-          <w:b w:val="0"/>
-        </w:rPr>
-        <w:t>Reason: Changing coordinate order changes feature meaning even if the numbers are unchanged.</w:t>
-      </w:r>
-    </w:p>
-    <w:p>
-      <w:pPr>
-        <w:pStyle w:val="Heading3"/>
-      </w:pPr>
-      <w:r>
-        <w:t>Protect the independent attempt</w:t>
-      </w:r>
-    </w:p>
-    <w:p>
-      <w:pPr>
-        <w:spacing w:line="336" w:lineRule="auto" w:after="180"/>
-        <w:shd w:fill="FFF5E6"/>
       </w:pPr>
       <w:r>
         <w:rPr>
@@ -5058,70 +5232,69 @@
     </w:tbl>
     <w:p>
       <w:pPr>
-        <w:pStyle w:val="Heading3"/>
-      </w:pPr>
-      <w:r>
-        <w:t>Project checkpoint</w:t>
+        <w:spacing w:line="336" w:lineRule="auto" w:after="180"/>
+      </w:pPr>
+      <w:r>
+        <w:rPr>
+          <w:b w:val="0"/>
+        </w:rPr>
+        <w:t xml:space="preserve">Project checkpoint: Frame the need. Name the user, the problem, allowed </w:t>
+      </w:r>
+      <w:r>
+        <w:rPr>
+          <w:b/>
+        </w:rPr>
+        <w:t>input</w:t>
+      </w:r>
+      <w:r>
+        <w:rPr>
+          <w:b w:val="0"/>
+        </w:rPr>
+        <w:t>s and a safe simple starting method.</w:t>
       </w:r>
     </w:p>
     <w:p>
       <w:pPr>
         <w:spacing w:line="336" w:lineRule="auto" w:after="180"/>
-        <w:shd w:fill="EDF7F3"/>
       </w:pPr>
       <w:r>
         <w:rPr>
           <w:b w:val="0"/>
         </w:rPr>
-        <w:t xml:space="preserve">Project checkpoint: Frame the need. Name the user, the problem, allowed </w:t>
+        <w:t xml:space="preserve">Use the weekly teacher answer for topic-specific reasoning. A saved progress tick is an activity record; judge mastery from the learner’s explanation and </w:t>
       </w:r>
       <w:r>
         <w:rPr>
           <w:b/>
         </w:rPr>
-        <w:t>input</w:t>
+        <w:t>evidence</w:t>
       </w:r>
       <w:r>
         <w:rPr>
           <w:b w:val="0"/>
         </w:rPr>
-        <w:t>s and a safe simple starting method.</w:t>
+        <w:t>.</w:t>
       </w:r>
     </w:p>
     <w:p>
       <w:pPr>
-        <w:spacing w:line="336" w:lineRule="auto" w:after="180"/>
-      </w:pPr>
-      <w:r>
-        <w:rPr>
-          <w:b w:val="0"/>
-        </w:rPr>
-        <w:t xml:space="preserve">Use the weekly teacher answer for topic-specific reasoning. A saved progress tick is an activity record; judge mastery from the learner’s explanation and </w:t>
-      </w:r>
-      <w:r>
-        <w:rPr>
-          <w:b/>
-        </w:rPr>
-        <w:t>evidence</w:t>
-      </w:r>
-      <w:r>
-        <w:rPr>
-          <w:b w:val="0"/>
-        </w:rPr>
-        <w:t>.</w:t>
+        <w:pStyle w:val="Heading1"/>
+      </w:pPr>
+      <w:r>
+        <w:t>08. Reference · Feedback,labs and repair paths</w:t>
       </w:r>
     </w:p>
     <w:p>
-      <w:pPr>
-        <w:pStyle w:val="Heading1"/>
-      </w:pPr>
-      <w:r>
-        <w:t>08. Use feedback, labs and repair paths</w:t>
+      <w:r>
+        <w:t>Retain the first attempt and the evidence used for a repair.</w:t>
       </w:r>
     </w:p>
     <w:p>
-      <w:r>
-        <w:t>Use feedback, earlier review and portfolios purposefully. Apply the coding routine only when this lesson has an executable lab.</w:t>
+      <w:pPr>
+        <w:pStyle w:val="Heading2"/>
+      </w:pPr>
+      <w:r>
+        <w:t>Feedback and record guidance</w:t>
       </w:r>
     </w:p>
     <w:p>
@@ -5220,40 +5393,17 @@
         <w:pStyle w:val="Heading1"/>
       </w:pPr>
       <w:r>
-        <w:t>09. Visual concept journey</w:t>
+        <w:t>09. Reference · Teach with the six pictures</w:t>
       </w:r>
     </w:p>
     <w:p>
       <w:r>
-        <w:t>Show one Representing inputs as vectors graphic at a time, request a prediction and discuss its trace before the independent assessment.</w:t>
+        <w:t>Choose one picture for a particular reasoning move.</w:t>
       </w:r>
     </w:p>
     <w:p>
       <w:pPr>
-        <w:spacing w:line="336" w:lineRule="auto" w:after="180"/>
-      </w:pPr>
-      <w:r>
-        <w:rPr>
-          <w:b w:val="0"/>
-        </w:rPr>
-        <w:t xml:space="preserve">Use one picture at a time. Hide a worked result before asking for a </w:t>
-      </w:r>
-      <w:r>
-        <w:rPr>
-          <w:b/>
-        </w:rPr>
-        <w:t>prediction</w:t>
-      </w:r>
-      <w:r>
-        <w:rPr>
-          <w:b w:val="0"/>
-        </w:rPr>
-        <w:t>, then reveal it for feedback. These are supported teaching cases; retain the separate independent assessment for a fresh first attempt.</w:t>
-      </w:r>
-    </w:p>
-    <w:p>
-      <w:pPr>
-        <w:pStyle w:val="Heading3"/>
+        <w:pStyle w:val="Heading2"/>
       </w:pPr>
       <w:r>
         <w:t>01. Representing inputs as vectors: the case</w:t>
@@ -5264,7 +5414,7 @@
         <w:drawing>
           <wp:inline xmlns:a="http://schemas.openxmlformats.org/drawingml/2006/main" xmlns:pic="http://schemas.openxmlformats.org/drawingml/2006/picture">
             <wp:extent cx="5486400" cy="3142488"/>
-            <wp:docPr id="2" name="Picture 2" descr="Encode the same pixel measurements in a fixed vector order. Supplied facts: Toy image features are [left_brightness, right_brightness], each = 0..10. ImageA has left 2, right 7; imageB has left 7, right 2. All inputs and outcomes in this worked example are invented classroom data; no real model run is claimed."/>
+            <wp:docPr id="3" name="Picture 3" descr="Encode the same pixel measurements in a fixed vector order. Supplied facts: Toy image features are [left_brightness, right_brightness], each = 0..10. ImageA has left 2, right 7; imageB has left 7, right 2. All inputs and outcomes in this worked example are invented classroom data; no real model run is claimed."/>
             <wp:cNvGraphicFramePr>
               <a:graphicFrameLocks noChangeAspect="1"/>
             </wp:cNvGraphicFramePr>
@@ -5276,7 +5426,7 @@
                     <pic:cNvPicPr/>
                   </pic:nvPicPr>
                   <pic:blipFill>
-                    <a:blip r:embed="rId10"/>
+                    <a:blip r:embed="rId11"/>
                     <a:stretch>
                       <a:fillRect/>
                     </a:stretch>
@@ -5344,7 +5494,6 @@
     <w:p>
       <w:pPr>
         <w:spacing w:line="336" w:lineRule="auto" w:after="180"/>
-        <w:shd w:fill="F5F1FB"/>
       </w:pPr>
       <w:r>
         <w:rPr>
@@ -5355,27 +5504,18 @@
     </w:p>
     <w:p>
       <w:pPr>
-        <w:pStyle w:val="Heading3"/>
-      </w:pPr>
-      <w:r>
-        <w:t>Discuss while showing the picture</w:t>
+        <w:spacing w:line="336" w:lineRule="auto" w:after="180"/>
+      </w:pPr>
+      <w:r>
+        <w:rPr>
+          <w:b w:val="0"/>
+        </w:rPr>
+        <w:t>Teacher prompt: Point to the given fact that matters most. Explain why it matters. Ask learners to describe one label or arrow in ordinary words. Use the adjacent transcript if the image is difficult to see.</w:t>
       </w:r>
     </w:p>
     <w:p>
       <w:pPr>
-        <w:spacing w:line="336" w:lineRule="auto" w:after="180"/>
-        <w:shd w:fill="F1F6F8"/>
-      </w:pPr>
-      <w:r>
-        <w:rPr>
-          <w:b w:val="0"/>
-        </w:rPr>
-        <w:t>Teacher prompt: Point to the given fact that matters most. Explain why it matters. Ask learners to describe one label or arrow in ordinary words. Use the adjacent transcript if the image is difficult to see.</w:t>
-      </w:r>
-    </w:p>
-    <w:p>
-      <w:pPr>
-        <w:pStyle w:val="Heading3"/>
+        <w:pStyle w:val="Heading2"/>
       </w:pPr>
       <w:r>
         <w:t>02. Follow the deciding steps</w:t>
@@ -5386,7 +5526,7 @@
         <w:drawing>
           <wp:inline xmlns:a="http://schemas.openxmlformats.org/drawingml/2006/main" xmlns:pic="http://schemas.openxmlformats.org/drawingml/2006/picture">
             <wp:extent cx="5486400" cy="3493008"/>
-            <wp:docPr id="3" name="Picture 3" descr="Declare coordinate order: Coordinate 0 is left brightness; coordinate 1 is right brightness. → Encode both images: A becomes [2, 7]; B becomes [7, 2]. Their sums match but their spatial patterns differ. → Check input contract: Use the same order when training and predicting; record missing measurements rather than guessing."/>
+            <wp:docPr id="4" name="Picture 4" descr="Declare coordinate order: Coordinate 0 is left brightness; coordinate 1 is right brightness. → Encode both images: A becomes [2, 7]; B becomes [7, 2]. Their sums match but their spatial patterns differ. → Check input contract: Use the same order when training and predicting; record missing measurements rather than guessing."/>
             <wp:cNvGraphicFramePr>
               <a:graphicFrameLocks noChangeAspect="1"/>
             </wp:cNvGraphicFramePr>
@@ -5398,7 +5538,7 @@
                     <pic:cNvPicPr/>
                   </pic:nvPicPr>
                   <pic:blipFill>
-                    <a:blip r:embed="rId11"/>
+                    <a:blip r:embed="rId9"/>
                     <a:stretch>
                       <a:fillRect/>
                     </a:stretch>
@@ -5466,7 +5606,6 @@
     <w:p>
       <w:pPr>
         <w:spacing w:line="336" w:lineRule="auto" w:after="180"/>
-        <w:shd w:fill="F5F1FB"/>
       </w:pPr>
       <w:r>
         <w:rPr>
@@ -5489,39 +5628,30 @@
     </w:p>
     <w:p>
       <w:pPr>
-        <w:pStyle w:val="Heading3"/>
-      </w:pPr>
-      <w:r>
-        <w:t>Discuss while showing the picture</w:t>
+        <w:spacing w:line="336" w:lineRule="auto" w:after="180"/>
+      </w:pPr>
+      <w:r>
+        <w:rPr>
+          <w:b w:val="0"/>
+        </w:rPr>
+        <w:t xml:space="preserve">Teacher prompt: Point to each numbered stage and explain which recorded </w:t>
+      </w:r>
+      <w:r>
+        <w:rPr>
+          <w:b/>
+        </w:rPr>
+        <w:t>input</w:t>
+      </w:r>
+      <w:r>
+        <w:rPr>
+          <w:b w:val="0"/>
+        </w:rPr>
+        <w:t xml:space="preserve"> it uses. Ask learners to describe one label or arrow in ordinary words. Use the adjacent transcript if the image is difficult to see.</w:t>
       </w:r>
     </w:p>
     <w:p>
       <w:pPr>
-        <w:spacing w:line="336" w:lineRule="auto" w:after="180"/>
-        <w:shd w:fill="F1F6F8"/>
-      </w:pPr>
-      <w:r>
-        <w:rPr>
-          <w:b w:val="0"/>
-        </w:rPr>
-        <w:t xml:space="preserve">Teacher prompt: Point to each numbered stage and explain which recorded </w:t>
-      </w:r>
-      <w:r>
-        <w:rPr>
-          <w:b/>
-        </w:rPr>
-        <w:t>input</w:t>
-      </w:r>
-      <w:r>
-        <w:rPr>
-          <w:b w:val="0"/>
-        </w:rPr>
-        <w:t xml:space="preserve"> it uses. Ask learners to describe one label or arrow in ordinary words. Use the adjacent transcript if the image is difficult to see.</w:t>
-      </w:r>
-    </w:p>
-    <w:p>
-      <w:pPr>
-        <w:pStyle w:val="Heading3"/>
+        <w:pStyle w:val="Heading2"/>
       </w:pPr>
       <w:r>
         <w:t>03. An input vector keeps an agreed order</w:t>
@@ -5532,7 +5662,7 @@
         <w:drawing>
           <wp:inline xmlns:a="http://schemas.openxmlformats.org/drawingml/2006/main" xmlns:pic="http://schemas.openxmlformats.org/drawingml/2006/picture">
             <wp:extent cx="5486400" cy="2834640"/>
-            <wp:docPr id="4" name="Picture 4" descr="An input vector keeps an agreed order. D width 50 mm | Divide width by 10 | First component 5. D height 30 mm | Divide height by 10 | Second component 3. Schema width then height | Keep named positions | Vector [5, 3] in cm"/>
+            <wp:docPr id="5" name="Picture 5" descr="An input vector keeps an agreed order. D width 50 mm | Divide width by 10 | First component 5. D height 30 mm | Divide height by 10 | Second component 3. Schema width then height | Keep named positions | Vector [5, 3] in cm"/>
             <wp:cNvGraphicFramePr>
               <a:graphicFrameLocks noChangeAspect="1"/>
             </wp:cNvGraphicFramePr>
@@ -5649,7 +5779,6 @@
     <w:p>
       <w:pPr>
         <w:spacing w:line="336" w:lineRule="auto" w:after="180"/>
-        <w:shd w:fill="F5F1FB"/>
       </w:pPr>
       <w:r>
         <w:rPr>
@@ -5660,27 +5789,18 @@
     </w:p>
     <w:p>
       <w:pPr>
-        <w:pStyle w:val="Heading3"/>
-      </w:pPr>
-      <w:r>
-        <w:t>Discuss while showing the picture</w:t>
+        <w:spacing w:line="336" w:lineRule="auto" w:after="180"/>
+      </w:pPr>
+      <w:r>
+        <w:rPr>
+          <w:b w:val="0"/>
+        </w:rPr>
+        <w:t>Teacher prompt: Read the labels and values. Explain the relationship the model shows. Ask learners to describe one label or arrow in ordinary words. Use the adjacent transcript if the image is difficult to see.</w:t>
       </w:r>
     </w:p>
     <w:p>
       <w:pPr>
-        <w:spacing w:line="336" w:lineRule="auto" w:after="180"/>
-        <w:shd w:fill="F1F6F8"/>
-      </w:pPr>
-      <w:r>
-        <w:rPr>
-          <w:b w:val="0"/>
-        </w:rPr>
-        <w:t>Teacher prompt: Read the labels and values. Explain the relationship the model shows. Ask learners to describe one label or arrow in ordinary words. Use the adjacent transcript if the image is difficult to see.</w:t>
-      </w:r>
-    </w:p>
-    <w:p>
-      <w:pPr>
-        <w:pStyle w:val="Heading3"/>
+        <w:pStyle w:val="Heading2"/>
       </w:pPr>
       <w:r>
         <w:t>04. Change one thing. Trace what follows.</w:t>
@@ -5691,7 +5811,7 @@
         <w:drawing>
           <wp:inline xmlns:a="http://schemas.openxmlformats.org/drawingml/2006/main" xmlns:pic="http://schemas.openxmlformats.org/drawingml/2006/picture">
             <wp:extent cx="5486400" cy="3041904"/>
-            <wp:docPr id="5" name="Picture 5" descr="Original case: Use the same order when training and predicting; record missing measurements rather than guessing. Changed condition: Swap only A’s vector order before prediction. Expected result: The encoded input becomes [7, 2], numerically identical to B’s original input. Reason: Changing coordinate order changes feature meaning even if the numbers are unchanged."/>
+            <wp:docPr id="6" name="Picture 6" descr="Original case: Use the same order when training and predicting; record missing measurements rather than guessing. Changed condition: Swap only A’s vector order before prediction. Expected result: The encoded input becomes [7, 2], numerically identical to B’s original input. Reason: Changing coordinate order changes feature meaning even if the numbers are unchanged."/>
             <wp:cNvGraphicFramePr>
               <a:graphicFrameLocks noChangeAspect="1"/>
             </wp:cNvGraphicFramePr>
@@ -5807,7 +5927,6 @@
     <w:p>
       <w:pPr>
         <w:spacing w:line="336" w:lineRule="auto" w:after="180"/>
-        <w:shd w:fill="F5F1FB"/>
       </w:pPr>
       <w:r>
         <w:rPr>
@@ -5818,39 +5937,29 @@
     </w:p>
     <w:p>
       <w:pPr>
-        <w:pStyle w:val="Heading3"/>
-      </w:pPr>
-      <w:r>
-        <w:t>Discuss while showing the picture</w:t>
+        <w:spacing w:line="336" w:lineRule="auto" w:after="180"/>
+      </w:pPr>
+      <w:r>
+        <w:rPr>
+          <w:b w:val="0"/>
+        </w:rPr>
+        <w:t>Teacher prompt: Predict before checking the worked changed-case result. Name what changed and what the supplied facts allow you to conclude. Ask learners to describe one label or arrow in ordinary words.</w:t>
       </w:r>
     </w:p>
     <w:p>
       <w:pPr>
         <w:spacing w:line="336" w:lineRule="auto" w:after="180"/>
-        <w:shd w:fill="F1F6F8"/>
       </w:pPr>
       <w:r>
         <w:rPr>
           <w:b w:val="0"/>
         </w:rPr>
-        <w:t>Teacher prompt: Predict before checking the worked changed-case result. Name what changed and what the supplied facts allow you to conclude. Ask learners to describe one label or arrow in ordinary words.</w:t>
+        <w:t>Use the adjacent transcript if the image is difficult to see. Changed-case reasoning: Changing coordinate order changes feature meaning even if the numbers are unchanged.</w:t>
       </w:r>
     </w:p>
     <w:p>
       <w:pPr>
-        <w:spacing w:line="336" w:lineRule="auto" w:after="180"/>
-        <w:shd w:fill="F1F6F8"/>
-      </w:pPr>
-      <w:r>
-        <w:rPr>
-          <w:b w:val="0"/>
-        </w:rPr>
-        <w:t>Use the adjacent transcript if the image is difficult to see. Changed-case reasoning: Changing coordinate order changes feature meaning even if the numbers are unchanged.</w:t>
-      </w:r>
-    </w:p>
-    <w:p>
-      <w:pPr>
-        <w:pStyle w:val="Heading3"/>
+        <w:pStyle w:val="Heading2"/>
       </w:pPr>
       <w:r>
         <w:t>05. Connect the explanation to its limit</w:t>
@@ -5861,7 +5970,7 @@
         <w:drawing>
           <wp:inline xmlns:a="http://schemas.openxmlformats.org/drawingml/2006/main" xmlns:pic="http://schemas.openxmlformats.org/drawingml/2006/picture">
             <wp:extent cx="5486400" cy="2834640"/>
-            <wp:docPr id="6" name="Picture 6" descr="A vector is an ordered list, so the position of a number carries meaning. Here the first number always means left brightness. Adding the two measurements keeps total brightness but discards which side is brighter. A network receives the representation we give it; it cannot recover a lost distinction just because it has more layers. Limit: These two features are simplified measurements, not a complete image representation or evidence of learned vision."/>
+            <wp:docPr id="7" name="Picture 7" descr="A vector is an ordered list, so the position of a number carries meaning. Here the first number always means left brightness. Adding the two measurements keeps total brightness but discards which side is brighter. A network receives the representation we give it; it cannot recover a lost distinction just because it has more layers. Limit: These two features are simplified measurements, not a complete image representation or evidence of learned vision."/>
             <wp:cNvGraphicFramePr>
               <a:graphicFrameLocks noChangeAspect="1"/>
             </wp:cNvGraphicFramePr>
@@ -5952,7 +6061,6 @@
     <w:p>
       <w:pPr>
         <w:spacing w:line="336" w:lineRule="auto" w:after="180"/>
-        <w:shd w:fill="F5F1FB"/>
       </w:pPr>
       <w:r>
         <w:rPr>
@@ -5963,51 +6071,41 @@
     </w:p>
     <w:p>
       <w:pPr>
-        <w:pStyle w:val="Heading3"/>
-      </w:pPr>
-      <w:r>
-        <w:t>Discuss while showing the picture</w:t>
+        <w:spacing w:line="336" w:lineRule="auto" w:after="180"/>
+      </w:pPr>
+      <w:r>
+        <w:rPr>
+          <w:b w:val="0"/>
+        </w:rPr>
+        <w:t>Teacher prompt: Explain the case, then point to a limit on the claim. Ask learners to describe one label or arrow in ordinary words. Use the adjacent transcript if the image is difficult to see.</w:t>
       </w:r>
     </w:p>
     <w:p>
       <w:pPr>
         <w:spacing w:line="336" w:lineRule="auto" w:after="180"/>
-        <w:shd w:fill="F1F6F8"/>
       </w:pPr>
       <w:r>
         <w:rPr>
           <w:b w:val="0"/>
         </w:rPr>
-        <w:t>Teacher prompt: Explain the case, then point to a limit on the claim. Ask learners to describe one label or arrow in ordinary words. Use the adjacent transcript if the image is difficult to see.</w:t>
+        <w:t xml:space="preserve">Keep the stated scope: These two features are simplified measurements, not a complete image representation or </w:t>
+      </w:r>
+      <w:r>
+        <w:rPr>
+          <w:b/>
+        </w:rPr>
+        <w:t>evidence</w:t>
+      </w:r>
+      <w:r>
+        <w:rPr>
+          <w:b w:val="0"/>
+        </w:rPr>
+        <w:t xml:space="preserve"> of learned vision.</w:t>
       </w:r>
     </w:p>
     <w:p>
       <w:pPr>
-        <w:spacing w:line="336" w:lineRule="auto" w:after="180"/>
-        <w:shd w:fill="F1F6F8"/>
-      </w:pPr>
-      <w:r>
-        <w:rPr>
-          <w:b w:val="0"/>
-        </w:rPr>
-        <w:t xml:space="preserve">Keep the stated scope: These two features are simplified measurements, not a complete image representation or </w:t>
-      </w:r>
-      <w:r>
-        <w:rPr>
-          <w:b/>
-        </w:rPr>
-        <w:t>evidence</w:t>
-      </w:r>
-      <w:r>
-        <w:rPr>
-          <w:b w:val="0"/>
-        </w:rPr>
-        <w:t xml:space="preserve"> of learned vision.</w:t>
-      </w:r>
-    </w:p>
-    <w:p>
-      <w:pPr>
-        <w:pStyle w:val="Heading3"/>
+        <w:pStyle w:val="Heading2"/>
       </w:pPr>
       <w:r>
         <w:t>06. Make the idea visible in your project</w:t>
@@ -6018,7 +6116,7 @@
         <w:drawing>
           <wp:inline xmlns:a="http://schemas.openxmlformats.org/drawingml/2006/main" xmlns:pic="http://schemas.openxmlformats.org/drawingml/2006/picture">
             <wp:extent cx="5486400" cy="3681984"/>
-            <wp:docPr id="7" name="Picture 7" descr="For your Image-pattern Network Investigation, save the input, procedure, observed result and limitation of this check. Label this worked example as practice; use a different, previously unreviewed case when checking independent understanding. Draw your input, deciding step, result and limit. Supported question: Why does equal total brightness not make A and B identical inputs? Point to the relevant step in the picture, then write the changed result and the rule or evidence that supports it."/>
+            <wp:docPr id="8" name="Picture 8" descr="For your Image-pattern Network Investigation, save the input, procedure, observed result and limitation of this check. Label this worked example as practice; use a different, previously unreviewed case when checking independent understanding. Draw your input, deciding step, result and limit. Supported question: Why does equal total brightness not make A and B identical inputs? Point to the relevant step in the picture, then write the changed result and the rule or evidence that supports it."/>
             <wp:cNvGraphicFramePr>
               <a:graphicFrameLocks noChangeAspect="1"/>
             </wp:cNvGraphicFramePr>
@@ -6133,7 +6231,6 @@
     <w:p>
       <w:pPr>
         <w:spacing w:line="336" w:lineRule="auto" w:after="180"/>
-        <w:shd w:fill="F5F1FB"/>
       </w:pPr>
       <w:r>
         <w:rPr>
@@ -6156,94 +6253,162 @@
     </w:p>
     <w:p>
       <w:pPr>
-        <w:pStyle w:val="Heading3"/>
-      </w:pPr>
-      <w:r>
-        <w:t>Discuss while showing the picture</w:t>
+        <w:spacing w:line="336" w:lineRule="auto" w:after="180"/>
+      </w:pPr>
+      <w:r>
+        <w:rPr>
+          <w:b w:val="0"/>
+        </w:rPr>
+        <w:t xml:space="preserve">Teacher prompt: Draw your project trace and justify the deciding step using </w:t>
+      </w:r>
+      <w:r>
+        <w:rPr>
+          <w:b/>
+        </w:rPr>
+        <w:t>evidence</w:t>
+      </w:r>
+      <w:r>
+        <w:rPr>
+          <w:b w:val="0"/>
+        </w:rPr>
+        <w:t>. Ask learners to describe one label or arrow in ordinary words. Use the adjacent transcript if the image is difficult to see.</w:t>
       </w:r>
     </w:p>
     <w:p>
       <w:pPr>
         <w:spacing w:line="336" w:lineRule="auto" w:after="180"/>
-        <w:shd w:fill="F1F6F8"/>
       </w:pPr>
       <w:r>
         <w:rPr>
           <w:b w:val="0"/>
         </w:rPr>
-        <w:t xml:space="preserve">Teacher prompt: Draw your project trace and justify the deciding step using </w:t>
+        <w:t xml:space="preserve">Supported practice key: A and B place brightness in different positions. The ordered </w:t>
       </w:r>
       <w:r>
         <w:rPr>
           <w:b/>
         </w:rPr>
-        <w:t>evidence</w:t>
+        <w:t>vector</w:t>
       </w:r>
       <w:r>
         <w:rPr>
           <w:b w:val="0"/>
         </w:rPr>
-        <w:t>. Ask learners to describe one label or arrow in ordinary words. Use the adjacent transcript if the image is difficult to see.</w:t>
+        <w:t>s distinguish left/right structure; their common sum 9 loses that distinction.</w:t>
       </w:r>
     </w:p>
     <w:p>
       <w:pPr>
         <w:spacing w:line="336" w:lineRule="auto" w:after="180"/>
-        <w:shd w:fill="F1F6F8"/>
       </w:pPr>
       <w:r>
         <w:rPr>
           <w:b w:val="0"/>
         </w:rPr>
-        <w:t xml:space="preserve">Supported practice key: A and B place brightness in different positions. The ordered </w:t>
+        <w:t xml:space="preserve">Changed-case check: The encoded </w:t>
       </w:r>
       <w:r>
         <w:rPr>
           <w:b/>
         </w:rPr>
-        <w:t>vector</w:t>
+        <w:t>input</w:t>
       </w:r>
       <w:r>
         <w:rPr>
           <w:b w:val="0"/>
         </w:rPr>
-        <w:t>s distinguish left/right structure; their common sum 9 loses that distinction.</w:t>
+        <w:t xml:space="preserve"> becomes [7, 2], numerically identical to B’s original </w:t>
+      </w:r>
+      <w:r>
+        <w:rPr>
+          <w:b/>
+        </w:rPr>
+        <w:t>input</w:t>
+      </w:r>
+      <w:r>
+        <w:rPr>
+          <w:b w:val="0"/>
+        </w:rPr>
+        <w:t>. Changing coordinate order changes feature meaning even if the numbers are unchanged.</w:t>
       </w:r>
     </w:p>
     <w:p>
       <w:pPr>
+        <w:pStyle w:val="Heading2"/>
+      </w:pPr>
+      <w:r>
+        <w:t>Earlier wording, alternatives and picture transcripts · reference / check after trying</w:t>
+      </w:r>
+    </w:p>
+    <w:p>
+      <w:pPr>
         <w:spacing w:line="336" w:lineRule="auto" w:after="180"/>
-        <w:shd w:fill="F1F6F8"/>
       </w:pPr>
       <w:r>
         <w:rPr>
           <w:b w:val="0"/>
         </w:rPr>
-        <w:t xml:space="preserve">Changed-case check: The encoded </w:t>
+        <w:t xml:space="preserve">Use one picture at a time. Hide a worked result before asking for a </w:t>
       </w:r>
       <w:r>
         <w:rPr>
           <w:b/>
         </w:rPr>
-        <w:t>input</w:t>
+        <w:t>prediction</w:t>
       </w:r>
       <w:r>
         <w:rPr>
           <w:b w:val="0"/>
         </w:rPr>
-        <w:t xml:space="preserve"> becomes [7, 2], numerically identical to B’s original </w:t>
-      </w:r>
-      <w:r>
-        <w:rPr>
-          <w:b/>
-        </w:rPr>
-        <w:t>input</w:t>
-      </w:r>
-      <w:r>
-        <w:rPr>
-          <w:b w:val="0"/>
-        </w:rPr>
-        <w:t>. Changing coordinate order changes feature meaning even if the numbers are unchanged.</w:t>
+        <w:t>, then reveal it for feedback. These are supported teaching cases; retain the separate independent assessment for a fresh first attempt.</w:t>
+      </w:r>
+    </w:p>
+    <w:p>
+      <w:pPr>
+        <w:pStyle w:val="Heading3"/>
+      </w:pPr>
+      <w:r>
+        <w:t>01. Representing inputs as vectors: the case</w:t>
+      </w:r>
+    </w:p>
+    <w:p>
+      <w:pPr>
+        <w:pStyle w:val="Heading3"/>
+      </w:pPr>
+      <w:r>
+        <w:t>02. Follow the deciding steps</w:t>
+      </w:r>
+    </w:p>
+    <w:p>
+      <w:pPr>
+        <w:pStyle w:val="Heading3"/>
+      </w:pPr>
+      <w:r>
+        <w:t>03. An input vector keeps an agreed order</w:t>
+      </w:r>
+    </w:p>
+    <w:p>
+      <w:pPr>
+        <w:pStyle w:val="Heading3"/>
+      </w:pPr>
+      <w:r>
+        <w:t>04. Change one thing. Trace what follows.</w:t>
+      </w:r>
+    </w:p>
+    <w:p>
+      <w:pPr>
+        <w:pStyle w:val="Heading3"/>
+      </w:pPr>
+      <w:r>
+        <w:t>05. Connect the explanation to its limit</w:t>
+      </w:r>
+    </w:p>
+    <w:p>
+      <w:pPr>
+        <w:pStyle w:val="Heading3"/>
+      </w:pPr>
+      <w:r>
+        <w:t>06. Make the idea visible in your project</w:t>
       </w:r>
     </w:p>
     <w:sectPr>
